--- a/6 семестр/Автоматизированные системы управление элементами промышленных и административных объектов/Практическая работа №13/Отчет ВраженкоДО.docx
+++ b/6 семестр/Автоматизированные системы управление элементами промышленных и административных объектов/Практическая работа №13/Отчет ВраженкоДО.docx
@@ -496,8 +496,8 @@
         <w:gridCol w:w="2534"/>
         <w:gridCol w:w="4834"/>
         <w:gridCol w:w="1107"/>
-        <w:gridCol w:w="536"/>
-        <w:gridCol w:w="1127"/>
+        <w:gridCol w:w="535"/>
+        <w:gridCol w:w="1128"/>
       </w:tblGrid>
       <w:tr>
         <w:trPr/>
@@ -582,7 +582,7 @@
         </w:tc>
         <w:tc>
           <w:tcPr>
-            <w:tcW w:w="1643" w:type="dxa"/>
+            <w:tcW w:w="1642" w:type="dxa"/>
             <w:gridSpan w:val="2"/>
             <w:tcBorders>
               <w:top w:val="nil"/>
@@ -651,7 +651,7 @@
         </w:tc>
         <w:tc>
           <w:tcPr>
-            <w:tcW w:w="1127" w:type="dxa"/>
+            <w:tcW w:w="1128" w:type="dxa"/>
             <w:tcBorders>
               <w:top w:val="nil"/>
               <w:left w:val="nil"/>
@@ -779,7 +779,7 @@
         </w:tc>
         <w:tc>
           <w:tcPr>
-            <w:tcW w:w="1643" w:type="dxa"/>
+            <w:tcW w:w="1642" w:type="dxa"/>
             <w:gridSpan w:val="2"/>
             <w:tcBorders>
               <w:top w:val="nil"/>
@@ -868,7 +868,7 @@
         </w:tc>
         <w:tc>
           <w:tcPr>
-            <w:tcW w:w="1127" w:type="dxa"/>
+            <w:tcW w:w="1128" w:type="dxa"/>
             <w:tcBorders>
               <w:top w:val="nil"/>
               <w:left w:val="nil"/>
@@ -1202,7 +1202,7 @@
         <w:rPr/>
         <w:drawing>
           <wp:inline distT="0" distB="0" distL="0" distR="0">
-            <wp:extent cx="5760085" cy="5950585"/>
+            <wp:extent cx="5940425" cy="3611245"/>
             <wp:effectExtent l="0" t="0" r="0" b="0"/>
             <wp:docPr id="3" name="Изображение1"/>
             <wp:cNvGraphicFramePr>
@@ -1226,7 +1226,7 @@
                   <pic:spPr bwMode="auto">
                     <a:xfrm>
                       <a:off x="0" y="0"/>
-                      <a:ext cx="5760085" cy="5950585"/>
+                      <a:ext cx="5940425" cy="3611245"/>
                     </a:xfrm>
                     <a:prstGeom prst="rect">
                       <a:avLst/>
@@ -1242,7 +1242,7 @@
     </w:p>
     <w:p>
       <w:pPr>
-        <w:pStyle w:val="user6"/>
+        <w:pStyle w:val="Style18"/>
         <w:rPr/>
       </w:pPr>
       <w:r>
@@ -1271,11 +1271,7 @@
       </w:r>
       <w:r>
         <w:rPr/>
-        <w:t xml:space="preserve"> - </w:t>
-      </w:r>
-      <w:r>
-        <w:rPr/>
-        <w:t>Схема компьютерной сети</w:t>
+        <w:t xml:space="preserve"> - Схема компьютерной сети</w:t>
       </w:r>
     </w:p>
     <w:p>
@@ -1338,8 +1334,8 @@
         </w:tblCellMar>
       </w:tblPr>
       <w:tblGrid>
-        <w:gridCol w:w="2470"/>
-        <w:gridCol w:w="3616"/>
+        <w:gridCol w:w="2469"/>
+        <w:gridCol w:w="3617"/>
         <w:gridCol w:w="3269"/>
       </w:tblGrid>
       <w:tr>
@@ -1348,7 +1344,7 @@
         </w:trPr>
         <w:tc>
           <w:tcPr>
-            <w:tcW w:w="2470" w:type="dxa"/>
+            <w:tcW w:w="2469" w:type="dxa"/>
             <w:tcBorders>
               <w:top w:val="single" w:sz="2" w:space="0" w:color="000000"/>
               <w:left w:val="single" w:sz="2" w:space="0" w:color="000000"/>
@@ -1358,7 +1354,7 @@
           </w:tcPr>
           <w:p>
             <w:pPr>
-              <w:pStyle w:val="Style20"/>
+              <w:pStyle w:val="user8"/>
               <w:rPr/>
             </w:pPr>
             <w:r>
@@ -1369,7 +1365,7 @@
         </w:tc>
         <w:tc>
           <w:tcPr>
-            <w:tcW w:w="3616" w:type="dxa"/>
+            <w:tcW w:w="3617" w:type="dxa"/>
             <w:tcBorders>
               <w:top w:val="single" w:sz="2" w:space="0" w:color="000000"/>
               <w:left w:val="single" w:sz="2" w:space="0" w:color="000000"/>
@@ -1379,7 +1375,7 @@
           </w:tcPr>
           <w:p>
             <w:pPr>
-              <w:pStyle w:val="Style20"/>
+              <w:pStyle w:val="user8"/>
               <w:rPr/>
             </w:pPr>
             <w:r>
@@ -1401,7 +1397,7 @@
           </w:tcPr>
           <w:p>
             <w:pPr>
-              <w:pStyle w:val="Style20"/>
+              <w:pStyle w:val="user8"/>
               <w:rPr/>
             </w:pPr>
             <w:r>
@@ -1415,15 +1411,15 @@
         <w:trPr/>
         <w:tc>
           <w:tcPr>
-            <w:tcW w:w="2470" w:type="dxa"/>
-            <w:tcBorders>
-              <w:left w:val="single" w:sz="2" w:space="0" w:color="000000"/>
-              <w:bottom w:val="single" w:sz="2" w:space="0" w:color="000000"/>
-            </w:tcBorders>
-          </w:tcPr>
-          <w:p>
-            <w:pPr>
-              <w:pStyle w:val="Style19"/>
+            <w:tcW w:w="2469" w:type="dxa"/>
+            <w:tcBorders>
+              <w:left w:val="single" w:sz="2" w:space="0" w:color="000000"/>
+              <w:bottom w:val="single" w:sz="2" w:space="0" w:color="000000"/>
+            </w:tcBorders>
+          </w:tcPr>
+          <w:p>
+            <w:pPr>
+              <w:pStyle w:val="user7"/>
               <w:rPr/>
             </w:pPr>
             <w:r>
@@ -1434,15 +1430,15 @@
         </w:tc>
         <w:tc>
           <w:tcPr>
-            <w:tcW w:w="3616" w:type="dxa"/>
-            <w:tcBorders>
-              <w:left w:val="single" w:sz="2" w:space="0" w:color="000000"/>
-              <w:bottom w:val="single" w:sz="2" w:space="0" w:color="000000"/>
-            </w:tcBorders>
-          </w:tcPr>
-          <w:p>
-            <w:pPr>
-              <w:pStyle w:val="Style19"/>
+            <w:tcW w:w="3617" w:type="dxa"/>
+            <w:tcBorders>
+              <w:left w:val="single" w:sz="2" w:space="0" w:color="000000"/>
+              <w:bottom w:val="single" w:sz="2" w:space="0" w:color="000000"/>
+            </w:tcBorders>
+          </w:tcPr>
+          <w:p>
+            <w:pPr>
+              <w:pStyle w:val="user7"/>
               <w:rPr/>
             </w:pPr>
             <w:r>
@@ -1462,7 +1458,7 @@
           </w:tcPr>
           <w:p>
             <w:pPr>
-              <w:pStyle w:val="Style19"/>
+              <w:pStyle w:val="user7"/>
               <w:rPr/>
             </w:pPr>
             <w:r>
@@ -1476,15 +1472,15 @@
         <w:trPr/>
         <w:tc>
           <w:tcPr>
-            <w:tcW w:w="2470" w:type="dxa"/>
-            <w:tcBorders>
-              <w:left w:val="single" w:sz="2" w:space="0" w:color="000000"/>
-              <w:bottom w:val="single" w:sz="2" w:space="0" w:color="000000"/>
-            </w:tcBorders>
-          </w:tcPr>
-          <w:p>
-            <w:pPr>
-              <w:pStyle w:val="Style19"/>
+            <w:tcW w:w="2469" w:type="dxa"/>
+            <w:tcBorders>
+              <w:left w:val="single" w:sz="2" w:space="0" w:color="000000"/>
+              <w:bottom w:val="single" w:sz="2" w:space="0" w:color="000000"/>
+            </w:tcBorders>
+          </w:tcPr>
+          <w:p>
+            <w:pPr>
+              <w:pStyle w:val="user7"/>
               <w:rPr/>
             </w:pPr>
             <w:r>
@@ -1495,15 +1491,15 @@
         </w:tc>
         <w:tc>
           <w:tcPr>
-            <w:tcW w:w="3616" w:type="dxa"/>
-            <w:tcBorders>
-              <w:left w:val="single" w:sz="2" w:space="0" w:color="000000"/>
-              <w:bottom w:val="single" w:sz="2" w:space="0" w:color="000000"/>
-            </w:tcBorders>
-          </w:tcPr>
-          <w:p>
-            <w:pPr>
-              <w:pStyle w:val="Style19"/>
+            <w:tcW w:w="3617" w:type="dxa"/>
+            <w:tcBorders>
+              <w:left w:val="single" w:sz="2" w:space="0" w:color="000000"/>
+              <w:bottom w:val="single" w:sz="2" w:space="0" w:color="000000"/>
+            </w:tcBorders>
+          </w:tcPr>
+          <w:p>
+            <w:pPr>
+              <w:pStyle w:val="user7"/>
               <w:rPr/>
             </w:pPr>
             <w:r>
@@ -1523,7 +1519,7 @@
           </w:tcPr>
           <w:p>
             <w:pPr>
-              <w:pStyle w:val="Style19"/>
+              <w:pStyle w:val="user7"/>
               <w:rPr/>
             </w:pPr>
             <w:r>
@@ -1537,15 +1533,15 @@
         <w:trPr/>
         <w:tc>
           <w:tcPr>
-            <w:tcW w:w="2470" w:type="dxa"/>
-            <w:tcBorders>
-              <w:left w:val="single" w:sz="2" w:space="0" w:color="000000"/>
-              <w:bottom w:val="single" w:sz="2" w:space="0" w:color="000000"/>
-            </w:tcBorders>
-          </w:tcPr>
-          <w:p>
-            <w:pPr>
-              <w:pStyle w:val="Style19"/>
+            <w:tcW w:w="2469" w:type="dxa"/>
+            <w:tcBorders>
+              <w:left w:val="single" w:sz="2" w:space="0" w:color="000000"/>
+              <w:bottom w:val="single" w:sz="2" w:space="0" w:color="000000"/>
+            </w:tcBorders>
+          </w:tcPr>
+          <w:p>
+            <w:pPr>
+              <w:pStyle w:val="user7"/>
               <w:rPr/>
             </w:pPr>
             <w:r>
@@ -1556,15 +1552,15 @@
         </w:tc>
         <w:tc>
           <w:tcPr>
-            <w:tcW w:w="3616" w:type="dxa"/>
-            <w:tcBorders>
-              <w:left w:val="single" w:sz="2" w:space="0" w:color="000000"/>
-              <w:bottom w:val="single" w:sz="2" w:space="0" w:color="000000"/>
-            </w:tcBorders>
-          </w:tcPr>
-          <w:p>
-            <w:pPr>
-              <w:pStyle w:val="Style19"/>
+            <w:tcW w:w="3617" w:type="dxa"/>
+            <w:tcBorders>
+              <w:left w:val="single" w:sz="2" w:space="0" w:color="000000"/>
+              <w:bottom w:val="single" w:sz="2" w:space="0" w:color="000000"/>
+            </w:tcBorders>
+          </w:tcPr>
+          <w:p>
+            <w:pPr>
+              <w:pStyle w:val="user7"/>
               <w:rPr/>
             </w:pPr>
             <w:r>
@@ -1584,7 +1580,7 @@
           </w:tcPr>
           <w:p>
             <w:pPr>
-              <w:pStyle w:val="Style19"/>
+              <w:pStyle w:val="user7"/>
               <w:rPr/>
             </w:pPr>
             <w:r>
@@ -1598,15 +1594,15 @@
         <w:trPr/>
         <w:tc>
           <w:tcPr>
-            <w:tcW w:w="2470" w:type="dxa"/>
-            <w:tcBorders>
-              <w:left w:val="single" w:sz="2" w:space="0" w:color="000000"/>
-              <w:bottom w:val="single" w:sz="2" w:space="0" w:color="000000"/>
-            </w:tcBorders>
-          </w:tcPr>
-          <w:p>
-            <w:pPr>
-              <w:pStyle w:val="Style19"/>
+            <w:tcW w:w="2469" w:type="dxa"/>
+            <w:tcBorders>
+              <w:left w:val="single" w:sz="2" w:space="0" w:color="000000"/>
+              <w:bottom w:val="single" w:sz="2" w:space="0" w:color="000000"/>
+            </w:tcBorders>
+          </w:tcPr>
+          <w:p>
+            <w:pPr>
+              <w:pStyle w:val="user7"/>
               <w:rPr/>
             </w:pPr>
             <w:r>
@@ -1617,15 +1613,15 @@
         </w:tc>
         <w:tc>
           <w:tcPr>
-            <w:tcW w:w="3616" w:type="dxa"/>
-            <w:tcBorders>
-              <w:left w:val="single" w:sz="2" w:space="0" w:color="000000"/>
-              <w:bottom w:val="single" w:sz="2" w:space="0" w:color="000000"/>
-            </w:tcBorders>
-          </w:tcPr>
-          <w:p>
-            <w:pPr>
-              <w:pStyle w:val="Style19"/>
+            <w:tcW w:w="3617" w:type="dxa"/>
+            <w:tcBorders>
+              <w:left w:val="single" w:sz="2" w:space="0" w:color="000000"/>
+              <w:bottom w:val="single" w:sz="2" w:space="0" w:color="000000"/>
+            </w:tcBorders>
+          </w:tcPr>
+          <w:p>
+            <w:pPr>
+              <w:pStyle w:val="user7"/>
               <w:rPr/>
             </w:pPr>
             <w:r>
@@ -1645,7 +1641,7 @@
           </w:tcPr>
           <w:p>
             <w:pPr>
-              <w:pStyle w:val="Style19"/>
+              <w:pStyle w:val="user7"/>
               <w:rPr/>
             </w:pPr>
             <w:r>
@@ -1659,15 +1655,15 @@
         <w:trPr/>
         <w:tc>
           <w:tcPr>
-            <w:tcW w:w="2470" w:type="dxa"/>
-            <w:tcBorders>
-              <w:left w:val="single" w:sz="2" w:space="0" w:color="000000"/>
-              <w:bottom w:val="single" w:sz="2" w:space="0" w:color="000000"/>
-            </w:tcBorders>
-          </w:tcPr>
-          <w:p>
-            <w:pPr>
-              <w:pStyle w:val="Style19"/>
+            <w:tcW w:w="2469" w:type="dxa"/>
+            <w:tcBorders>
+              <w:left w:val="single" w:sz="2" w:space="0" w:color="000000"/>
+              <w:bottom w:val="single" w:sz="2" w:space="0" w:color="000000"/>
+            </w:tcBorders>
+          </w:tcPr>
+          <w:p>
+            <w:pPr>
+              <w:pStyle w:val="user7"/>
               <w:rPr/>
             </w:pPr>
             <w:r>
@@ -1678,15 +1674,15 @@
         </w:tc>
         <w:tc>
           <w:tcPr>
-            <w:tcW w:w="3616" w:type="dxa"/>
-            <w:tcBorders>
-              <w:left w:val="single" w:sz="2" w:space="0" w:color="000000"/>
-              <w:bottom w:val="single" w:sz="2" w:space="0" w:color="000000"/>
-            </w:tcBorders>
-          </w:tcPr>
-          <w:p>
-            <w:pPr>
-              <w:pStyle w:val="Style19"/>
+            <w:tcW w:w="3617" w:type="dxa"/>
+            <w:tcBorders>
+              <w:left w:val="single" w:sz="2" w:space="0" w:color="000000"/>
+              <w:bottom w:val="single" w:sz="2" w:space="0" w:color="000000"/>
+            </w:tcBorders>
+          </w:tcPr>
+          <w:p>
+            <w:pPr>
+              <w:pStyle w:val="user7"/>
               <w:rPr/>
             </w:pPr>
             <w:r>
@@ -1706,7 +1702,7 @@
           </w:tcPr>
           <w:p>
             <w:pPr>
-              <w:pStyle w:val="Style19"/>
+              <w:pStyle w:val="user7"/>
               <w:rPr/>
             </w:pPr>
             <w:r>
@@ -1720,15 +1716,15 @@
         <w:trPr/>
         <w:tc>
           <w:tcPr>
-            <w:tcW w:w="2470" w:type="dxa"/>
-            <w:tcBorders>
-              <w:left w:val="single" w:sz="2" w:space="0" w:color="000000"/>
-              <w:bottom w:val="single" w:sz="2" w:space="0" w:color="000000"/>
-            </w:tcBorders>
-          </w:tcPr>
-          <w:p>
-            <w:pPr>
-              <w:pStyle w:val="Style19"/>
+            <w:tcW w:w="2469" w:type="dxa"/>
+            <w:tcBorders>
+              <w:left w:val="single" w:sz="2" w:space="0" w:color="000000"/>
+              <w:bottom w:val="single" w:sz="2" w:space="0" w:color="000000"/>
+            </w:tcBorders>
+          </w:tcPr>
+          <w:p>
+            <w:pPr>
+              <w:pStyle w:val="user7"/>
               <w:rPr/>
             </w:pPr>
             <w:r>
@@ -1739,15 +1735,15 @@
         </w:tc>
         <w:tc>
           <w:tcPr>
-            <w:tcW w:w="3616" w:type="dxa"/>
-            <w:tcBorders>
-              <w:left w:val="single" w:sz="2" w:space="0" w:color="000000"/>
-              <w:bottom w:val="single" w:sz="2" w:space="0" w:color="000000"/>
-            </w:tcBorders>
-          </w:tcPr>
-          <w:p>
-            <w:pPr>
-              <w:pStyle w:val="Style19"/>
+            <w:tcW w:w="3617" w:type="dxa"/>
+            <w:tcBorders>
+              <w:left w:val="single" w:sz="2" w:space="0" w:color="000000"/>
+              <w:bottom w:val="single" w:sz="2" w:space="0" w:color="000000"/>
+            </w:tcBorders>
+          </w:tcPr>
+          <w:p>
+            <w:pPr>
+              <w:pStyle w:val="user7"/>
               <w:rPr/>
             </w:pPr>
             <w:r>
@@ -1767,7 +1763,7 @@
           </w:tcPr>
           <w:p>
             <w:pPr>
-              <w:pStyle w:val="Style19"/>
+              <w:pStyle w:val="user7"/>
               <w:rPr/>
             </w:pPr>
             <w:r>
@@ -1781,15 +1777,15 @@
         <w:trPr/>
         <w:tc>
           <w:tcPr>
-            <w:tcW w:w="2470" w:type="dxa"/>
-            <w:tcBorders>
-              <w:left w:val="single" w:sz="2" w:space="0" w:color="000000"/>
-              <w:bottom w:val="single" w:sz="2" w:space="0" w:color="000000"/>
-            </w:tcBorders>
-          </w:tcPr>
-          <w:p>
-            <w:pPr>
-              <w:pStyle w:val="Style19"/>
+            <w:tcW w:w="2469" w:type="dxa"/>
+            <w:tcBorders>
+              <w:left w:val="single" w:sz="2" w:space="0" w:color="000000"/>
+              <w:bottom w:val="single" w:sz="2" w:space="0" w:color="000000"/>
+            </w:tcBorders>
+          </w:tcPr>
+          <w:p>
+            <w:pPr>
+              <w:pStyle w:val="user7"/>
               <w:rPr/>
             </w:pPr>
             <w:r>
@@ -1800,15 +1796,15 @@
         </w:tc>
         <w:tc>
           <w:tcPr>
-            <w:tcW w:w="3616" w:type="dxa"/>
-            <w:tcBorders>
-              <w:left w:val="single" w:sz="2" w:space="0" w:color="000000"/>
-              <w:bottom w:val="single" w:sz="2" w:space="0" w:color="000000"/>
-            </w:tcBorders>
-          </w:tcPr>
-          <w:p>
-            <w:pPr>
-              <w:pStyle w:val="Style19"/>
+            <w:tcW w:w="3617" w:type="dxa"/>
+            <w:tcBorders>
+              <w:left w:val="single" w:sz="2" w:space="0" w:color="000000"/>
+              <w:bottom w:val="single" w:sz="2" w:space="0" w:color="000000"/>
+            </w:tcBorders>
+          </w:tcPr>
+          <w:p>
+            <w:pPr>
+              <w:pStyle w:val="user7"/>
               <w:rPr/>
             </w:pPr>
             <w:r>
@@ -1828,7 +1824,7 @@
           </w:tcPr>
           <w:p>
             <w:pPr>
-              <w:pStyle w:val="Style19"/>
+              <w:pStyle w:val="user7"/>
               <w:rPr/>
             </w:pPr>
             <w:r>
@@ -1875,8 +1871,8 @@
         </w:tblCellMar>
       </w:tblPr>
       <w:tblGrid>
-        <w:gridCol w:w="2469"/>
-        <w:gridCol w:w="3572"/>
+        <w:gridCol w:w="2468"/>
+        <w:gridCol w:w="3573"/>
         <w:gridCol w:w="3314"/>
       </w:tblGrid>
       <w:tr>
@@ -1885,7 +1881,7 @@
         </w:trPr>
         <w:tc>
           <w:tcPr>
-            <w:tcW w:w="2469" w:type="dxa"/>
+            <w:tcW w:w="2468" w:type="dxa"/>
             <w:tcBorders>
               <w:top w:val="single" w:sz="2" w:space="0" w:color="000000"/>
               <w:left w:val="single" w:sz="2" w:space="0" w:color="000000"/>
@@ -1895,7 +1891,7 @@
           </w:tcPr>
           <w:p>
             <w:pPr>
-              <w:pStyle w:val="Style20"/>
+              <w:pStyle w:val="user8"/>
               <w:rPr/>
             </w:pPr>
             <w:r>
@@ -1906,7 +1902,7 @@
         </w:tc>
         <w:tc>
           <w:tcPr>
-            <w:tcW w:w="3572" w:type="dxa"/>
+            <w:tcW w:w="3573" w:type="dxa"/>
             <w:tcBorders>
               <w:top w:val="single" w:sz="2" w:space="0" w:color="000000"/>
               <w:left w:val="single" w:sz="2" w:space="0" w:color="000000"/>
@@ -1916,7 +1912,7 @@
           </w:tcPr>
           <w:p>
             <w:pPr>
-              <w:pStyle w:val="Style20"/>
+              <w:pStyle w:val="user8"/>
               <w:rPr/>
             </w:pPr>
             <w:r>
@@ -1938,7 +1934,7 @@
           </w:tcPr>
           <w:p>
             <w:pPr>
-              <w:pStyle w:val="Style20"/>
+              <w:pStyle w:val="user8"/>
               <w:rPr/>
             </w:pPr>
             <w:r>
@@ -1952,15 +1948,15 @@
         <w:trPr/>
         <w:tc>
           <w:tcPr>
-            <w:tcW w:w="2469" w:type="dxa"/>
-            <w:tcBorders>
-              <w:left w:val="single" w:sz="2" w:space="0" w:color="000000"/>
-              <w:bottom w:val="single" w:sz="2" w:space="0" w:color="000000"/>
-            </w:tcBorders>
-          </w:tcPr>
-          <w:p>
-            <w:pPr>
-              <w:pStyle w:val="Style19"/>
+            <w:tcW w:w="2468" w:type="dxa"/>
+            <w:tcBorders>
+              <w:left w:val="single" w:sz="2" w:space="0" w:color="000000"/>
+              <w:bottom w:val="single" w:sz="2" w:space="0" w:color="000000"/>
+            </w:tcBorders>
+          </w:tcPr>
+          <w:p>
+            <w:pPr>
+              <w:pStyle w:val="user7"/>
               <w:rPr/>
             </w:pPr>
             <w:r>
@@ -1971,15 +1967,15 @@
         </w:tc>
         <w:tc>
           <w:tcPr>
-            <w:tcW w:w="3572" w:type="dxa"/>
-            <w:tcBorders>
-              <w:left w:val="single" w:sz="2" w:space="0" w:color="000000"/>
-              <w:bottom w:val="single" w:sz="2" w:space="0" w:color="000000"/>
-            </w:tcBorders>
-          </w:tcPr>
-          <w:p>
-            <w:pPr>
-              <w:pStyle w:val="Style19"/>
+            <w:tcW w:w="3573" w:type="dxa"/>
+            <w:tcBorders>
+              <w:left w:val="single" w:sz="2" w:space="0" w:color="000000"/>
+              <w:bottom w:val="single" w:sz="2" w:space="0" w:color="000000"/>
+            </w:tcBorders>
+          </w:tcPr>
+          <w:p>
+            <w:pPr>
+              <w:pStyle w:val="user7"/>
               <w:rPr/>
             </w:pPr>
             <w:r>
@@ -1999,7 +1995,7 @@
           </w:tcPr>
           <w:p>
             <w:pPr>
-              <w:pStyle w:val="Style19"/>
+              <w:pStyle w:val="user7"/>
               <w:rPr/>
             </w:pPr>
             <w:r>
@@ -2013,15 +2009,15 @@
         <w:trPr/>
         <w:tc>
           <w:tcPr>
-            <w:tcW w:w="2469" w:type="dxa"/>
-            <w:tcBorders>
-              <w:left w:val="single" w:sz="2" w:space="0" w:color="000000"/>
-              <w:bottom w:val="single" w:sz="2" w:space="0" w:color="000000"/>
-            </w:tcBorders>
-          </w:tcPr>
-          <w:p>
-            <w:pPr>
-              <w:pStyle w:val="Style19"/>
+            <w:tcW w:w="2468" w:type="dxa"/>
+            <w:tcBorders>
+              <w:left w:val="single" w:sz="2" w:space="0" w:color="000000"/>
+              <w:bottom w:val="single" w:sz="2" w:space="0" w:color="000000"/>
+            </w:tcBorders>
+          </w:tcPr>
+          <w:p>
+            <w:pPr>
+              <w:pStyle w:val="user7"/>
               <w:rPr/>
             </w:pPr>
             <w:r>
@@ -2032,15 +2028,15 @@
         </w:tc>
         <w:tc>
           <w:tcPr>
-            <w:tcW w:w="3572" w:type="dxa"/>
-            <w:tcBorders>
-              <w:left w:val="single" w:sz="2" w:space="0" w:color="000000"/>
-              <w:bottom w:val="single" w:sz="2" w:space="0" w:color="000000"/>
-            </w:tcBorders>
-          </w:tcPr>
-          <w:p>
-            <w:pPr>
-              <w:pStyle w:val="Style19"/>
+            <w:tcW w:w="3573" w:type="dxa"/>
+            <w:tcBorders>
+              <w:left w:val="single" w:sz="2" w:space="0" w:color="000000"/>
+              <w:bottom w:val="single" w:sz="2" w:space="0" w:color="000000"/>
+            </w:tcBorders>
+          </w:tcPr>
+          <w:p>
+            <w:pPr>
+              <w:pStyle w:val="user7"/>
               <w:rPr/>
             </w:pPr>
             <w:r>
@@ -2060,7 +2056,7 @@
           </w:tcPr>
           <w:p>
             <w:pPr>
-              <w:pStyle w:val="Style19"/>
+              <w:pStyle w:val="user7"/>
               <w:rPr/>
             </w:pPr>
             <w:r>
@@ -2074,15 +2070,15 @@
         <w:trPr/>
         <w:tc>
           <w:tcPr>
-            <w:tcW w:w="2469" w:type="dxa"/>
-            <w:tcBorders>
-              <w:left w:val="single" w:sz="2" w:space="0" w:color="000000"/>
-              <w:bottom w:val="single" w:sz="2" w:space="0" w:color="000000"/>
-            </w:tcBorders>
-          </w:tcPr>
-          <w:p>
-            <w:pPr>
-              <w:pStyle w:val="Style19"/>
+            <w:tcW w:w="2468" w:type="dxa"/>
+            <w:tcBorders>
+              <w:left w:val="single" w:sz="2" w:space="0" w:color="000000"/>
+              <w:bottom w:val="single" w:sz="2" w:space="0" w:color="000000"/>
+            </w:tcBorders>
+          </w:tcPr>
+          <w:p>
+            <w:pPr>
+              <w:pStyle w:val="user7"/>
               <w:rPr/>
             </w:pPr>
             <w:r>
@@ -2093,15 +2089,15 @@
         </w:tc>
         <w:tc>
           <w:tcPr>
-            <w:tcW w:w="3572" w:type="dxa"/>
-            <w:tcBorders>
-              <w:left w:val="single" w:sz="2" w:space="0" w:color="000000"/>
-              <w:bottom w:val="single" w:sz="2" w:space="0" w:color="000000"/>
-            </w:tcBorders>
-          </w:tcPr>
-          <w:p>
-            <w:pPr>
-              <w:pStyle w:val="Style19"/>
+            <w:tcW w:w="3573" w:type="dxa"/>
+            <w:tcBorders>
+              <w:left w:val="single" w:sz="2" w:space="0" w:color="000000"/>
+              <w:bottom w:val="single" w:sz="2" w:space="0" w:color="000000"/>
+            </w:tcBorders>
+          </w:tcPr>
+          <w:p>
+            <w:pPr>
+              <w:pStyle w:val="user7"/>
               <w:rPr/>
             </w:pPr>
             <w:r>
@@ -2121,7 +2117,7 @@
           </w:tcPr>
           <w:p>
             <w:pPr>
-              <w:pStyle w:val="Style19"/>
+              <w:pStyle w:val="user7"/>
               <w:rPr/>
             </w:pPr>
             <w:r>
@@ -2135,15 +2131,15 @@
         <w:trPr/>
         <w:tc>
           <w:tcPr>
-            <w:tcW w:w="2469" w:type="dxa"/>
-            <w:tcBorders>
-              <w:left w:val="single" w:sz="2" w:space="0" w:color="000000"/>
-              <w:bottom w:val="single" w:sz="2" w:space="0" w:color="000000"/>
-            </w:tcBorders>
-          </w:tcPr>
-          <w:p>
-            <w:pPr>
-              <w:pStyle w:val="Style19"/>
+            <w:tcW w:w="2468" w:type="dxa"/>
+            <w:tcBorders>
+              <w:left w:val="single" w:sz="2" w:space="0" w:color="000000"/>
+              <w:bottom w:val="single" w:sz="2" w:space="0" w:color="000000"/>
+            </w:tcBorders>
+          </w:tcPr>
+          <w:p>
+            <w:pPr>
+              <w:pStyle w:val="user7"/>
               <w:rPr/>
             </w:pPr>
             <w:r>
@@ -2154,15 +2150,15 @@
         </w:tc>
         <w:tc>
           <w:tcPr>
-            <w:tcW w:w="3572" w:type="dxa"/>
-            <w:tcBorders>
-              <w:left w:val="single" w:sz="2" w:space="0" w:color="000000"/>
-              <w:bottom w:val="single" w:sz="2" w:space="0" w:color="000000"/>
-            </w:tcBorders>
-          </w:tcPr>
-          <w:p>
-            <w:pPr>
-              <w:pStyle w:val="Style19"/>
+            <w:tcW w:w="3573" w:type="dxa"/>
+            <w:tcBorders>
+              <w:left w:val="single" w:sz="2" w:space="0" w:color="000000"/>
+              <w:bottom w:val="single" w:sz="2" w:space="0" w:color="000000"/>
+            </w:tcBorders>
+          </w:tcPr>
+          <w:p>
+            <w:pPr>
+              <w:pStyle w:val="user7"/>
               <w:rPr/>
             </w:pPr>
             <w:r>
@@ -2182,7 +2178,7 @@
           </w:tcPr>
           <w:p>
             <w:pPr>
-              <w:pStyle w:val="Style19"/>
+              <w:pStyle w:val="user7"/>
               <w:rPr/>
             </w:pPr>
             <w:r>
@@ -2196,15 +2192,15 @@
         <w:trPr/>
         <w:tc>
           <w:tcPr>
-            <w:tcW w:w="2469" w:type="dxa"/>
-            <w:tcBorders>
-              <w:left w:val="single" w:sz="2" w:space="0" w:color="000000"/>
-              <w:bottom w:val="single" w:sz="2" w:space="0" w:color="000000"/>
-            </w:tcBorders>
-          </w:tcPr>
-          <w:p>
-            <w:pPr>
-              <w:pStyle w:val="Style19"/>
+            <w:tcW w:w="2468" w:type="dxa"/>
+            <w:tcBorders>
+              <w:left w:val="single" w:sz="2" w:space="0" w:color="000000"/>
+              <w:bottom w:val="single" w:sz="2" w:space="0" w:color="000000"/>
+            </w:tcBorders>
+          </w:tcPr>
+          <w:p>
+            <w:pPr>
+              <w:pStyle w:val="user7"/>
               <w:rPr/>
             </w:pPr>
             <w:r>
@@ -2215,15 +2211,15 @@
         </w:tc>
         <w:tc>
           <w:tcPr>
-            <w:tcW w:w="3572" w:type="dxa"/>
-            <w:tcBorders>
-              <w:left w:val="single" w:sz="2" w:space="0" w:color="000000"/>
-              <w:bottom w:val="single" w:sz="2" w:space="0" w:color="000000"/>
-            </w:tcBorders>
-          </w:tcPr>
-          <w:p>
-            <w:pPr>
-              <w:pStyle w:val="Style19"/>
+            <w:tcW w:w="3573" w:type="dxa"/>
+            <w:tcBorders>
+              <w:left w:val="single" w:sz="2" w:space="0" w:color="000000"/>
+              <w:bottom w:val="single" w:sz="2" w:space="0" w:color="000000"/>
+            </w:tcBorders>
+          </w:tcPr>
+          <w:p>
+            <w:pPr>
+              <w:pStyle w:val="user7"/>
               <w:rPr/>
             </w:pPr>
             <w:r>
@@ -2243,7 +2239,7 @@
           </w:tcPr>
           <w:p>
             <w:pPr>
-              <w:pStyle w:val="Style19"/>
+              <w:pStyle w:val="user7"/>
               <w:rPr/>
             </w:pPr>
             <w:r>
@@ -2257,15 +2253,15 @@
         <w:trPr/>
         <w:tc>
           <w:tcPr>
-            <w:tcW w:w="2469" w:type="dxa"/>
-            <w:tcBorders>
-              <w:left w:val="single" w:sz="2" w:space="0" w:color="000000"/>
-              <w:bottom w:val="single" w:sz="2" w:space="0" w:color="000000"/>
-            </w:tcBorders>
-          </w:tcPr>
-          <w:p>
-            <w:pPr>
-              <w:pStyle w:val="Style19"/>
+            <w:tcW w:w="2468" w:type="dxa"/>
+            <w:tcBorders>
+              <w:left w:val="single" w:sz="2" w:space="0" w:color="000000"/>
+              <w:bottom w:val="single" w:sz="2" w:space="0" w:color="000000"/>
+            </w:tcBorders>
+          </w:tcPr>
+          <w:p>
+            <w:pPr>
+              <w:pStyle w:val="user7"/>
               <w:rPr/>
             </w:pPr>
             <w:r>
@@ -2276,15 +2272,15 @@
         </w:tc>
         <w:tc>
           <w:tcPr>
-            <w:tcW w:w="3572" w:type="dxa"/>
-            <w:tcBorders>
-              <w:left w:val="single" w:sz="2" w:space="0" w:color="000000"/>
-              <w:bottom w:val="single" w:sz="2" w:space="0" w:color="000000"/>
-            </w:tcBorders>
-          </w:tcPr>
-          <w:p>
-            <w:pPr>
-              <w:pStyle w:val="Style19"/>
+            <w:tcW w:w="3573" w:type="dxa"/>
+            <w:tcBorders>
+              <w:left w:val="single" w:sz="2" w:space="0" w:color="000000"/>
+              <w:bottom w:val="single" w:sz="2" w:space="0" w:color="000000"/>
+            </w:tcBorders>
+          </w:tcPr>
+          <w:p>
+            <w:pPr>
+              <w:pStyle w:val="user7"/>
               <w:rPr/>
             </w:pPr>
             <w:r>
@@ -2304,7 +2300,7 @@
           </w:tcPr>
           <w:p>
             <w:pPr>
-              <w:pStyle w:val="Style19"/>
+              <w:pStyle w:val="user7"/>
               <w:rPr/>
             </w:pPr>
             <w:r>
@@ -2318,15 +2314,15 @@
         <w:trPr/>
         <w:tc>
           <w:tcPr>
-            <w:tcW w:w="2469" w:type="dxa"/>
-            <w:tcBorders>
-              <w:left w:val="single" w:sz="2" w:space="0" w:color="000000"/>
-              <w:bottom w:val="single" w:sz="2" w:space="0" w:color="000000"/>
-            </w:tcBorders>
-          </w:tcPr>
-          <w:p>
-            <w:pPr>
-              <w:pStyle w:val="Style19"/>
+            <w:tcW w:w="2468" w:type="dxa"/>
+            <w:tcBorders>
+              <w:left w:val="single" w:sz="2" w:space="0" w:color="000000"/>
+              <w:bottom w:val="single" w:sz="2" w:space="0" w:color="000000"/>
+            </w:tcBorders>
+          </w:tcPr>
+          <w:p>
+            <w:pPr>
+              <w:pStyle w:val="user7"/>
               <w:rPr/>
             </w:pPr>
             <w:r>
@@ -2337,15 +2333,15 @@
         </w:tc>
         <w:tc>
           <w:tcPr>
-            <w:tcW w:w="3572" w:type="dxa"/>
-            <w:tcBorders>
-              <w:left w:val="single" w:sz="2" w:space="0" w:color="000000"/>
-              <w:bottom w:val="single" w:sz="2" w:space="0" w:color="000000"/>
-            </w:tcBorders>
-          </w:tcPr>
-          <w:p>
-            <w:pPr>
-              <w:pStyle w:val="Style19"/>
+            <w:tcW w:w="3573" w:type="dxa"/>
+            <w:tcBorders>
+              <w:left w:val="single" w:sz="2" w:space="0" w:color="000000"/>
+              <w:bottom w:val="single" w:sz="2" w:space="0" w:color="000000"/>
+            </w:tcBorders>
+          </w:tcPr>
+          <w:p>
+            <w:pPr>
+              <w:pStyle w:val="user7"/>
               <w:rPr/>
             </w:pPr>
             <w:r>
@@ -2365,7 +2361,7 @@
           </w:tcPr>
           <w:p>
             <w:pPr>
-              <w:pStyle w:val="Style19"/>
+              <w:pStyle w:val="user7"/>
               <w:rPr/>
             </w:pPr>
             <w:r>
@@ -2379,15 +2375,15 @@
         <w:trPr/>
         <w:tc>
           <w:tcPr>
-            <w:tcW w:w="2469" w:type="dxa"/>
-            <w:tcBorders>
-              <w:left w:val="single" w:sz="2" w:space="0" w:color="000000"/>
-              <w:bottom w:val="single" w:sz="2" w:space="0" w:color="000000"/>
-            </w:tcBorders>
-          </w:tcPr>
-          <w:p>
-            <w:pPr>
-              <w:pStyle w:val="Style19"/>
+            <w:tcW w:w="2468" w:type="dxa"/>
+            <w:tcBorders>
+              <w:left w:val="single" w:sz="2" w:space="0" w:color="000000"/>
+              <w:bottom w:val="single" w:sz="2" w:space="0" w:color="000000"/>
+            </w:tcBorders>
+          </w:tcPr>
+          <w:p>
+            <w:pPr>
+              <w:pStyle w:val="user7"/>
               <w:rPr/>
             </w:pPr>
             <w:r>
@@ -2398,15 +2394,15 @@
         </w:tc>
         <w:tc>
           <w:tcPr>
-            <w:tcW w:w="3572" w:type="dxa"/>
-            <w:tcBorders>
-              <w:left w:val="single" w:sz="2" w:space="0" w:color="000000"/>
-              <w:bottom w:val="single" w:sz="2" w:space="0" w:color="000000"/>
-            </w:tcBorders>
-          </w:tcPr>
-          <w:p>
-            <w:pPr>
-              <w:pStyle w:val="Style19"/>
+            <w:tcW w:w="3573" w:type="dxa"/>
+            <w:tcBorders>
+              <w:left w:val="single" w:sz="2" w:space="0" w:color="000000"/>
+              <w:bottom w:val="single" w:sz="2" w:space="0" w:color="000000"/>
+            </w:tcBorders>
+          </w:tcPr>
+          <w:p>
+            <w:pPr>
+              <w:pStyle w:val="user7"/>
               <w:rPr/>
             </w:pPr>
             <w:r>
@@ -2426,7 +2422,7 @@
           </w:tcPr>
           <w:p>
             <w:pPr>
-              <w:pStyle w:val="Style19"/>
+              <w:pStyle w:val="user7"/>
               <w:rPr/>
             </w:pPr>
             <w:r>
@@ -2440,15 +2436,15 @@
         <w:trPr/>
         <w:tc>
           <w:tcPr>
-            <w:tcW w:w="2469" w:type="dxa"/>
-            <w:tcBorders>
-              <w:left w:val="single" w:sz="2" w:space="0" w:color="000000"/>
-              <w:bottom w:val="single" w:sz="2" w:space="0" w:color="000000"/>
-            </w:tcBorders>
-          </w:tcPr>
-          <w:p>
-            <w:pPr>
-              <w:pStyle w:val="Style19"/>
+            <w:tcW w:w="2468" w:type="dxa"/>
+            <w:tcBorders>
+              <w:left w:val="single" w:sz="2" w:space="0" w:color="000000"/>
+              <w:bottom w:val="single" w:sz="2" w:space="0" w:color="000000"/>
+            </w:tcBorders>
+          </w:tcPr>
+          <w:p>
+            <w:pPr>
+              <w:pStyle w:val="user7"/>
               <w:rPr/>
             </w:pPr>
             <w:r>
@@ -2459,15 +2455,15 @@
         </w:tc>
         <w:tc>
           <w:tcPr>
-            <w:tcW w:w="3572" w:type="dxa"/>
-            <w:tcBorders>
-              <w:left w:val="single" w:sz="2" w:space="0" w:color="000000"/>
-              <w:bottom w:val="single" w:sz="2" w:space="0" w:color="000000"/>
-            </w:tcBorders>
-          </w:tcPr>
-          <w:p>
-            <w:pPr>
-              <w:pStyle w:val="Style19"/>
+            <w:tcW w:w="3573" w:type="dxa"/>
+            <w:tcBorders>
+              <w:left w:val="single" w:sz="2" w:space="0" w:color="000000"/>
+              <w:bottom w:val="single" w:sz="2" w:space="0" w:color="000000"/>
+            </w:tcBorders>
+          </w:tcPr>
+          <w:p>
+            <w:pPr>
+              <w:pStyle w:val="user7"/>
               <w:rPr/>
             </w:pPr>
             <w:r>
@@ -2487,7 +2483,7 @@
           </w:tcPr>
           <w:p>
             <w:pPr>
-              <w:pStyle w:val="Style19"/>
+              <w:pStyle w:val="user7"/>
               <w:rPr/>
             </w:pPr>
             <w:r>
@@ -2501,15 +2497,15 @@
         <w:trPr/>
         <w:tc>
           <w:tcPr>
-            <w:tcW w:w="2469" w:type="dxa"/>
-            <w:tcBorders>
-              <w:left w:val="single" w:sz="2" w:space="0" w:color="000000"/>
-              <w:bottom w:val="single" w:sz="2" w:space="0" w:color="000000"/>
-            </w:tcBorders>
-          </w:tcPr>
-          <w:p>
-            <w:pPr>
-              <w:pStyle w:val="Style19"/>
+            <w:tcW w:w="2468" w:type="dxa"/>
+            <w:tcBorders>
+              <w:left w:val="single" w:sz="2" w:space="0" w:color="000000"/>
+              <w:bottom w:val="single" w:sz="2" w:space="0" w:color="000000"/>
+            </w:tcBorders>
+          </w:tcPr>
+          <w:p>
+            <w:pPr>
+              <w:pStyle w:val="user7"/>
               <w:rPr/>
             </w:pPr>
             <w:r>
@@ -2520,15 +2516,15 @@
         </w:tc>
         <w:tc>
           <w:tcPr>
-            <w:tcW w:w="3572" w:type="dxa"/>
-            <w:tcBorders>
-              <w:left w:val="single" w:sz="2" w:space="0" w:color="000000"/>
-              <w:bottom w:val="single" w:sz="2" w:space="0" w:color="000000"/>
-            </w:tcBorders>
-          </w:tcPr>
-          <w:p>
-            <w:pPr>
-              <w:pStyle w:val="Style19"/>
+            <w:tcW w:w="3573" w:type="dxa"/>
+            <w:tcBorders>
+              <w:left w:val="single" w:sz="2" w:space="0" w:color="000000"/>
+              <w:bottom w:val="single" w:sz="2" w:space="0" w:color="000000"/>
+            </w:tcBorders>
+          </w:tcPr>
+          <w:p>
+            <w:pPr>
+              <w:pStyle w:val="user7"/>
               <w:rPr/>
             </w:pPr>
             <w:r>
@@ -2548,7 +2544,7 @@
           </w:tcPr>
           <w:p>
             <w:pPr>
-              <w:pStyle w:val="Style19"/>
+              <w:pStyle w:val="user7"/>
               <w:rPr/>
             </w:pPr>
             <w:r>
@@ -3455,7 +3451,7 @@
   </w:style>
   <w:style w:type="paragraph" w:styleId="Heading4">
     <w:name w:val="heading 4"/>
-    <w:basedOn w:val="user3"/>
+    <w:basedOn w:val="Style15"/>
     <w:next w:val="BodyText"/>
     <w:qFormat/>
     <w:pPr>
@@ -3524,13 +3520,13 @@
       <w:lang w:eastAsia="zh-CN" w:bidi="hi-IN"/>
     </w:rPr>
   </w:style>
+  <w:style w:type="character" w:styleId="user" w:customStyle="1">
+    <w:name w:val="Символ нумерации (user)"/>
+    <w:qFormat/>
+    <w:rPr/>
+  </w:style>
   <w:style w:type="character" w:styleId="Style12" w:customStyle="1">
-    <w:name w:val="Символ нумерации"/>
-    <w:qFormat/>
-    <w:rPr/>
-  </w:style>
-  <w:style w:type="character" w:styleId="user" w:customStyle="1">
-    <w:name w:val="Маркеры (user)"/>
+    <w:name w:val="Маркеры"/>
     <w:qFormat/>
     <w:rPr>
       <w:rFonts w:ascii="OpenSymbol" w:hAnsi="OpenSymbol" w:eastAsia="OpenSymbol" w:cs="OpenSymbol"/>
@@ -3544,15 +3540,15 @@
       <w:bCs/>
     </w:rPr>
   </w:style>
-  <w:style w:type="character" w:styleId="Style13" w:customStyle="1">
-    <w:name w:val="Маркеры"/>
+  <w:style w:type="character" w:styleId="user1" w:customStyle="1">
+    <w:name w:val="Маркеры (user)"/>
     <w:qFormat/>
     <w:rPr>
       <w:rFonts w:ascii="OpenSymbol" w:hAnsi="OpenSymbol" w:eastAsia="OpenSymbol" w:cs="OpenSymbol"/>
     </w:rPr>
   </w:style>
-  <w:style w:type="character" w:styleId="user1" w:customStyle="1">
-    <w:name w:val="Символ нумерации (user)"/>
+  <w:style w:type="character" w:styleId="Style13" w:customStyle="1">
+    <w:name w:val="Символ нумерации"/>
     <w:qFormat/>
     <w:rPr/>
   </w:style>
@@ -3570,8 +3566,8 @@
       <w:u w:val="single"/>
     </w:rPr>
   </w:style>
-  <w:style w:type="character" w:styleId="user2">
-    <w:name w:val="Исходный текст (user)"/>
+  <w:style w:type="character" w:styleId="Style14">
+    <w:name w:val="Исходный текст"/>
     <w:qFormat/>
     <w:rPr>
       <w:rFonts w:ascii="Liberation Mono" w:hAnsi="Liberation Mono" w:eastAsia="Liberation Mono" w:cs="Liberation Mono"/>
@@ -3585,7 +3581,7 @@
       <w:iCs/>
     </w:rPr>
   </w:style>
-  <w:style w:type="paragraph" w:styleId="Style14">
+  <w:style w:type="paragraph" w:styleId="Style15" w:customStyle="1">
     <w:name w:val="Заголовок"/>
     <w:basedOn w:val="Normal"/>
     <w:next w:val="BodyText"/>
@@ -3641,7 +3637,7 @@
       <w:iCs/>
     </w:rPr>
   </w:style>
-  <w:style w:type="paragraph" w:styleId="Style15">
+  <w:style w:type="paragraph" w:styleId="Style16" w:customStyle="1">
     <w:name w:val="Указатель"/>
     <w:basedOn w:val="Normal"/>
     <w:qFormat/>
@@ -3667,7 +3663,7 @@
       <w:szCs w:val="28"/>
     </w:rPr>
   </w:style>
-  <w:style w:type="paragraph" w:styleId="user3" w:customStyle="1">
+  <w:style w:type="paragraph" w:styleId="user2">
     <w:name w:val="Заголовок (user)"/>
     <w:basedOn w:val="Normal"/>
     <w:next w:val="BodyText"/>
@@ -3682,7 +3678,7 @@
       <w:szCs w:val="28"/>
     </w:rPr>
   </w:style>
-  <w:style w:type="paragraph" w:styleId="user4" w:customStyle="1">
+  <w:style w:type="paragraph" w:styleId="user3">
     <w:name w:val="Указатель (user)"/>
     <w:basedOn w:val="Normal"/>
     <w:qFormat/>
@@ -3755,8 +3751,8 @@
       <w:szCs w:val="14"/>
     </w:rPr>
   </w:style>
-  <w:style w:type="paragraph" w:styleId="Style16" w:customStyle="1">
-    <w:name w:val="Рисунок"/>
+  <w:style w:type="paragraph" w:styleId="user4" w:customStyle="1">
+    <w:name w:val="Рисунок (user)"/>
     <w:basedOn w:val="Caption"/>
     <w:qFormat/>
     <w:pPr>
@@ -3770,15 +3766,15 @@
       <w:sz w:val="28"/>
     </w:rPr>
   </w:style>
-  <w:style w:type="paragraph" w:styleId="user5" w:customStyle="1">
-    <w:name w:val="Содержимое врезки (user)"/>
+  <w:style w:type="paragraph" w:styleId="Style17" w:customStyle="1">
+    <w:name w:val="Содержимое врезки"/>
     <w:basedOn w:val="Normal"/>
     <w:qFormat/>
     <w:pPr/>
     <w:rPr/>
   </w:style>
-  <w:style w:type="paragraph" w:styleId="user6" w:customStyle="1">
-    <w:name w:val="Рисунок (user)"/>
+  <w:style w:type="paragraph" w:styleId="Style18" w:customStyle="1">
+    <w:name w:val="Рисунок"/>
     <w:basedOn w:val="Caption"/>
     <w:qFormat/>
     <w:pPr>
@@ -3791,15 +3787,15 @@
       <w:sz w:val="28"/>
     </w:rPr>
   </w:style>
-  <w:style w:type="paragraph" w:styleId="Style17" w:customStyle="1">
-    <w:name w:val="Содержимое врезки"/>
+  <w:style w:type="paragraph" w:styleId="user5" w:customStyle="1">
+    <w:name w:val="Содержимое врезки (user)"/>
     <w:basedOn w:val="Normal"/>
     <w:qFormat/>
     <w:pPr/>
     <w:rPr/>
   </w:style>
-  <w:style w:type="paragraph" w:styleId="Style18" w:customStyle="1">
-    <w:name w:val="Таблица"/>
+  <w:style w:type="paragraph" w:styleId="user6" w:customStyle="1">
+    <w:name w:val="Таблица (user)"/>
     <w:basedOn w:val="Caption"/>
     <w:qFormat/>
     <w:pPr>
@@ -3809,8 +3805,8 @@
       <w:rFonts w:ascii="Times New Roman" w:hAnsi="Times New Roman"/>
     </w:rPr>
   </w:style>
-  <w:style w:type="paragraph" w:styleId="Style19" w:customStyle="1">
-    <w:name w:val="Содержимое таблицы"/>
+  <w:style w:type="paragraph" w:styleId="user7" w:customStyle="1">
+    <w:name w:val="Содержимое таблицы (user)"/>
     <w:basedOn w:val="Normal"/>
     <w:qFormat/>
     <w:pPr>
@@ -3820,9 +3816,9 @@
       <w:rFonts w:ascii="Times New Roman" w:hAnsi="Times New Roman"/>
     </w:rPr>
   </w:style>
-  <w:style w:type="paragraph" w:styleId="Style20" w:customStyle="1">
-    <w:name w:val="Заголовок таблицы"/>
-    <w:basedOn w:val="Style19"/>
+  <w:style w:type="paragraph" w:styleId="user8" w:customStyle="1">
+    <w:name w:val="Заголовок таблицы (user)"/>
+    <w:basedOn w:val="user7"/>
     <w:qFormat/>
     <w:pPr>
       <w:jc w:val="center"/>
@@ -3832,8 +3828,8 @@
       <w:bCs/>
     </w:rPr>
   </w:style>
-  <w:style w:type="paragraph" w:styleId="user7" w:customStyle="1">
-    <w:name w:val="Содержимое таблицы (user)"/>
+  <w:style w:type="paragraph" w:styleId="Style19" w:customStyle="1">
+    <w:name w:val="Содержимое таблицы"/>
     <w:basedOn w:val="Normal"/>
     <w:qFormat/>
     <w:pPr>
@@ -3843,9 +3839,9 @@
       <w:rFonts w:ascii="Times New Roman" w:hAnsi="Times New Roman"/>
     </w:rPr>
   </w:style>
-  <w:style w:type="paragraph" w:styleId="user8" w:customStyle="1">
-    <w:name w:val="Заголовок таблицы (user)"/>
-    <w:basedOn w:val="user7"/>
+  <w:style w:type="paragraph" w:styleId="Style20" w:customStyle="1">
+    <w:name w:val="Заголовок таблицы"/>
+    <w:basedOn w:val="Style19"/>
     <w:qFormat/>
     <w:pPr>
       <w:jc w:val="center"/>
@@ -3855,8 +3851,8 @@
       <w:bCs/>
     </w:rPr>
   </w:style>
-  <w:style w:type="paragraph" w:styleId="user9" w:customStyle="1">
-    <w:name w:val="Таблица (user)"/>
+  <w:style w:type="paragraph" w:styleId="Style21" w:customStyle="1">
+    <w:name w:val="Таблица"/>
     <w:basedOn w:val="Caption"/>
     <w:qFormat/>
     <w:pPr>
@@ -3883,10 +3879,10 @@
       <w:szCs w:val="36"/>
     </w:rPr>
   </w:style>
-  <w:style w:type="paragraph" w:styleId="Style21" w:customStyle="1">
+  <w:style w:type="paragraph" w:styleId="Style22" w:customStyle="1">
     <w:name w:val="Фотография"/>
     <w:basedOn w:val="Normal"/>
-    <w:next w:val="Style26"/>
+    <w:next w:val="Style28"/>
     <w:qFormat/>
     <w:pPr>
       <w:keepNext w:val="true"/>
@@ -3898,7 +3894,7 @@
       <w:sz w:val="28"/>
     </w:rPr>
   </w:style>
-  <w:style w:type="paragraph" w:styleId="Style22" w:customStyle="1">
+  <w:style w:type="paragraph" w:styleId="Style23" w:customStyle="1">
     <w:name w:val="Табличный текст"/>
     <w:basedOn w:val="Normal"/>
     <w:qFormat/>
@@ -3908,7 +3904,7 @@
       <w:sz w:val="28"/>
     </w:rPr>
   </w:style>
-  <w:style w:type="paragraph" w:styleId="Style23" w:customStyle="1">
+  <w:style w:type="paragraph" w:styleId="Style24" w:customStyle="1">
     <w:name w:val="Загаловок_задание"/>
     <w:basedOn w:val="BodyText"/>
     <w:next w:val="BodyText"/>
@@ -3921,7 +3917,7 @@
       <w:b/>
     </w:rPr>
   </w:style>
-  <w:style w:type="paragraph" w:styleId="Style24" w:customStyle="1">
+  <w:style w:type="paragraph" w:styleId="Style25" w:customStyle="1">
     <w:name w:val="Листинг"/>
     <w:basedOn w:val="Caption"/>
     <w:qFormat/>
@@ -3933,9 +3929,9 @@
       <w:sz w:val="28"/>
     </w:rPr>
   </w:style>
-  <w:style w:type="paragraph" w:styleId="Style25" w:customStyle="1">
+  <w:style w:type="paragraph" w:styleId="Style26" w:customStyle="1">
     <w:name w:val="Текст листинга"/>
-    <w:basedOn w:val="Style19"/>
+    <w:basedOn w:val="user7"/>
     <w:qFormat/>
     <w:pPr/>
     <w:rPr>
@@ -3943,16 +3939,16 @@
       <w:sz w:val="20"/>
     </w:rPr>
   </w:style>
-  <w:style w:type="paragraph" w:styleId="user10" w:customStyle="1">
-    <w:name w:val="Фигура (user)"/>
+  <w:style w:type="paragraph" w:styleId="Style27" w:customStyle="1">
+    <w:name w:val="Фигура"/>
     <w:basedOn w:val="Caption"/>
     <w:qFormat/>
     <w:pPr/>
     <w:rPr/>
   </w:style>
-  <w:style w:type="paragraph" w:styleId="Style26" w:customStyle="1">
+  <w:style w:type="paragraph" w:styleId="Style28" w:customStyle="1">
     <w:name w:val="Название фотографии"/>
-    <w:basedOn w:val="Style21"/>
+    <w:basedOn w:val="Style22"/>
     <w:next w:val="BodyText"/>
     <w:qFormat/>
     <w:pPr>
@@ -3960,8 +3956,8 @@
     </w:pPr>
     <w:rPr/>
   </w:style>
-  <w:style w:type="paragraph" w:styleId="Style27">
-    <w:name w:val="Текст в заданном формате"/>
+  <w:style w:type="paragraph" w:styleId="user9">
+    <w:name w:val="Текст в заданном формате (user)"/>
     <w:basedOn w:val="Normal"/>
     <w:qFormat/>
     <w:pPr>
@@ -3973,15 +3969,15 @@
       <w:szCs w:val="20"/>
     </w:rPr>
   </w:style>
-  <w:style w:type="numbering" w:styleId="user11" w:customStyle="1">
-    <w:name w:val="Без списка (user)"/>
+  <w:style w:type="numbering" w:styleId="Style29" w:customStyle="1">
+    <w:name w:val="Без списка"/>
     <w:uiPriority w:val="99"/>
     <w:semiHidden/>
     <w:unhideWhenUsed/>
     <w:qFormat/>
   </w:style>
-  <w:style w:type="numbering" w:styleId="Style28" w:customStyle="1">
-    <w:name w:val="Без списка"/>
+  <w:style w:type="numbering" w:styleId="user10" w:customStyle="1">
+    <w:name w:val="Без списка (user)"/>
     <w:uiPriority w:val="99"/>
     <w:semiHidden/>
     <w:unhideWhenUsed/>

--- a/6 семестр/Автоматизированные системы управление элементами промышленных и административных объектов/Практическая работа №13/Отчет ВраженкоДО.docx
+++ b/6 семестр/Автоматизированные системы управление элементами промышленных и административных объектов/Практическая работа №13/Отчет ВраженкоДО.docx
@@ -496,8 +496,8 @@
         <w:gridCol w:w="2534"/>
         <w:gridCol w:w="4834"/>
         <w:gridCol w:w="1107"/>
-        <w:gridCol w:w="535"/>
-        <w:gridCol w:w="1128"/>
+        <w:gridCol w:w="534"/>
+        <w:gridCol w:w="1129"/>
       </w:tblGrid>
       <w:tr>
         <w:trPr/>
@@ -582,7 +582,7 @@
         </w:tc>
         <w:tc>
           <w:tcPr>
-            <w:tcW w:w="1642" w:type="dxa"/>
+            <w:tcW w:w="1641" w:type="dxa"/>
             <w:gridSpan w:val="2"/>
             <w:tcBorders>
               <w:top w:val="nil"/>
@@ -651,7 +651,7 @@
         </w:tc>
         <w:tc>
           <w:tcPr>
-            <w:tcW w:w="1128" w:type="dxa"/>
+            <w:tcW w:w="1129" w:type="dxa"/>
             <w:tcBorders>
               <w:top w:val="nil"/>
               <w:left w:val="nil"/>
@@ -779,7 +779,7 @@
         </w:tc>
         <w:tc>
           <w:tcPr>
-            <w:tcW w:w="1642" w:type="dxa"/>
+            <w:tcW w:w="1641" w:type="dxa"/>
             <w:gridSpan w:val="2"/>
             <w:tcBorders>
               <w:top w:val="nil"/>
@@ -868,7 +868,7 @@
         </w:tc>
         <w:tc>
           <w:tcPr>
-            <w:tcW w:w="1128" w:type="dxa"/>
+            <w:tcW w:w="1129" w:type="dxa"/>
             <w:tcBorders>
               <w:top w:val="nil"/>
               <w:left w:val="nil"/>
@@ -1202,7 +1202,7 @@
         <w:rPr/>
         <w:drawing>
           <wp:inline distT="0" distB="0" distL="0" distR="0">
-            <wp:extent cx="5940425" cy="3611245"/>
+            <wp:extent cx="5940425" cy="3627120"/>
             <wp:effectExtent l="0" t="0" r="0" b="0"/>
             <wp:docPr id="3" name="Изображение1"/>
             <wp:cNvGraphicFramePr>
@@ -1226,7 +1226,7 @@
                   <pic:spPr bwMode="auto">
                     <a:xfrm>
                       <a:off x="0" y="0"/>
-                      <a:ext cx="5940425" cy="3611245"/>
+                      <a:ext cx="5940425" cy="3627120"/>
                     </a:xfrm>
                     <a:prstGeom prst="rect">
                       <a:avLst/>
@@ -1242,7 +1242,7 @@
     </w:p>
     <w:p>
       <w:pPr>
-        <w:pStyle w:val="Style18"/>
+        <w:pStyle w:val="user6"/>
         <w:rPr/>
       </w:pPr>
       <w:r>
@@ -1334,8 +1334,8 @@
         </w:tblCellMar>
       </w:tblPr>
       <w:tblGrid>
-        <w:gridCol w:w="2469"/>
-        <w:gridCol w:w="3617"/>
+        <w:gridCol w:w="2468"/>
+        <w:gridCol w:w="3618"/>
         <w:gridCol w:w="3269"/>
       </w:tblGrid>
       <w:tr>
@@ -1344,7 +1344,7 @@
         </w:trPr>
         <w:tc>
           <w:tcPr>
-            <w:tcW w:w="2469" w:type="dxa"/>
+            <w:tcW w:w="2468" w:type="dxa"/>
             <w:tcBorders>
               <w:top w:val="single" w:sz="2" w:space="0" w:color="000000"/>
               <w:left w:val="single" w:sz="2" w:space="0" w:color="000000"/>
@@ -1354,7 +1354,7 @@
           </w:tcPr>
           <w:p>
             <w:pPr>
-              <w:pStyle w:val="user8"/>
+              <w:pStyle w:val="Style20"/>
               <w:rPr/>
             </w:pPr>
             <w:r>
@@ -1365,7 +1365,7 @@
         </w:tc>
         <w:tc>
           <w:tcPr>
-            <w:tcW w:w="3617" w:type="dxa"/>
+            <w:tcW w:w="3618" w:type="dxa"/>
             <w:tcBorders>
               <w:top w:val="single" w:sz="2" w:space="0" w:color="000000"/>
               <w:left w:val="single" w:sz="2" w:space="0" w:color="000000"/>
@@ -1375,7 +1375,7 @@
           </w:tcPr>
           <w:p>
             <w:pPr>
-              <w:pStyle w:val="user8"/>
+              <w:pStyle w:val="Style20"/>
               <w:rPr/>
             </w:pPr>
             <w:r>
@@ -1397,7 +1397,7 @@
           </w:tcPr>
           <w:p>
             <w:pPr>
-              <w:pStyle w:val="user8"/>
+              <w:pStyle w:val="Style20"/>
               <w:rPr/>
             </w:pPr>
             <w:r>
@@ -1411,15 +1411,15 @@
         <w:trPr/>
         <w:tc>
           <w:tcPr>
-            <w:tcW w:w="2469" w:type="dxa"/>
-            <w:tcBorders>
-              <w:left w:val="single" w:sz="2" w:space="0" w:color="000000"/>
-              <w:bottom w:val="single" w:sz="2" w:space="0" w:color="000000"/>
-            </w:tcBorders>
-          </w:tcPr>
-          <w:p>
-            <w:pPr>
-              <w:pStyle w:val="user7"/>
+            <w:tcW w:w="2468" w:type="dxa"/>
+            <w:tcBorders>
+              <w:left w:val="single" w:sz="2" w:space="0" w:color="000000"/>
+              <w:bottom w:val="single" w:sz="2" w:space="0" w:color="000000"/>
+            </w:tcBorders>
+          </w:tcPr>
+          <w:p>
+            <w:pPr>
+              <w:pStyle w:val="Style19"/>
               <w:rPr/>
             </w:pPr>
             <w:r>
@@ -1430,15 +1430,15 @@
         </w:tc>
         <w:tc>
           <w:tcPr>
-            <w:tcW w:w="3617" w:type="dxa"/>
-            <w:tcBorders>
-              <w:left w:val="single" w:sz="2" w:space="0" w:color="000000"/>
-              <w:bottom w:val="single" w:sz="2" w:space="0" w:color="000000"/>
-            </w:tcBorders>
-          </w:tcPr>
-          <w:p>
-            <w:pPr>
-              <w:pStyle w:val="user7"/>
+            <w:tcW w:w="3618" w:type="dxa"/>
+            <w:tcBorders>
+              <w:left w:val="single" w:sz="2" w:space="0" w:color="000000"/>
+              <w:bottom w:val="single" w:sz="2" w:space="0" w:color="000000"/>
+            </w:tcBorders>
+          </w:tcPr>
+          <w:p>
+            <w:pPr>
+              <w:pStyle w:val="Style19"/>
               <w:rPr/>
             </w:pPr>
             <w:r>
@@ -1458,7 +1458,7 @@
           </w:tcPr>
           <w:p>
             <w:pPr>
-              <w:pStyle w:val="user7"/>
+              <w:pStyle w:val="Style19"/>
               <w:rPr/>
             </w:pPr>
             <w:r>
@@ -1472,15 +1472,15 @@
         <w:trPr/>
         <w:tc>
           <w:tcPr>
-            <w:tcW w:w="2469" w:type="dxa"/>
-            <w:tcBorders>
-              <w:left w:val="single" w:sz="2" w:space="0" w:color="000000"/>
-              <w:bottom w:val="single" w:sz="2" w:space="0" w:color="000000"/>
-            </w:tcBorders>
-          </w:tcPr>
-          <w:p>
-            <w:pPr>
-              <w:pStyle w:val="user7"/>
+            <w:tcW w:w="2468" w:type="dxa"/>
+            <w:tcBorders>
+              <w:left w:val="single" w:sz="2" w:space="0" w:color="000000"/>
+              <w:bottom w:val="single" w:sz="2" w:space="0" w:color="000000"/>
+            </w:tcBorders>
+          </w:tcPr>
+          <w:p>
+            <w:pPr>
+              <w:pStyle w:val="Style19"/>
               <w:rPr/>
             </w:pPr>
             <w:r>
@@ -1491,15 +1491,15 @@
         </w:tc>
         <w:tc>
           <w:tcPr>
-            <w:tcW w:w="3617" w:type="dxa"/>
-            <w:tcBorders>
-              <w:left w:val="single" w:sz="2" w:space="0" w:color="000000"/>
-              <w:bottom w:val="single" w:sz="2" w:space="0" w:color="000000"/>
-            </w:tcBorders>
-          </w:tcPr>
-          <w:p>
-            <w:pPr>
-              <w:pStyle w:val="user7"/>
+            <w:tcW w:w="3618" w:type="dxa"/>
+            <w:tcBorders>
+              <w:left w:val="single" w:sz="2" w:space="0" w:color="000000"/>
+              <w:bottom w:val="single" w:sz="2" w:space="0" w:color="000000"/>
+            </w:tcBorders>
+          </w:tcPr>
+          <w:p>
+            <w:pPr>
+              <w:pStyle w:val="Style19"/>
               <w:rPr/>
             </w:pPr>
             <w:r>
@@ -1519,7 +1519,7 @@
           </w:tcPr>
           <w:p>
             <w:pPr>
-              <w:pStyle w:val="user7"/>
+              <w:pStyle w:val="Style19"/>
               <w:rPr/>
             </w:pPr>
             <w:r>
@@ -1533,15 +1533,15 @@
         <w:trPr/>
         <w:tc>
           <w:tcPr>
-            <w:tcW w:w="2469" w:type="dxa"/>
-            <w:tcBorders>
-              <w:left w:val="single" w:sz="2" w:space="0" w:color="000000"/>
-              <w:bottom w:val="single" w:sz="2" w:space="0" w:color="000000"/>
-            </w:tcBorders>
-          </w:tcPr>
-          <w:p>
-            <w:pPr>
-              <w:pStyle w:val="user7"/>
+            <w:tcW w:w="2468" w:type="dxa"/>
+            <w:tcBorders>
+              <w:left w:val="single" w:sz="2" w:space="0" w:color="000000"/>
+              <w:bottom w:val="single" w:sz="2" w:space="0" w:color="000000"/>
+            </w:tcBorders>
+          </w:tcPr>
+          <w:p>
+            <w:pPr>
+              <w:pStyle w:val="Style19"/>
               <w:rPr/>
             </w:pPr>
             <w:r>
@@ -1552,15 +1552,15 @@
         </w:tc>
         <w:tc>
           <w:tcPr>
-            <w:tcW w:w="3617" w:type="dxa"/>
-            <w:tcBorders>
-              <w:left w:val="single" w:sz="2" w:space="0" w:color="000000"/>
-              <w:bottom w:val="single" w:sz="2" w:space="0" w:color="000000"/>
-            </w:tcBorders>
-          </w:tcPr>
-          <w:p>
-            <w:pPr>
-              <w:pStyle w:val="user7"/>
+            <w:tcW w:w="3618" w:type="dxa"/>
+            <w:tcBorders>
+              <w:left w:val="single" w:sz="2" w:space="0" w:color="000000"/>
+              <w:bottom w:val="single" w:sz="2" w:space="0" w:color="000000"/>
+            </w:tcBorders>
+          </w:tcPr>
+          <w:p>
+            <w:pPr>
+              <w:pStyle w:val="Style19"/>
               <w:rPr/>
             </w:pPr>
             <w:r>
@@ -1580,7 +1580,7 @@
           </w:tcPr>
           <w:p>
             <w:pPr>
-              <w:pStyle w:val="user7"/>
+              <w:pStyle w:val="Style19"/>
               <w:rPr/>
             </w:pPr>
             <w:r>
@@ -1594,15 +1594,15 @@
         <w:trPr/>
         <w:tc>
           <w:tcPr>
-            <w:tcW w:w="2469" w:type="dxa"/>
-            <w:tcBorders>
-              <w:left w:val="single" w:sz="2" w:space="0" w:color="000000"/>
-              <w:bottom w:val="single" w:sz="2" w:space="0" w:color="000000"/>
-            </w:tcBorders>
-          </w:tcPr>
-          <w:p>
-            <w:pPr>
-              <w:pStyle w:val="user7"/>
+            <w:tcW w:w="2468" w:type="dxa"/>
+            <w:tcBorders>
+              <w:left w:val="single" w:sz="2" w:space="0" w:color="000000"/>
+              <w:bottom w:val="single" w:sz="2" w:space="0" w:color="000000"/>
+            </w:tcBorders>
+          </w:tcPr>
+          <w:p>
+            <w:pPr>
+              <w:pStyle w:val="Style19"/>
               <w:rPr/>
             </w:pPr>
             <w:r>
@@ -1613,15 +1613,15 @@
         </w:tc>
         <w:tc>
           <w:tcPr>
-            <w:tcW w:w="3617" w:type="dxa"/>
-            <w:tcBorders>
-              <w:left w:val="single" w:sz="2" w:space="0" w:color="000000"/>
-              <w:bottom w:val="single" w:sz="2" w:space="0" w:color="000000"/>
-            </w:tcBorders>
-          </w:tcPr>
-          <w:p>
-            <w:pPr>
-              <w:pStyle w:val="user7"/>
+            <w:tcW w:w="3618" w:type="dxa"/>
+            <w:tcBorders>
+              <w:left w:val="single" w:sz="2" w:space="0" w:color="000000"/>
+              <w:bottom w:val="single" w:sz="2" w:space="0" w:color="000000"/>
+            </w:tcBorders>
+          </w:tcPr>
+          <w:p>
+            <w:pPr>
+              <w:pStyle w:val="Style19"/>
               <w:rPr/>
             </w:pPr>
             <w:r>
@@ -1641,7 +1641,7 @@
           </w:tcPr>
           <w:p>
             <w:pPr>
-              <w:pStyle w:val="user7"/>
+              <w:pStyle w:val="Style19"/>
               <w:rPr/>
             </w:pPr>
             <w:r>
@@ -1655,15 +1655,15 @@
         <w:trPr/>
         <w:tc>
           <w:tcPr>
-            <w:tcW w:w="2469" w:type="dxa"/>
-            <w:tcBorders>
-              <w:left w:val="single" w:sz="2" w:space="0" w:color="000000"/>
-              <w:bottom w:val="single" w:sz="2" w:space="0" w:color="000000"/>
-            </w:tcBorders>
-          </w:tcPr>
-          <w:p>
-            <w:pPr>
-              <w:pStyle w:val="user7"/>
+            <w:tcW w:w="2468" w:type="dxa"/>
+            <w:tcBorders>
+              <w:left w:val="single" w:sz="2" w:space="0" w:color="000000"/>
+              <w:bottom w:val="single" w:sz="2" w:space="0" w:color="000000"/>
+            </w:tcBorders>
+          </w:tcPr>
+          <w:p>
+            <w:pPr>
+              <w:pStyle w:val="Style19"/>
               <w:rPr/>
             </w:pPr>
             <w:r>
@@ -1674,15 +1674,15 @@
         </w:tc>
         <w:tc>
           <w:tcPr>
-            <w:tcW w:w="3617" w:type="dxa"/>
-            <w:tcBorders>
-              <w:left w:val="single" w:sz="2" w:space="0" w:color="000000"/>
-              <w:bottom w:val="single" w:sz="2" w:space="0" w:color="000000"/>
-            </w:tcBorders>
-          </w:tcPr>
-          <w:p>
-            <w:pPr>
-              <w:pStyle w:val="user7"/>
+            <w:tcW w:w="3618" w:type="dxa"/>
+            <w:tcBorders>
+              <w:left w:val="single" w:sz="2" w:space="0" w:color="000000"/>
+              <w:bottom w:val="single" w:sz="2" w:space="0" w:color="000000"/>
+            </w:tcBorders>
+          </w:tcPr>
+          <w:p>
+            <w:pPr>
+              <w:pStyle w:val="Style19"/>
               <w:rPr/>
             </w:pPr>
             <w:r>
@@ -1702,7 +1702,7 @@
           </w:tcPr>
           <w:p>
             <w:pPr>
-              <w:pStyle w:val="user7"/>
+              <w:pStyle w:val="Style19"/>
               <w:rPr/>
             </w:pPr>
             <w:r>
@@ -1716,15 +1716,15 @@
         <w:trPr/>
         <w:tc>
           <w:tcPr>
-            <w:tcW w:w="2469" w:type="dxa"/>
-            <w:tcBorders>
-              <w:left w:val="single" w:sz="2" w:space="0" w:color="000000"/>
-              <w:bottom w:val="single" w:sz="2" w:space="0" w:color="000000"/>
-            </w:tcBorders>
-          </w:tcPr>
-          <w:p>
-            <w:pPr>
-              <w:pStyle w:val="user7"/>
+            <w:tcW w:w="2468" w:type="dxa"/>
+            <w:tcBorders>
+              <w:left w:val="single" w:sz="2" w:space="0" w:color="000000"/>
+              <w:bottom w:val="single" w:sz="2" w:space="0" w:color="000000"/>
+            </w:tcBorders>
+          </w:tcPr>
+          <w:p>
+            <w:pPr>
+              <w:pStyle w:val="Style19"/>
               <w:rPr/>
             </w:pPr>
             <w:r>
@@ -1735,15 +1735,15 @@
         </w:tc>
         <w:tc>
           <w:tcPr>
-            <w:tcW w:w="3617" w:type="dxa"/>
-            <w:tcBorders>
-              <w:left w:val="single" w:sz="2" w:space="0" w:color="000000"/>
-              <w:bottom w:val="single" w:sz="2" w:space="0" w:color="000000"/>
-            </w:tcBorders>
-          </w:tcPr>
-          <w:p>
-            <w:pPr>
-              <w:pStyle w:val="user7"/>
+            <w:tcW w:w="3618" w:type="dxa"/>
+            <w:tcBorders>
+              <w:left w:val="single" w:sz="2" w:space="0" w:color="000000"/>
+              <w:bottom w:val="single" w:sz="2" w:space="0" w:color="000000"/>
+            </w:tcBorders>
+          </w:tcPr>
+          <w:p>
+            <w:pPr>
+              <w:pStyle w:val="Style19"/>
               <w:rPr/>
             </w:pPr>
             <w:r>
@@ -1763,7 +1763,7 @@
           </w:tcPr>
           <w:p>
             <w:pPr>
-              <w:pStyle w:val="user7"/>
+              <w:pStyle w:val="Style19"/>
               <w:rPr/>
             </w:pPr>
             <w:r>
@@ -1777,15 +1777,15 @@
         <w:trPr/>
         <w:tc>
           <w:tcPr>
-            <w:tcW w:w="2469" w:type="dxa"/>
-            <w:tcBorders>
-              <w:left w:val="single" w:sz="2" w:space="0" w:color="000000"/>
-              <w:bottom w:val="single" w:sz="2" w:space="0" w:color="000000"/>
-            </w:tcBorders>
-          </w:tcPr>
-          <w:p>
-            <w:pPr>
-              <w:pStyle w:val="user7"/>
+            <w:tcW w:w="2468" w:type="dxa"/>
+            <w:tcBorders>
+              <w:left w:val="single" w:sz="2" w:space="0" w:color="000000"/>
+              <w:bottom w:val="single" w:sz="2" w:space="0" w:color="000000"/>
+            </w:tcBorders>
+          </w:tcPr>
+          <w:p>
+            <w:pPr>
+              <w:pStyle w:val="Style19"/>
               <w:rPr/>
             </w:pPr>
             <w:r>
@@ -1796,15 +1796,15 @@
         </w:tc>
         <w:tc>
           <w:tcPr>
-            <w:tcW w:w="3617" w:type="dxa"/>
-            <w:tcBorders>
-              <w:left w:val="single" w:sz="2" w:space="0" w:color="000000"/>
-              <w:bottom w:val="single" w:sz="2" w:space="0" w:color="000000"/>
-            </w:tcBorders>
-          </w:tcPr>
-          <w:p>
-            <w:pPr>
-              <w:pStyle w:val="user7"/>
+            <w:tcW w:w="3618" w:type="dxa"/>
+            <w:tcBorders>
+              <w:left w:val="single" w:sz="2" w:space="0" w:color="000000"/>
+              <w:bottom w:val="single" w:sz="2" w:space="0" w:color="000000"/>
+            </w:tcBorders>
+          </w:tcPr>
+          <w:p>
+            <w:pPr>
+              <w:pStyle w:val="Style19"/>
               <w:rPr/>
             </w:pPr>
             <w:r>
@@ -1824,7 +1824,7 @@
           </w:tcPr>
           <w:p>
             <w:pPr>
-              <w:pStyle w:val="user7"/>
+              <w:pStyle w:val="Style19"/>
               <w:rPr/>
             </w:pPr>
             <w:r>
@@ -1871,8 +1871,8 @@
         </w:tblCellMar>
       </w:tblPr>
       <w:tblGrid>
-        <w:gridCol w:w="2468"/>
-        <w:gridCol w:w="3573"/>
+        <w:gridCol w:w="2467"/>
+        <w:gridCol w:w="3574"/>
         <w:gridCol w:w="3314"/>
       </w:tblGrid>
       <w:tr>
@@ -1881,7 +1881,7 @@
         </w:trPr>
         <w:tc>
           <w:tcPr>
-            <w:tcW w:w="2468" w:type="dxa"/>
+            <w:tcW w:w="2467" w:type="dxa"/>
             <w:tcBorders>
               <w:top w:val="single" w:sz="2" w:space="0" w:color="000000"/>
               <w:left w:val="single" w:sz="2" w:space="0" w:color="000000"/>
@@ -1891,7 +1891,7 @@
           </w:tcPr>
           <w:p>
             <w:pPr>
-              <w:pStyle w:val="user8"/>
+              <w:pStyle w:val="Style20"/>
               <w:rPr/>
             </w:pPr>
             <w:r>
@@ -1902,7 +1902,7 @@
         </w:tc>
         <w:tc>
           <w:tcPr>
-            <w:tcW w:w="3573" w:type="dxa"/>
+            <w:tcW w:w="3574" w:type="dxa"/>
             <w:tcBorders>
               <w:top w:val="single" w:sz="2" w:space="0" w:color="000000"/>
               <w:left w:val="single" w:sz="2" w:space="0" w:color="000000"/>
@@ -1912,7 +1912,7 @@
           </w:tcPr>
           <w:p>
             <w:pPr>
-              <w:pStyle w:val="user8"/>
+              <w:pStyle w:val="Style20"/>
               <w:rPr/>
             </w:pPr>
             <w:r>
@@ -1934,7 +1934,7 @@
           </w:tcPr>
           <w:p>
             <w:pPr>
-              <w:pStyle w:val="user8"/>
+              <w:pStyle w:val="Style20"/>
               <w:rPr/>
             </w:pPr>
             <w:r>
@@ -1948,15 +1948,15 @@
         <w:trPr/>
         <w:tc>
           <w:tcPr>
-            <w:tcW w:w="2468" w:type="dxa"/>
-            <w:tcBorders>
-              <w:left w:val="single" w:sz="2" w:space="0" w:color="000000"/>
-              <w:bottom w:val="single" w:sz="2" w:space="0" w:color="000000"/>
-            </w:tcBorders>
-          </w:tcPr>
-          <w:p>
-            <w:pPr>
-              <w:pStyle w:val="user7"/>
+            <w:tcW w:w="2467" w:type="dxa"/>
+            <w:tcBorders>
+              <w:left w:val="single" w:sz="2" w:space="0" w:color="000000"/>
+              <w:bottom w:val="single" w:sz="2" w:space="0" w:color="000000"/>
+            </w:tcBorders>
+          </w:tcPr>
+          <w:p>
+            <w:pPr>
+              <w:pStyle w:val="Style19"/>
               <w:rPr/>
             </w:pPr>
             <w:r>
@@ -1967,15 +1967,15 @@
         </w:tc>
         <w:tc>
           <w:tcPr>
-            <w:tcW w:w="3573" w:type="dxa"/>
-            <w:tcBorders>
-              <w:left w:val="single" w:sz="2" w:space="0" w:color="000000"/>
-              <w:bottom w:val="single" w:sz="2" w:space="0" w:color="000000"/>
-            </w:tcBorders>
-          </w:tcPr>
-          <w:p>
-            <w:pPr>
-              <w:pStyle w:val="user7"/>
+            <w:tcW w:w="3574" w:type="dxa"/>
+            <w:tcBorders>
+              <w:left w:val="single" w:sz="2" w:space="0" w:color="000000"/>
+              <w:bottom w:val="single" w:sz="2" w:space="0" w:color="000000"/>
+            </w:tcBorders>
+          </w:tcPr>
+          <w:p>
+            <w:pPr>
+              <w:pStyle w:val="Style19"/>
               <w:rPr/>
             </w:pPr>
             <w:r>
@@ -1995,7 +1995,7 @@
           </w:tcPr>
           <w:p>
             <w:pPr>
-              <w:pStyle w:val="user7"/>
+              <w:pStyle w:val="Style19"/>
               <w:rPr/>
             </w:pPr>
             <w:r>
@@ -2009,15 +2009,15 @@
         <w:trPr/>
         <w:tc>
           <w:tcPr>
-            <w:tcW w:w="2468" w:type="dxa"/>
-            <w:tcBorders>
-              <w:left w:val="single" w:sz="2" w:space="0" w:color="000000"/>
-              <w:bottom w:val="single" w:sz="2" w:space="0" w:color="000000"/>
-            </w:tcBorders>
-          </w:tcPr>
-          <w:p>
-            <w:pPr>
-              <w:pStyle w:val="user7"/>
+            <w:tcW w:w="2467" w:type="dxa"/>
+            <w:tcBorders>
+              <w:left w:val="single" w:sz="2" w:space="0" w:color="000000"/>
+              <w:bottom w:val="single" w:sz="2" w:space="0" w:color="000000"/>
+            </w:tcBorders>
+          </w:tcPr>
+          <w:p>
+            <w:pPr>
+              <w:pStyle w:val="Style19"/>
               <w:rPr/>
             </w:pPr>
             <w:r>
@@ -2028,15 +2028,15 @@
         </w:tc>
         <w:tc>
           <w:tcPr>
-            <w:tcW w:w="3573" w:type="dxa"/>
-            <w:tcBorders>
-              <w:left w:val="single" w:sz="2" w:space="0" w:color="000000"/>
-              <w:bottom w:val="single" w:sz="2" w:space="0" w:color="000000"/>
-            </w:tcBorders>
-          </w:tcPr>
-          <w:p>
-            <w:pPr>
-              <w:pStyle w:val="user7"/>
+            <w:tcW w:w="3574" w:type="dxa"/>
+            <w:tcBorders>
+              <w:left w:val="single" w:sz="2" w:space="0" w:color="000000"/>
+              <w:bottom w:val="single" w:sz="2" w:space="0" w:color="000000"/>
+            </w:tcBorders>
+          </w:tcPr>
+          <w:p>
+            <w:pPr>
+              <w:pStyle w:val="Style19"/>
               <w:rPr/>
             </w:pPr>
             <w:r>
@@ -2056,7 +2056,7 @@
           </w:tcPr>
           <w:p>
             <w:pPr>
-              <w:pStyle w:val="user7"/>
+              <w:pStyle w:val="Style19"/>
               <w:rPr/>
             </w:pPr>
             <w:r>
@@ -2070,15 +2070,15 @@
         <w:trPr/>
         <w:tc>
           <w:tcPr>
-            <w:tcW w:w="2468" w:type="dxa"/>
-            <w:tcBorders>
-              <w:left w:val="single" w:sz="2" w:space="0" w:color="000000"/>
-              <w:bottom w:val="single" w:sz="2" w:space="0" w:color="000000"/>
-            </w:tcBorders>
-          </w:tcPr>
-          <w:p>
-            <w:pPr>
-              <w:pStyle w:val="user7"/>
+            <w:tcW w:w="2467" w:type="dxa"/>
+            <w:tcBorders>
+              <w:left w:val="single" w:sz="2" w:space="0" w:color="000000"/>
+              <w:bottom w:val="single" w:sz="2" w:space="0" w:color="000000"/>
+            </w:tcBorders>
+          </w:tcPr>
+          <w:p>
+            <w:pPr>
+              <w:pStyle w:val="Style19"/>
               <w:rPr/>
             </w:pPr>
             <w:r>
@@ -2089,15 +2089,15 @@
         </w:tc>
         <w:tc>
           <w:tcPr>
-            <w:tcW w:w="3573" w:type="dxa"/>
-            <w:tcBorders>
-              <w:left w:val="single" w:sz="2" w:space="0" w:color="000000"/>
-              <w:bottom w:val="single" w:sz="2" w:space="0" w:color="000000"/>
-            </w:tcBorders>
-          </w:tcPr>
-          <w:p>
-            <w:pPr>
-              <w:pStyle w:val="user7"/>
+            <w:tcW w:w="3574" w:type="dxa"/>
+            <w:tcBorders>
+              <w:left w:val="single" w:sz="2" w:space="0" w:color="000000"/>
+              <w:bottom w:val="single" w:sz="2" w:space="0" w:color="000000"/>
+            </w:tcBorders>
+          </w:tcPr>
+          <w:p>
+            <w:pPr>
+              <w:pStyle w:val="Style19"/>
               <w:rPr/>
             </w:pPr>
             <w:r>
@@ -2117,7 +2117,7 @@
           </w:tcPr>
           <w:p>
             <w:pPr>
-              <w:pStyle w:val="user7"/>
+              <w:pStyle w:val="Style19"/>
               <w:rPr/>
             </w:pPr>
             <w:r>
@@ -2131,15 +2131,15 @@
         <w:trPr/>
         <w:tc>
           <w:tcPr>
-            <w:tcW w:w="2468" w:type="dxa"/>
-            <w:tcBorders>
-              <w:left w:val="single" w:sz="2" w:space="0" w:color="000000"/>
-              <w:bottom w:val="single" w:sz="2" w:space="0" w:color="000000"/>
-            </w:tcBorders>
-          </w:tcPr>
-          <w:p>
-            <w:pPr>
-              <w:pStyle w:val="user7"/>
+            <w:tcW w:w="2467" w:type="dxa"/>
+            <w:tcBorders>
+              <w:left w:val="single" w:sz="2" w:space="0" w:color="000000"/>
+              <w:bottom w:val="single" w:sz="2" w:space="0" w:color="000000"/>
+            </w:tcBorders>
+          </w:tcPr>
+          <w:p>
+            <w:pPr>
+              <w:pStyle w:val="Style19"/>
               <w:rPr/>
             </w:pPr>
             <w:r>
@@ -2150,15 +2150,15 @@
         </w:tc>
         <w:tc>
           <w:tcPr>
-            <w:tcW w:w="3573" w:type="dxa"/>
-            <w:tcBorders>
-              <w:left w:val="single" w:sz="2" w:space="0" w:color="000000"/>
-              <w:bottom w:val="single" w:sz="2" w:space="0" w:color="000000"/>
-            </w:tcBorders>
-          </w:tcPr>
-          <w:p>
-            <w:pPr>
-              <w:pStyle w:val="user7"/>
+            <w:tcW w:w="3574" w:type="dxa"/>
+            <w:tcBorders>
+              <w:left w:val="single" w:sz="2" w:space="0" w:color="000000"/>
+              <w:bottom w:val="single" w:sz="2" w:space="0" w:color="000000"/>
+            </w:tcBorders>
+          </w:tcPr>
+          <w:p>
+            <w:pPr>
+              <w:pStyle w:val="Style19"/>
               <w:rPr/>
             </w:pPr>
             <w:r>
@@ -2178,7 +2178,7 @@
           </w:tcPr>
           <w:p>
             <w:pPr>
-              <w:pStyle w:val="user7"/>
+              <w:pStyle w:val="Style19"/>
               <w:rPr/>
             </w:pPr>
             <w:r>
@@ -2192,15 +2192,15 @@
         <w:trPr/>
         <w:tc>
           <w:tcPr>
-            <w:tcW w:w="2468" w:type="dxa"/>
-            <w:tcBorders>
-              <w:left w:val="single" w:sz="2" w:space="0" w:color="000000"/>
-              <w:bottom w:val="single" w:sz="2" w:space="0" w:color="000000"/>
-            </w:tcBorders>
-          </w:tcPr>
-          <w:p>
-            <w:pPr>
-              <w:pStyle w:val="user7"/>
+            <w:tcW w:w="2467" w:type="dxa"/>
+            <w:tcBorders>
+              <w:left w:val="single" w:sz="2" w:space="0" w:color="000000"/>
+              <w:bottom w:val="single" w:sz="2" w:space="0" w:color="000000"/>
+            </w:tcBorders>
+          </w:tcPr>
+          <w:p>
+            <w:pPr>
+              <w:pStyle w:val="Style19"/>
               <w:rPr/>
             </w:pPr>
             <w:r>
@@ -2211,15 +2211,15 @@
         </w:tc>
         <w:tc>
           <w:tcPr>
-            <w:tcW w:w="3573" w:type="dxa"/>
-            <w:tcBorders>
-              <w:left w:val="single" w:sz="2" w:space="0" w:color="000000"/>
-              <w:bottom w:val="single" w:sz="2" w:space="0" w:color="000000"/>
-            </w:tcBorders>
-          </w:tcPr>
-          <w:p>
-            <w:pPr>
-              <w:pStyle w:val="user7"/>
+            <w:tcW w:w="3574" w:type="dxa"/>
+            <w:tcBorders>
+              <w:left w:val="single" w:sz="2" w:space="0" w:color="000000"/>
+              <w:bottom w:val="single" w:sz="2" w:space="0" w:color="000000"/>
+            </w:tcBorders>
+          </w:tcPr>
+          <w:p>
+            <w:pPr>
+              <w:pStyle w:val="Style19"/>
               <w:rPr/>
             </w:pPr>
             <w:r>
@@ -2239,7 +2239,7 @@
           </w:tcPr>
           <w:p>
             <w:pPr>
-              <w:pStyle w:val="user7"/>
+              <w:pStyle w:val="Style19"/>
               <w:rPr/>
             </w:pPr>
             <w:r>
@@ -2253,15 +2253,15 @@
         <w:trPr/>
         <w:tc>
           <w:tcPr>
-            <w:tcW w:w="2468" w:type="dxa"/>
-            <w:tcBorders>
-              <w:left w:val="single" w:sz="2" w:space="0" w:color="000000"/>
-              <w:bottom w:val="single" w:sz="2" w:space="0" w:color="000000"/>
-            </w:tcBorders>
-          </w:tcPr>
-          <w:p>
-            <w:pPr>
-              <w:pStyle w:val="user7"/>
+            <w:tcW w:w="2467" w:type="dxa"/>
+            <w:tcBorders>
+              <w:left w:val="single" w:sz="2" w:space="0" w:color="000000"/>
+              <w:bottom w:val="single" w:sz="2" w:space="0" w:color="000000"/>
+            </w:tcBorders>
+          </w:tcPr>
+          <w:p>
+            <w:pPr>
+              <w:pStyle w:val="Style19"/>
               <w:rPr/>
             </w:pPr>
             <w:r>
@@ -2272,15 +2272,15 @@
         </w:tc>
         <w:tc>
           <w:tcPr>
-            <w:tcW w:w="3573" w:type="dxa"/>
-            <w:tcBorders>
-              <w:left w:val="single" w:sz="2" w:space="0" w:color="000000"/>
-              <w:bottom w:val="single" w:sz="2" w:space="0" w:color="000000"/>
-            </w:tcBorders>
-          </w:tcPr>
-          <w:p>
-            <w:pPr>
-              <w:pStyle w:val="user7"/>
+            <w:tcW w:w="3574" w:type="dxa"/>
+            <w:tcBorders>
+              <w:left w:val="single" w:sz="2" w:space="0" w:color="000000"/>
+              <w:bottom w:val="single" w:sz="2" w:space="0" w:color="000000"/>
+            </w:tcBorders>
+          </w:tcPr>
+          <w:p>
+            <w:pPr>
+              <w:pStyle w:val="Style19"/>
               <w:rPr/>
             </w:pPr>
             <w:r>
@@ -2300,7 +2300,7 @@
           </w:tcPr>
           <w:p>
             <w:pPr>
-              <w:pStyle w:val="user7"/>
+              <w:pStyle w:val="Style19"/>
               <w:rPr/>
             </w:pPr>
             <w:r>
@@ -2314,15 +2314,15 @@
         <w:trPr/>
         <w:tc>
           <w:tcPr>
-            <w:tcW w:w="2468" w:type="dxa"/>
-            <w:tcBorders>
-              <w:left w:val="single" w:sz="2" w:space="0" w:color="000000"/>
-              <w:bottom w:val="single" w:sz="2" w:space="0" w:color="000000"/>
-            </w:tcBorders>
-          </w:tcPr>
-          <w:p>
-            <w:pPr>
-              <w:pStyle w:val="user7"/>
+            <w:tcW w:w="2467" w:type="dxa"/>
+            <w:tcBorders>
+              <w:left w:val="single" w:sz="2" w:space="0" w:color="000000"/>
+              <w:bottom w:val="single" w:sz="2" w:space="0" w:color="000000"/>
+            </w:tcBorders>
+          </w:tcPr>
+          <w:p>
+            <w:pPr>
+              <w:pStyle w:val="Style19"/>
               <w:rPr/>
             </w:pPr>
             <w:r>
@@ -2333,15 +2333,15 @@
         </w:tc>
         <w:tc>
           <w:tcPr>
-            <w:tcW w:w="3573" w:type="dxa"/>
-            <w:tcBorders>
-              <w:left w:val="single" w:sz="2" w:space="0" w:color="000000"/>
-              <w:bottom w:val="single" w:sz="2" w:space="0" w:color="000000"/>
-            </w:tcBorders>
-          </w:tcPr>
-          <w:p>
-            <w:pPr>
-              <w:pStyle w:val="user7"/>
+            <w:tcW w:w="3574" w:type="dxa"/>
+            <w:tcBorders>
+              <w:left w:val="single" w:sz="2" w:space="0" w:color="000000"/>
+              <w:bottom w:val="single" w:sz="2" w:space="0" w:color="000000"/>
+            </w:tcBorders>
+          </w:tcPr>
+          <w:p>
+            <w:pPr>
+              <w:pStyle w:val="Style19"/>
               <w:rPr/>
             </w:pPr>
             <w:r>
@@ -2361,7 +2361,7 @@
           </w:tcPr>
           <w:p>
             <w:pPr>
-              <w:pStyle w:val="user7"/>
+              <w:pStyle w:val="Style19"/>
               <w:rPr/>
             </w:pPr>
             <w:r>
@@ -2375,15 +2375,15 @@
         <w:trPr/>
         <w:tc>
           <w:tcPr>
-            <w:tcW w:w="2468" w:type="dxa"/>
-            <w:tcBorders>
-              <w:left w:val="single" w:sz="2" w:space="0" w:color="000000"/>
-              <w:bottom w:val="single" w:sz="2" w:space="0" w:color="000000"/>
-            </w:tcBorders>
-          </w:tcPr>
-          <w:p>
-            <w:pPr>
-              <w:pStyle w:val="user7"/>
+            <w:tcW w:w="2467" w:type="dxa"/>
+            <w:tcBorders>
+              <w:left w:val="single" w:sz="2" w:space="0" w:color="000000"/>
+              <w:bottom w:val="single" w:sz="2" w:space="0" w:color="000000"/>
+            </w:tcBorders>
+          </w:tcPr>
+          <w:p>
+            <w:pPr>
+              <w:pStyle w:val="Style19"/>
               <w:rPr/>
             </w:pPr>
             <w:r>
@@ -2394,15 +2394,15 @@
         </w:tc>
         <w:tc>
           <w:tcPr>
-            <w:tcW w:w="3573" w:type="dxa"/>
-            <w:tcBorders>
-              <w:left w:val="single" w:sz="2" w:space="0" w:color="000000"/>
-              <w:bottom w:val="single" w:sz="2" w:space="0" w:color="000000"/>
-            </w:tcBorders>
-          </w:tcPr>
-          <w:p>
-            <w:pPr>
-              <w:pStyle w:val="user7"/>
+            <w:tcW w:w="3574" w:type="dxa"/>
+            <w:tcBorders>
+              <w:left w:val="single" w:sz="2" w:space="0" w:color="000000"/>
+              <w:bottom w:val="single" w:sz="2" w:space="0" w:color="000000"/>
+            </w:tcBorders>
+          </w:tcPr>
+          <w:p>
+            <w:pPr>
+              <w:pStyle w:val="Style19"/>
               <w:rPr/>
             </w:pPr>
             <w:r>
@@ -2422,7 +2422,7 @@
           </w:tcPr>
           <w:p>
             <w:pPr>
-              <w:pStyle w:val="user7"/>
+              <w:pStyle w:val="Style19"/>
               <w:rPr/>
             </w:pPr>
             <w:r>
@@ -2436,15 +2436,15 @@
         <w:trPr/>
         <w:tc>
           <w:tcPr>
-            <w:tcW w:w="2468" w:type="dxa"/>
-            <w:tcBorders>
-              <w:left w:val="single" w:sz="2" w:space="0" w:color="000000"/>
-              <w:bottom w:val="single" w:sz="2" w:space="0" w:color="000000"/>
-            </w:tcBorders>
-          </w:tcPr>
-          <w:p>
-            <w:pPr>
-              <w:pStyle w:val="user7"/>
+            <w:tcW w:w="2467" w:type="dxa"/>
+            <w:tcBorders>
+              <w:left w:val="single" w:sz="2" w:space="0" w:color="000000"/>
+              <w:bottom w:val="single" w:sz="2" w:space="0" w:color="000000"/>
+            </w:tcBorders>
+          </w:tcPr>
+          <w:p>
+            <w:pPr>
+              <w:pStyle w:val="Style19"/>
               <w:rPr/>
             </w:pPr>
             <w:r>
@@ -2455,15 +2455,15 @@
         </w:tc>
         <w:tc>
           <w:tcPr>
-            <w:tcW w:w="3573" w:type="dxa"/>
-            <w:tcBorders>
-              <w:left w:val="single" w:sz="2" w:space="0" w:color="000000"/>
-              <w:bottom w:val="single" w:sz="2" w:space="0" w:color="000000"/>
-            </w:tcBorders>
-          </w:tcPr>
-          <w:p>
-            <w:pPr>
-              <w:pStyle w:val="user7"/>
+            <w:tcW w:w="3574" w:type="dxa"/>
+            <w:tcBorders>
+              <w:left w:val="single" w:sz="2" w:space="0" w:color="000000"/>
+              <w:bottom w:val="single" w:sz="2" w:space="0" w:color="000000"/>
+            </w:tcBorders>
+          </w:tcPr>
+          <w:p>
+            <w:pPr>
+              <w:pStyle w:val="Style19"/>
               <w:rPr/>
             </w:pPr>
             <w:r>
@@ -2483,7 +2483,7 @@
           </w:tcPr>
           <w:p>
             <w:pPr>
-              <w:pStyle w:val="user7"/>
+              <w:pStyle w:val="Style19"/>
               <w:rPr/>
             </w:pPr>
             <w:r>
@@ -2497,15 +2497,15 @@
         <w:trPr/>
         <w:tc>
           <w:tcPr>
-            <w:tcW w:w="2468" w:type="dxa"/>
-            <w:tcBorders>
-              <w:left w:val="single" w:sz="2" w:space="0" w:color="000000"/>
-              <w:bottom w:val="single" w:sz="2" w:space="0" w:color="000000"/>
-            </w:tcBorders>
-          </w:tcPr>
-          <w:p>
-            <w:pPr>
-              <w:pStyle w:val="user7"/>
+            <w:tcW w:w="2467" w:type="dxa"/>
+            <w:tcBorders>
+              <w:left w:val="single" w:sz="2" w:space="0" w:color="000000"/>
+              <w:bottom w:val="single" w:sz="2" w:space="0" w:color="000000"/>
+            </w:tcBorders>
+          </w:tcPr>
+          <w:p>
+            <w:pPr>
+              <w:pStyle w:val="Style19"/>
               <w:rPr/>
             </w:pPr>
             <w:r>
@@ -2516,15 +2516,15 @@
         </w:tc>
         <w:tc>
           <w:tcPr>
-            <w:tcW w:w="3573" w:type="dxa"/>
-            <w:tcBorders>
-              <w:left w:val="single" w:sz="2" w:space="0" w:color="000000"/>
-              <w:bottom w:val="single" w:sz="2" w:space="0" w:color="000000"/>
-            </w:tcBorders>
-          </w:tcPr>
-          <w:p>
-            <w:pPr>
-              <w:pStyle w:val="user7"/>
+            <w:tcW w:w="3574" w:type="dxa"/>
+            <w:tcBorders>
+              <w:left w:val="single" w:sz="2" w:space="0" w:color="000000"/>
+              <w:bottom w:val="single" w:sz="2" w:space="0" w:color="000000"/>
+            </w:tcBorders>
+          </w:tcPr>
+          <w:p>
+            <w:pPr>
+              <w:pStyle w:val="Style19"/>
               <w:rPr/>
             </w:pPr>
             <w:r>
@@ -2544,7 +2544,7 @@
           </w:tcPr>
           <w:p>
             <w:pPr>
-              <w:pStyle w:val="user7"/>
+              <w:pStyle w:val="Style19"/>
               <w:rPr/>
             </w:pPr>
             <w:r>
@@ -3451,7 +3451,7 @@
   </w:style>
   <w:style w:type="paragraph" w:styleId="Heading4">
     <w:name w:val="heading 4"/>
-    <w:basedOn w:val="Style15"/>
+    <w:basedOn w:val="user3"/>
     <w:next w:val="BodyText"/>
     <w:qFormat/>
     <w:pPr>
@@ -3520,13 +3520,13 @@
       <w:lang w:eastAsia="zh-CN" w:bidi="hi-IN"/>
     </w:rPr>
   </w:style>
+  <w:style w:type="character" w:styleId="Style12" w:customStyle="1">
+    <w:name w:val="Символ нумерации"/>
+    <w:qFormat/>
+    <w:rPr/>
+  </w:style>
   <w:style w:type="character" w:styleId="user" w:customStyle="1">
-    <w:name w:val="Символ нумерации (user)"/>
-    <w:qFormat/>
-    <w:rPr/>
-  </w:style>
-  <w:style w:type="character" w:styleId="Style12" w:customStyle="1">
-    <w:name w:val="Маркеры"/>
+    <w:name w:val="Маркеры (user)"/>
     <w:qFormat/>
     <w:rPr>
       <w:rFonts w:ascii="OpenSymbol" w:hAnsi="OpenSymbol" w:eastAsia="OpenSymbol" w:cs="OpenSymbol"/>
@@ -3540,15 +3540,15 @@
       <w:bCs/>
     </w:rPr>
   </w:style>
-  <w:style w:type="character" w:styleId="user1" w:customStyle="1">
-    <w:name w:val="Маркеры (user)"/>
+  <w:style w:type="character" w:styleId="Style13" w:customStyle="1">
+    <w:name w:val="Маркеры"/>
     <w:qFormat/>
     <w:rPr>
       <w:rFonts w:ascii="OpenSymbol" w:hAnsi="OpenSymbol" w:eastAsia="OpenSymbol" w:cs="OpenSymbol"/>
     </w:rPr>
   </w:style>
-  <w:style w:type="character" w:styleId="Style13" w:customStyle="1">
-    <w:name w:val="Символ нумерации"/>
+  <w:style w:type="character" w:styleId="user1" w:customStyle="1">
+    <w:name w:val="Символ нумерации (user)"/>
     <w:qFormat/>
     <w:rPr/>
   </w:style>
@@ -3566,8 +3566,8 @@
       <w:u w:val="single"/>
     </w:rPr>
   </w:style>
-  <w:style w:type="character" w:styleId="Style14">
-    <w:name w:val="Исходный текст"/>
+  <w:style w:type="character" w:styleId="user2">
+    <w:name w:val="Исходный текст (user)"/>
     <w:qFormat/>
     <w:rPr>
       <w:rFonts w:ascii="Liberation Mono" w:hAnsi="Liberation Mono" w:eastAsia="Liberation Mono" w:cs="Liberation Mono"/>
@@ -3581,7 +3581,7 @@
       <w:iCs/>
     </w:rPr>
   </w:style>
-  <w:style w:type="paragraph" w:styleId="Style15" w:customStyle="1">
+  <w:style w:type="paragraph" w:styleId="Style14">
     <w:name w:val="Заголовок"/>
     <w:basedOn w:val="Normal"/>
     <w:next w:val="BodyText"/>
@@ -3637,7 +3637,7 @@
       <w:iCs/>
     </w:rPr>
   </w:style>
-  <w:style w:type="paragraph" w:styleId="Style16" w:customStyle="1">
+  <w:style w:type="paragraph" w:styleId="Style15">
     <w:name w:val="Указатель"/>
     <w:basedOn w:val="Normal"/>
     <w:qFormat/>
@@ -3663,7 +3663,7 @@
       <w:szCs w:val="28"/>
     </w:rPr>
   </w:style>
-  <w:style w:type="paragraph" w:styleId="user2">
+  <w:style w:type="paragraph" w:styleId="user3" w:customStyle="1">
     <w:name w:val="Заголовок (user)"/>
     <w:basedOn w:val="Normal"/>
     <w:next w:val="BodyText"/>
@@ -3678,7 +3678,7 @@
       <w:szCs w:val="28"/>
     </w:rPr>
   </w:style>
-  <w:style w:type="paragraph" w:styleId="user3">
+  <w:style w:type="paragraph" w:styleId="user4" w:customStyle="1">
     <w:name w:val="Указатель (user)"/>
     <w:basedOn w:val="Normal"/>
     <w:qFormat/>
@@ -3751,8 +3751,8 @@
       <w:szCs w:val="14"/>
     </w:rPr>
   </w:style>
-  <w:style w:type="paragraph" w:styleId="user4" w:customStyle="1">
-    <w:name w:val="Рисунок (user)"/>
+  <w:style w:type="paragraph" w:styleId="Style16" w:customStyle="1">
+    <w:name w:val="Рисунок"/>
     <w:basedOn w:val="Caption"/>
     <w:qFormat/>
     <w:pPr>
@@ -3766,15 +3766,15 @@
       <w:sz w:val="28"/>
     </w:rPr>
   </w:style>
-  <w:style w:type="paragraph" w:styleId="Style17" w:customStyle="1">
-    <w:name w:val="Содержимое врезки"/>
+  <w:style w:type="paragraph" w:styleId="user5" w:customStyle="1">
+    <w:name w:val="Содержимое врезки (user)"/>
     <w:basedOn w:val="Normal"/>
     <w:qFormat/>
     <w:pPr/>
     <w:rPr/>
   </w:style>
-  <w:style w:type="paragraph" w:styleId="Style18" w:customStyle="1">
-    <w:name w:val="Рисунок"/>
+  <w:style w:type="paragraph" w:styleId="user6" w:customStyle="1">
+    <w:name w:val="Рисунок (user)"/>
     <w:basedOn w:val="Caption"/>
     <w:qFormat/>
     <w:pPr>
@@ -3787,15 +3787,15 @@
       <w:sz w:val="28"/>
     </w:rPr>
   </w:style>
-  <w:style w:type="paragraph" w:styleId="user5" w:customStyle="1">
-    <w:name w:val="Содержимое врезки (user)"/>
+  <w:style w:type="paragraph" w:styleId="Style17" w:customStyle="1">
+    <w:name w:val="Содержимое врезки"/>
     <w:basedOn w:val="Normal"/>
     <w:qFormat/>
     <w:pPr/>
     <w:rPr/>
   </w:style>
-  <w:style w:type="paragraph" w:styleId="user6" w:customStyle="1">
-    <w:name w:val="Таблица (user)"/>
+  <w:style w:type="paragraph" w:styleId="Style18" w:customStyle="1">
+    <w:name w:val="Таблица"/>
     <w:basedOn w:val="Caption"/>
     <w:qFormat/>
     <w:pPr>
@@ -3805,8 +3805,8 @@
       <w:rFonts w:ascii="Times New Roman" w:hAnsi="Times New Roman"/>
     </w:rPr>
   </w:style>
-  <w:style w:type="paragraph" w:styleId="user7" w:customStyle="1">
-    <w:name w:val="Содержимое таблицы (user)"/>
+  <w:style w:type="paragraph" w:styleId="Style19" w:customStyle="1">
+    <w:name w:val="Содержимое таблицы"/>
     <w:basedOn w:val="Normal"/>
     <w:qFormat/>
     <w:pPr>
@@ -3816,9 +3816,9 @@
       <w:rFonts w:ascii="Times New Roman" w:hAnsi="Times New Roman"/>
     </w:rPr>
   </w:style>
-  <w:style w:type="paragraph" w:styleId="user8" w:customStyle="1">
-    <w:name w:val="Заголовок таблицы (user)"/>
-    <w:basedOn w:val="user7"/>
+  <w:style w:type="paragraph" w:styleId="Style20" w:customStyle="1">
+    <w:name w:val="Заголовок таблицы"/>
+    <w:basedOn w:val="Style19"/>
     <w:qFormat/>
     <w:pPr>
       <w:jc w:val="center"/>
@@ -3828,8 +3828,8 @@
       <w:bCs/>
     </w:rPr>
   </w:style>
-  <w:style w:type="paragraph" w:styleId="Style19" w:customStyle="1">
-    <w:name w:val="Содержимое таблицы"/>
+  <w:style w:type="paragraph" w:styleId="user7" w:customStyle="1">
+    <w:name w:val="Содержимое таблицы (user)"/>
     <w:basedOn w:val="Normal"/>
     <w:qFormat/>
     <w:pPr>
@@ -3839,9 +3839,9 @@
       <w:rFonts w:ascii="Times New Roman" w:hAnsi="Times New Roman"/>
     </w:rPr>
   </w:style>
-  <w:style w:type="paragraph" w:styleId="Style20" w:customStyle="1">
-    <w:name w:val="Заголовок таблицы"/>
-    <w:basedOn w:val="Style19"/>
+  <w:style w:type="paragraph" w:styleId="user8" w:customStyle="1">
+    <w:name w:val="Заголовок таблицы (user)"/>
+    <w:basedOn w:val="user7"/>
     <w:qFormat/>
     <w:pPr>
       <w:jc w:val="center"/>
@@ -3851,8 +3851,8 @@
       <w:bCs/>
     </w:rPr>
   </w:style>
-  <w:style w:type="paragraph" w:styleId="Style21" w:customStyle="1">
-    <w:name w:val="Таблица"/>
+  <w:style w:type="paragraph" w:styleId="user9" w:customStyle="1">
+    <w:name w:val="Таблица (user)"/>
     <w:basedOn w:val="Caption"/>
     <w:qFormat/>
     <w:pPr>
@@ -3879,10 +3879,10 @@
       <w:szCs w:val="36"/>
     </w:rPr>
   </w:style>
-  <w:style w:type="paragraph" w:styleId="Style22" w:customStyle="1">
+  <w:style w:type="paragraph" w:styleId="Style21" w:customStyle="1">
     <w:name w:val="Фотография"/>
     <w:basedOn w:val="Normal"/>
-    <w:next w:val="Style28"/>
+    <w:next w:val="Style26"/>
     <w:qFormat/>
     <w:pPr>
       <w:keepNext w:val="true"/>
@@ -3894,7 +3894,7 @@
       <w:sz w:val="28"/>
     </w:rPr>
   </w:style>
-  <w:style w:type="paragraph" w:styleId="Style23" w:customStyle="1">
+  <w:style w:type="paragraph" w:styleId="Style22" w:customStyle="1">
     <w:name w:val="Табличный текст"/>
     <w:basedOn w:val="Normal"/>
     <w:qFormat/>
@@ -3904,7 +3904,7 @@
       <w:sz w:val="28"/>
     </w:rPr>
   </w:style>
-  <w:style w:type="paragraph" w:styleId="Style24" w:customStyle="1">
+  <w:style w:type="paragraph" w:styleId="Style23" w:customStyle="1">
     <w:name w:val="Загаловок_задание"/>
     <w:basedOn w:val="BodyText"/>
     <w:next w:val="BodyText"/>
@@ -3917,7 +3917,7 @@
       <w:b/>
     </w:rPr>
   </w:style>
-  <w:style w:type="paragraph" w:styleId="Style25" w:customStyle="1">
+  <w:style w:type="paragraph" w:styleId="Style24" w:customStyle="1">
     <w:name w:val="Листинг"/>
     <w:basedOn w:val="Caption"/>
     <w:qFormat/>
@@ -3929,9 +3929,9 @@
       <w:sz w:val="28"/>
     </w:rPr>
   </w:style>
-  <w:style w:type="paragraph" w:styleId="Style26" w:customStyle="1">
+  <w:style w:type="paragraph" w:styleId="Style25" w:customStyle="1">
     <w:name w:val="Текст листинга"/>
-    <w:basedOn w:val="user7"/>
+    <w:basedOn w:val="Style19"/>
     <w:qFormat/>
     <w:pPr/>
     <w:rPr>
@@ -3939,16 +3939,16 @@
       <w:sz w:val="20"/>
     </w:rPr>
   </w:style>
-  <w:style w:type="paragraph" w:styleId="Style27" w:customStyle="1">
-    <w:name w:val="Фигура"/>
+  <w:style w:type="paragraph" w:styleId="user10" w:customStyle="1">
+    <w:name w:val="Фигура (user)"/>
     <w:basedOn w:val="Caption"/>
     <w:qFormat/>
     <w:pPr/>
     <w:rPr/>
   </w:style>
-  <w:style w:type="paragraph" w:styleId="Style28" w:customStyle="1">
+  <w:style w:type="paragraph" w:styleId="Style26" w:customStyle="1">
     <w:name w:val="Название фотографии"/>
-    <w:basedOn w:val="Style22"/>
+    <w:basedOn w:val="Style21"/>
     <w:next w:val="BodyText"/>
     <w:qFormat/>
     <w:pPr>
@@ -3956,8 +3956,8 @@
     </w:pPr>
     <w:rPr/>
   </w:style>
-  <w:style w:type="paragraph" w:styleId="user9">
-    <w:name w:val="Текст в заданном формате (user)"/>
+  <w:style w:type="paragraph" w:styleId="Style27">
+    <w:name w:val="Текст в заданном формате"/>
     <w:basedOn w:val="Normal"/>
     <w:qFormat/>
     <w:pPr>
@@ -3969,15 +3969,15 @@
       <w:szCs w:val="20"/>
     </w:rPr>
   </w:style>
-  <w:style w:type="numbering" w:styleId="Style29" w:customStyle="1">
-    <w:name w:val="Без списка"/>
+  <w:style w:type="numbering" w:styleId="user11" w:customStyle="1">
+    <w:name w:val="Без списка (user)"/>
     <w:uiPriority w:val="99"/>
     <w:semiHidden/>
     <w:unhideWhenUsed/>
     <w:qFormat/>
   </w:style>
-  <w:style w:type="numbering" w:styleId="user10" w:customStyle="1">
-    <w:name w:val="Без списка (user)"/>
+  <w:style w:type="numbering" w:styleId="Style28" w:customStyle="1">
+    <w:name w:val="Без списка"/>
     <w:uiPriority w:val="99"/>
     <w:semiHidden/>
     <w:unhideWhenUsed/>

--- a/6 семестр/Автоматизированные системы управление элементами промышленных и административных объектов/Практическая работа №13/Отчет ВраженкоДО.docx
+++ b/6 семестр/Автоматизированные системы управление элементами промышленных и административных объектов/Практическая работа №13/Отчет ВраженкоДО.docx
@@ -496,8 +496,8 @@
         <w:gridCol w:w="2534"/>
         <w:gridCol w:w="4834"/>
         <w:gridCol w:w="1107"/>
-        <w:gridCol w:w="534"/>
-        <w:gridCol w:w="1129"/>
+        <w:gridCol w:w="533"/>
+        <w:gridCol w:w="1130"/>
       </w:tblGrid>
       <w:tr>
         <w:trPr/>
@@ -582,7 +582,7 @@
         </w:tc>
         <w:tc>
           <w:tcPr>
-            <w:tcW w:w="1641" w:type="dxa"/>
+            <w:tcW w:w="1640" w:type="dxa"/>
             <w:gridSpan w:val="2"/>
             <w:tcBorders>
               <w:top w:val="nil"/>
@@ -651,7 +651,7 @@
         </w:tc>
         <w:tc>
           <w:tcPr>
-            <w:tcW w:w="1129" w:type="dxa"/>
+            <w:tcW w:w="1130" w:type="dxa"/>
             <w:tcBorders>
               <w:top w:val="nil"/>
               <w:left w:val="nil"/>
@@ -779,7 +779,7 @@
         </w:tc>
         <w:tc>
           <w:tcPr>
-            <w:tcW w:w="1641" w:type="dxa"/>
+            <w:tcW w:w="1640" w:type="dxa"/>
             <w:gridSpan w:val="2"/>
             <w:tcBorders>
               <w:top w:val="nil"/>
@@ -868,7 +868,7 @@
         </w:tc>
         <w:tc>
           <w:tcPr>
-            <w:tcW w:w="1129" w:type="dxa"/>
+            <w:tcW w:w="1130" w:type="dxa"/>
             <w:tcBorders>
               <w:top w:val="nil"/>
               <w:left w:val="nil"/>
@@ -1242,7 +1242,7 @@
     </w:p>
     <w:p>
       <w:pPr>
-        <w:pStyle w:val="user6"/>
+        <w:pStyle w:val="Style18"/>
         <w:rPr/>
       </w:pPr>
       <w:r>
@@ -1334,8 +1334,8 @@
         </w:tblCellMar>
       </w:tblPr>
       <w:tblGrid>
-        <w:gridCol w:w="2468"/>
-        <w:gridCol w:w="3618"/>
+        <w:gridCol w:w="2467"/>
+        <w:gridCol w:w="3619"/>
         <w:gridCol w:w="3269"/>
       </w:tblGrid>
       <w:tr>
@@ -1344,7 +1344,7 @@
         </w:trPr>
         <w:tc>
           <w:tcPr>
-            <w:tcW w:w="2468" w:type="dxa"/>
+            <w:tcW w:w="2467" w:type="dxa"/>
             <w:tcBorders>
               <w:top w:val="single" w:sz="2" w:space="0" w:color="000000"/>
               <w:left w:val="single" w:sz="2" w:space="0" w:color="000000"/>
@@ -1354,7 +1354,7 @@
           </w:tcPr>
           <w:p>
             <w:pPr>
-              <w:pStyle w:val="Style20"/>
+              <w:pStyle w:val="user8"/>
               <w:rPr/>
             </w:pPr>
             <w:r>
@@ -1365,7 +1365,7 @@
         </w:tc>
         <w:tc>
           <w:tcPr>
-            <w:tcW w:w="3618" w:type="dxa"/>
+            <w:tcW w:w="3619" w:type="dxa"/>
             <w:tcBorders>
               <w:top w:val="single" w:sz="2" w:space="0" w:color="000000"/>
               <w:left w:val="single" w:sz="2" w:space="0" w:color="000000"/>
@@ -1375,7 +1375,7 @@
           </w:tcPr>
           <w:p>
             <w:pPr>
-              <w:pStyle w:val="Style20"/>
+              <w:pStyle w:val="user8"/>
               <w:rPr/>
             </w:pPr>
             <w:r>
@@ -1397,7 +1397,7 @@
           </w:tcPr>
           <w:p>
             <w:pPr>
-              <w:pStyle w:val="Style20"/>
+              <w:pStyle w:val="user8"/>
               <w:rPr/>
             </w:pPr>
             <w:r>
@@ -1411,15 +1411,15 @@
         <w:trPr/>
         <w:tc>
           <w:tcPr>
-            <w:tcW w:w="2468" w:type="dxa"/>
-            <w:tcBorders>
-              <w:left w:val="single" w:sz="2" w:space="0" w:color="000000"/>
-              <w:bottom w:val="single" w:sz="2" w:space="0" w:color="000000"/>
-            </w:tcBorders>
-          </w:tcPr>
-          <w:p>
-            <w:pPr>
-              <w:pStyle w:val="Style19"/>
+            <w:tcW w:w="2467" w:type="dxa"/>
+            <w:tcBorders>
+              <w:left w:val="single" w:sz="2" w:space="0" w:color="000000"/>
+              <w:bottom w:val="single" w:sz="2" w:space="0" w:color="000000"/>
+            </w:tcBorders>
+          </w:tcPr>
+          <w:p>
+            <w:pPr>
+              <w:pStyle w:val="user7"/>
               <w:rPr/>
             </w:pPr>
             <w:r>
@@ -1430,15 +1430,15 @@
         </w:tc>
         <w:tc>
           <w:tcPr>
-            <w:tcW w:w="3618" w:type="dxa"/>
-            <w:tcBorders>
-              <w:left w:val="single" w:sz="2" w:space="0" w:color="000000"/>
-              <w:bottom w:val="single" w:sz="2" w:space="0" w:color="000000"/>
-            </w:tcBorders>
-          </w:tcPr>
-          <w:p>
-            <w:pPr>
-              <w:pStyle w:val="Style19"/>
+            <w:tcW w:w="3619" w:type="dxa"/>
+            <w:tcBorders>
+              <w:left w:val="single" w:sz="2" w:space="0" w:color="000000"/>
+              <w:bottom w:val="single" w:sz="2" w:space="0" w:color="000000"/>
+            </w:tcBorders>
+          </w:tcPr>
+          <w:p>
+            <w:pPr>
+              <w:pStyle w:val="user7"/>
               <w:rPr/>
             </w:pPr>
             <w:r>
@@ -1458,7 +1458,7 @@
           </w:tcPr>
           <w:p>
             <w:pPr>
-              <w:pStyle w:val="Style19"/>
+              <w:pStyle w:val="user7"/>
               <w:rPr/>
             </w:pPr>
             <w:r>
@@ -1472,15 +1472,15 @@
         <w:trPr/>
         <w:tc>
           <w:tcPr>
-            <w:tcW w:w="2468" w:type="dxa"/>
-            <w:tcBorders>
-              <w:left w:val="single" w:sz="2" w:space="0" w:color="000000"/>
-              <w:bottom w:val="single" w:sz="2" w:space="0" w:color="000000"/>
-            </w:tcBorders>
-          </w:tcPr>
-          <w:p>
-            <w:pPr>
-              <w:pStyle w:val="Style19"/>
+            <w:tcW w:w="2467" w:type="dxa"/>
+            <w:tcBorders>
+              <w:left w:val="single" w:sz="2" w:space="0" w:color="000000"/>
+              <w:bottom w:val="single" w:sz="2" w:space="0" w:color="000000"/>
+            </w:tcBorders>
+          </w:tcPr>
+          <w:p>
+            <w:pPr>
+              <w:pStyle w:val="user7"/>
               <w:rPr/>
             </w:pPr>
             <w:r>
@@ -1491,15 +1491,15 @@
         </w:tc>
         <w:tc>
           <w:tcPr>
-            <w:tcW w:w="3618" w:type="dxa"/>
-            <w:tcBorders>
-              <w:left w:val="single" w:sz="2" w:space="0" w:color="000000"/>
-              <w:bottom w:val="single" w:sz="2" w:space="0" w:color="000000"/>
-            </w:tcBorders>
-          </w:tcPr>
-          <w:p>
-            <w:pPr>
-              <w:pStyle w:val="Style19"/>
+            <w:tcW w:w="3619" w:type="dxa"/>
+            <w:tcBorders>
+              <w:left w:val="single" w:sz="2" w:space="0" w:color="000000"/>
+              <w:bottom w:val="single" w:sz="2" w:space="0" w:color="000000"/>
+            </w:tcBorders>
+          </w:tcPr>
+          <w:p>
+            <w:pPr>
+              <w:pStyle w:val="user7"/>
               <w:rPr/>
             </w:pPr>
             <w:r>
@@ -1519,7 +1519,7 @@
           </w:tcPr>
           <w:p>
             <w:pPr>
-              <w:pStyle w:val="Style19"/>
+              <w:pStyle w:val="user7"/>
               <w:rPr/>
             </w:pPr>
             <w:r>
@@ -1533,15 +1533,15 @@
         <w:trPr/>
         <w:tc>
           <w:tcPr>
-            <w:tcW w:w="2468" w:type="dxa"/>
-            <w:tcBorders>
-              <w:left w:val="single" w:sz="2" w:space="0" w:color="000000"/>
-              <w:bottom w:val="single" w:sz="2" w:space="0" w:color="000000"/>
-            </w:tcBorders>
-          </w:tcPr>
-          <w:p>
-            <w:pPr>
-              <w:pStyle w:val="Style19"/>
+            <w:tcW w:w="2467" w:type="dxa"/>
+            <w:tcBorders>
+              <w:left w:val="single" w:sz="2" w:space="0" w:color="000000"/>
+              <w:bottom w:val="single" w:sz="2" w:space="0" w:color="000000"/>
+            </w:tcBorders>
+          </w:tcPr>
+          <w:p>
+            <w:pPr>
+              <w:pStyle w:val="user7"/>
               <w:rPr/>
             </w:pPr>
             <w:r>
@@ -1552,15 +1552,15 @@
         </w:tc>
         <w:tc>
           <w:tcPr>
-            <w:tcW w:w="3618" w:type="dxa"/>
-            <w:tcBorders>
-              <w:left w:val="single" w:sz="2" w:space="0" w:color="000000"/>
-              <w:bottom w:val="single" w:sz="2" w:space="0" w:color="000000"/>
-            </w:tcBorders>
-          </w:tcPr>
-          <w:p>
-            <w:pPr>
-              <w:pStyle w:val="Style19"/>
+            <w:tcW w:w="3619" w:type="dxa"/>
+            <w:tcBorders>
+              <w:left w:val="single" w:sz="2" w:space="0" w:color="000000"/>
+              <w:bottom w:val="single" w:sz="2" w:space="0" w:color="000000"/>
+            </w:tcBorders>
+          </w:tcPr>
+          <w:p>
+            <w:pPr>
+              <w:pStyle w:val="user7"/>
               <w:rPr/>
             </w:pPr>
             <w:r>
@@ -1580,7 +1580,7 @@
           </w:tcPr>
           <w:p>
             <w:pPr>
-              <w:pStyle w:val="Style19"/>
+              <w:pStyle w:val="user7"/>
               <w:rPr/>
             </w:pPr>
             <w:r>
@@ -1594,15 +1594,15 @@
         <w:trPr/>
         <w:tc>
           <w:tcPr>
-            <w:tcW w:w="2468" w:type="dxa"/>
-            <w:tcBorders>
-              <w:left w:val="single" w:sz="2" w:space="0" w:color="000000"/>
-              <w:bottom w:val="single" w:sz="2" w:space="0" w:color="000000"/>
-            </w:tcBorders>
-          </w:tcPr>
-          <w:p>
-            <w:pPr>
-              <w:pStyle w:val="Style19"/>
+            <w:tcW w:w="2467" w:type="dxa"/>
+            <w:tcBorders>
+              <w:left w:val="single" w:sz="2" w:space="0" w:color="000000"/>
+              <w:bottom w:val="single" w:sz="2" w:space="0" w:color="000000"/>
+            </w:tcBorders>
+          </w:tcPr>
+          <w:p>
+            <w:pPr>
+              <w:pStyle w:val="user7"/>
               <w:rPr/>
             </w:pPr>
             <w:r>
@@ -1613,15 +1613,15 @@
         </w:tc>
         <w:tc>
           <w:tcPr>
-            <w:tcW w:w="3618" w:type="dxa"/>
-            <w:tcBorders>
-              <w:left w:val="single" w:sz="2" w:space="0" w:color="000000"/>
-              <w:bottom w:val="single" w:sz="2" w:space="0" w:color="000000"/>
-            </w:tcBorders>
-          </w:tcPr>
-          <w:p>
-            <w:pPr>
-              <w:pStyle w:val="Style19"/>
+            <w:tcW w:w="3619" w:type="dxa"/>
+            <w:tcBorders>
+              <w:left w:val="single" w:sz="2" w:space="0" w:color="000000"/>
+              <w:bottom w:val="single" w:sz="2" w:space="0" w:color="000000"/>
+            </w:tcBorders>
+          </w:tcPr>
+          <w:p>
+            <w:pPr>
+              <w:pStyle w:val="user7"/>
               <w:rPr/>
             </w:pPr>
             <w:r>
@@ -1641,7 +1641,7 @@
           </w:tcPr>
           <w:p>
             <w:pPr>
-              <w:pStyle w:val="Style19"/>
+              <w:pStyle w:val="user7"/>
               <w:rPr/>
             </w:pPr>
             <w:r>
@@ -1655,15 +1655,15 @@
         <w:trPr/>
         <w:tc>
           <w:tcPr>
-            <w:tcW w:w="2468" w:type="dxa"/>
-            <w:tcBorders>
-              <w:left w:val="single" w:sz="2" w:space="0" w:color="000000"/>
-              <w:bottom w:val="single" w:sz="2" w:space="0" w:color="000000"/>
-            </w:tcBorders>
-          </w:tcPr>
-          <w:p>
-            <w:pPr>
-              <w:pStyle w:val="Style19"/>
+            <w:tcW w:w="2467" w:type="dxa"/>
+            <w:tcBorders>
+              <w:left w:val="single" w:sz="2" w:space="0" w:color="000000"/>
+              <w:bottom w:val="single" w:sz="2" w:space="0" w:color="000000"/>
+            </w:tcBorders>
+          </w:tcPr>
+          <w:p>
+            <w:pPr>
+              <w:pStyle w:val="user7"/>
               <w:rPr/>
             </w:pPr>
             <w:r>
@@ -1674,15 +1674,15 @@
         </w:tc>
         <w:tc>
           <w:tcPr>
-            <w:tcW w:w="3618" w:type="dxa"/>
-            <w:tcBorders>
-              <w:left w:val="single" w:sz="2" w:space="0" w:color="000000"/>
-              <w:bottom w:val="single" w:sz="2" w:space="0" w:color="000000"/>
-            </w:tcBorders>
-          </w:tcPr>
-          <w:p>
-            <w:pPr>
-              <w:pStyle w:val="Style19"/>
+            <w:tcW w:w="3619" w:type="dxa"/>
+            <w:tcBorders>
+              <w:left w:val="single" w:sz="2" w:space="0" w:color="000000"/>
+              <w:bottom w:val="single" w:sz="2" w:space="0" w:color="000000"/>
+            </w:tcBorders>
+          </w:tcPr>
+          <w:p>
+            <w:pPr>
+              <w:pStyle w:val="user7"/>
               <w:rPr/>
             </w:pPr>
             <w:r>
@@ -1702,7 +1702,7 @@
           </w:tcPr>
           <w:p>
             <w:pPr>
-              <w:pStyle w:val="Style19"/>
+              <w:pStyle w:val="user7"/>
               <w:rPr/>
             </w:pPr>
             <w:r>
@@ -1716,15 +1716,15 @@
         <w:trPr/>
         <w:tc>
           <w:tcPr>
-            <w:tcW w:w="2468" w:type="dxa"/>
-            <w:tcBorders>
-              <w:left w:val="single" w:sz="2" w:space="0" w:color="000000"/>
-              <w:bottom w:val="single" w:sz="2" w:space="0" w:color="000000"/>
-            </w:tcBorders>
-          </w:tcPr>
-          <w:p>
-            <w:pPr>
-              <w:pStyle w:val="Style19"/>
+            <w:tcW w:w="2467" w:type="dxa"/>
+            <w:tcBorders>
+              <w:left w:val="single" w:sz="2" w:space="0" w:color="000000"/>
+              <w:bottom w:val="single" w:sz="2" w:space="0" w:color="000000"/>
+            </w:tcBorders>
+          </w:tcPr>
+          <w:p>
+            <w:pPr>
+              <w:pStyle w:val="user7"/>
               <w:rPr/>
             </w:pPr>
             <w:r>
@@ -1735,15 +1735,15 @@
         </w:tc>
         <w:tc>
           <w:tcPr>
-            <w:tcW w:w="3618" w:type="dxa"/>
-            <w:tcBorders>
-              <w:left w:val="single" w:sz="2" w:space="0" w:color="000000"/>
-              <w:bottom w:val="single" w:sz="2" w:space="0" w:color="000000"/>
-            </w:tcBorders>
-          </w:tcPr>
-          <w:p>
-            <w:pPr>
-              <w:pStyle w:val="Style19"/>
+            <w:tcW w:w="3619" w:type="dxa"/>
+            <w:tcBorders>
+              <w:left w:val="single" w:sz="2" w:space="0" w:color="000000"/>
+              <w:bottom w:val="single" w:sz="2" w:space="0" w:color="000000"/>
+            </w:tcBorders>
+          </w:tcPr>
+          <w:p>
+            <w:pPr>
+              <w:pStyle w:val="user7"/>
               <w:rPr/>
             </w:pPr>
             <w:r>
@@ -1763,7 +1763,7 @@
           </w:tcPr>
           <w:p>
             <w:pPr>
-              <w:pStyle w:val="Style19"/>
+              <w:pStyle w:val="user7"/>
               <w:rPr/>
             </w:pPr>
             <w:r>
@@ -1777,15 +1777,15 @@
         <w:trPr/>
         <w:tc>
           <w:tcPr>
-            <w:tcW w:w="2468" w:type="dxa"/>
-            <w:tcBorders>
-              <w:left w:val="single" w:sz="2" w:space="0" w:color="000000"/>
-              <w:bottom w:val="single" w:sz="2" w:space="0" w:color="000000"/>
-            </w:tcBorders>
-          </w:tcPr>
-          <w:p>
-            <w:pPr>
-              <w:pStyle w:val="Style19"/>
+            <w:tcW w:w="2467" w:type="dxa"/>
+            <w:tcBorders>
+              <w:left w:val="single" w:sz="2" w:space="0" w:color="000000"/>
+              <w:bottom w:val="single" w:sz="2" w:space="0" w:color="000000"/>
+            </w:tcBorders>
+          </w:tcPr>
+          <w:p>
+            <w:pPr>
+              <w:pStyle w:val="user7"/>
               <w:rPr/>
             </w:pPr>
             <w:r>
@@ -1796,15 +1796,15 @@
         </w:tc>
         <w:tc>
           <w:tcPr>
-            <w:tcW w:w="3618" w:type="dxa"/>
-            <w:tcBorders>
-              <w:left w:val="single" w:sz="2" w:space="0" w:color="000000"/>
-              <w:bottom w:val="single" w:sz="2" w:space="0" w:color="000000"/>
-            </w:tcBorders>
-          </w:tcPr>
-          <w:p>
-            <w:pPr>
-              <w:pStyle w:val="Style19"/>
+            <w:tcW w:w="3619" w:type="dxa"/>
+            <w:tcBorders>
+              <w:left w:val="single" w:sz="2" w:space="0" w:color="000000"/>
+              <w:bottom w:val="single" w:sz="2" w:space="0" w:color="000000"/>
+            </w:tcBorders>
+          </w:tcPr>
+          <w:p>
+            <w:pPr>
+              <w:pStyle w:val="user7"/>
               <w:rPr/>
             </w:pPr>
             <w:r>
@@ -1824,7 +1824,7 @@
           </w:tcPr>
           <w:p>
             <w:pPr>
-              <w:pStyle w:val="Style19"/>
+              <w:pStyle w:val="user7"/>
               <w:rPr/>
             </w:pPr>
             <w:r>
@@ -1871,8 +1871,8 @@
         </w:tblCellMar>
       </w:tblPr>
       <w:tblGrid>
-        <w:gridCol w:w="2467"/>
-        <w:gridCol w:w="3574"/>
+        <w:gridCol w:w="2466"/>
+        <w:gridCol w:w="3575"/>
         <w:gridCol w:w="3314"/>
       </w:tblGrid>
       <w:tr>
@@ -1881,7 +1881,7 @@
         </w:trPr>
         <w:tc>
           <w:tcPr>
-            <w:tcW w:w="2467" w:type="dxa"/>
+            <w:tcW w:w="2466" w:type="dxa"/>
             <w:tcBorders>
               <w:top w:val="single" w:sz="2" w:space="0" w:color="000000"/>
               <w:left w:val="single" w:sz="2" w:space="0" w:color="000000"/>
@@ -1891,7 +1891,7 @@
           </w:tcPr>
           <w:p>
             <w:pPr>
-              <w:pStyle w:val="Style20"/>
+              <w:pStyle w:val="user8"/>
               <w:rPr/>
             </w:pPr>
             <w:r>
@@ -1902,7 +1902,7 @@
         </w:tc>
         <w:tc>
           <w:tcPr>
-            <w:tcW w:w="3574" w:type="dxa"/>
+            <w:tcW w:w="3575" w:type="dxa"/>
             <w:tcBorders>
               <w:top w:val="single" w:sz="2" w:space="0" w:color="000000"/>
               <w:left w:val="single" w:sz="2" w:space="0" w:color="000000"/>
@@ -1912,7 +1912,7 @@
           </w:tcPr>
           <w:p>
             <w:pPr>
-              <w:pStyle w:val="Style20"/>
+              <w:pStyle w:val="user8"/>
               <w:rPr/>
             </w:pPr>
             <w:r>
@@ -1934,7 +1934,7 @@
           </w:tcPr>
           <w:p>
             <w:pPr>
-              <w:pStyle w:val="Style20"/>
+              <w:pStyle w:val="user8"/>
               <w:rPr/>
             </w:pPr>
             <w:r>
@@ -1948,15 +1948,15 @@
         <w:trPr/>
         <w:tc>
           <w:tcPr>
-            <w:tcW w:w="2467" w:type="dxa"/>
-            <w:tcBorders>
-              <w:left w:val="single" w:sz="2" w:space="0" w:color="000000"/>
-              <w:bottom w:val="single" w:sz="2" w:space="0" w:color="000000"/>
-            </w:tcBorders>
-          </w:tcPr>
-          <w:p>
-            <w:pPr>
-              <w:pStyle w:val="Style19"/>
+            <w:tcW w:w="2466" w:type="dxa"/>
+            <w:tcBorders>
+              <w:left w:val="single" w:sz="2" w:space="0" w:color="000000"/>
+              <w:bottom w:val="single" w:sz="2" w:space="0" w:color="000000"/>
+            </w:tcBorders>
+          </w:tcPr>
+          <w:p>
+            <w:pPr>
+              <w:pStyle w:val="user7"/>
               <w:rPr/>
             </w:pPr>
             <w:r>
@@ -1967,15 +1967,15 @@
         </w:tc>
         <w:tc>
           <w:tcPr>
-            <w:tcW w:w="3574" w:type="dxa"/>
-            <w:tcBorders>
-              <w:left w:val="single" w:sz="2" w:space="0" w:color="000000"/>
-              <w:bottom w:val="single" w:sz="2" w:space="0" w:color="000000"/>
-            </w:tcBorders>
-          </w:tcPr>
-          <w:p>
-            <w:pPr>
-              <w:pStyle w:val="Style19"/>
+            <w:tcW w:w="3575" w:type="dxa"/>
+            <w:tcBorders>
+              <w:left w:val="single" w:sz="2" w:space="0" w:color="000000"/>
+              <w:bottom w:val="single" w:sz="2" w:space="0" w:color="000000"/>
+            </w:tcBorders>
+          </w:tcPr>
+          <w:p>
+            <w:pPr>
+              <w:pStyle w:val="user7"/>
               <w:rPr/>
             </w:pPr>
             <w:r>
@@ -1995,7 +1995,7 @@
           </w:tcPr>
           <w:p>
             <w:pPr>
-              <w:pStyle w:val="Style19"/>
+              <w:pStyle w:val="user7"/>
               <w:rPr/>
             </w:pPr>
             <w:r>
@@ -2009,15 +2009,15 @@
         <w:trPr/>
         <w:tc>
           <w:tcPr>
-            <w:tcW w:w="2467" w:type="dxa"/>
-            <w:tcBorders>
-              <w:left w:val="single" w:sz="2" w:space="0" w:color="000000"/>
-              <w:bottom w:val="single" w:sz="2" w:space="0" w:color="000000"/>
-            </w:tcBorders>
-          </w:tcPr>
-          <w:p>
-            <w:pPr>
-              <w:pStyle w:val="Style19"/>
+            <w:tcW w:w="2466" w:type="dxa"/>
+            <w:tcBorders>
+              <w:left w:val="single" w:sz="2" w:space="0" w:color="000000"/>
+              <w:bottom w:val="single" w:sz="2" w:space="0" w:color="000000"/>
+            </w:tcBorders>
+          </w:tcPr>
+          <w:p>
+            <w:pPr>
+              <w:pStyle w:val="user7"/>
               <w:rPr/>
             </w:pPr>
             <w:r>
@@ -2028,15 +2028,15 @@
         </w:tc>
         <w:tc>
           <w:tcPr>
-            <w:tcW w:w="3574" w:type="dxa"/>
-            <w:tcBorders>
-              <w:left w:val="single" w:sz="2" w:space="0" w:color="000000"/>
-              <w:bottom w:val="single" w:sz="2" w:space="0" w:color="000000"/>
-            </w:tcBorders>
-          </w:tcPr>
-          <w:p>
-            <w:pPr>
-              <w:pStyle w:val="Style19"/>
+            <w:tcW w:w="3575" w:type="dxa"/>
+            <w:tcBorders>
+              <w:left w:val="single" w:sz="2" w:space="0" w:color="000000"/>
+              <w:bottom w:val="single" w:sz="2" w:space="0" w:color="000000"/>
+            </w:tcBorders>
+          </w:tcPr>
+          <w:p>
+            <w:pPr>
+              <w:pStyle w:val="user7"/>
               <w:rPr/>
             </w:pPr>
             <w:r>
@@ -2056,7 +2056,7 @@
           </w:tcPr>
           <w:p>
             <w:pPr>
-              <w:pStyle w:val="Style19"/>
+              <w:pStyle w:val="user7"/>
               <w:rPr/>
             </w:pPr>
             <w:r>
@@ -2070,15 +2070,15 @@
         <w:trPr/>
         <w:tc>
           <w:tcPr>
-            <w:tcW w:w="2467" w:type="dxa"/>
-            <w:tcBorders>
-              <w:left w:val="single" w:sz="2" w:space="0" w:color="000000"/>
-              <w:bottom w:val="single" w:sz="2" w:space="0" w:color="000000"/>
-            </w:tcBorders>
-          </w:tcPr>
-          <w:p>
-            <w:pPr>
-              <w:pStyle w:val="Style19"/>
+            <w:tcW w:w="2466" w:type="dxa"/>
+            <w:tcBorders>
+              <w:left w:val="single" w:sz="2" w:space="0" w:color="000000"/>
+              <w:bottom w:val="single" w:sz="2" w:space="0" w:color="000000"/>
+            </w:tcBorders>
+          </w:tcPr>
+          <w:p>
+            <w:pPr>
+              <w:pStyle w:val="user7"/>
               <w:rPr/>
             </w:pPr>
             <w:r>
@@ -2089,15 +2089,15 @@
         </w:tc>
         <w:tc>
           <w:tcPr>
-            <w:tcW w:w="3574" w:type="dxa"/>
-            <w:tcBorders>
-              <w:left w:val="single" w:sz="2" w:space="0" w:color="000000"/>
-              <w:bottom w:val="single" w:sz="2" w:space="0" w:color="000000"/>
-            </w:tcBorders>
-          </w:tcPr>
-          <w:p>
-            <w:pPr>
-              <w:pStyle w:val="Style19"/>
+            <w:tcW w:w="3575" w:type="dxa"/>
+            <w:tcBorders>
+              <w:left w:val="single" w:sz="2" w:space="0" w:color="000000"/>
+              <w:bottom w:val="single" w:sz="2" w:space="0" w:color="000000"/>
+            </w:tcBorders>
+          </w:tcPr>
+          <w:p>
+            <w:pPr>
+              <w:pStyle w:val="user7"/>
               <w:rPr/>
             </w:pPr>
             <w:r>
@@ -2117,7 +2117,7 @@
           </w:tcPr>
           <w:p>
             <w:pPr>
-              <w:pStyle w:val="Style19"/>
+              <w:pStyle w:val="user7"/>
               <w:rPr/>
             </w:pPr>
             <w:r>
@@ -2131,15 +2131,15 @@
         <w:trPr/>
         <w:tc>
           <w:tcPr>
-            <w:tcW w:w="2467" w:type="dxa"/>
-            <w:tcBorders>
-              <w:left w:val="single" w:sz="2" w:space="0" w:color="000000"/>
-              <w:bottom w:val="single" w:sz="2" w:space="0" w:color="000000"/>
-            </w:tcBorders>
-          </w:tcPr>
-          <w:p>
-            <w:pPr>
-              <w:pStyle w:val="Style19"/>
+            <w:tcW w:w="2466" w:type="dxa"/>
+            <w:tcBorders>
+              <w:left w:val="single" w:sz="2" w:space="0" w:color="000000"/>
+              <w:bottom w:val="single" w:sz="2" w:space="0" w:color="000000"/>
+            </w:tcBorders>
+          </w:tcPr>
+          <w:p>
+            <w:pPr>
+              <w:pStyle w:val="user7"/>
               <w:rPr/>
             </w:pPr>
             <w:r>
@@ -2150,15 +2150,15 @@
         </w:tc>
         <w:tc>
           <w:tcPr>
-            <w:tcW w:w="3574" w:type="dxa"/>
-            <w:tcBorders>
-              <w:left w:val="single" w:sz="2" w:space="0" w:color="000000"/>
-              <w:bottom w:val="single" w:sz="2" w:space="0" w:color="000000"/>
-            </w:tcBorders>
-          </w:tcPr>
-          <w:p>
-            <w:pPr>
-              <w:pStyle w:val="Style19"/>
+            <w:tcW w:w="3575" w:type="dxa"/>
+            <w:tcBorders>
+              <w:left w:val="single" w:sz="2" w:space="0" w:color="000000"/>
+              <w:bottom w:val="single" w:sz="2" w:space="0" w:color="000000"/>
+            </w:tcBorders>
+          </w:tcPr>
+          <w:p>
+            <w:pPr>
+              <w:pStyle w:val="user7"/>
               <w:rPr/>
             </w:pPr>
             <w:r>
@@ -2178,7 +2178,7 @@
           </w:tcPr>
           <w:p>
             <w:pPr>
-              <w:pStyle w:val="Style19"/>
+              <w:pStyle w:val="user7"/>
               <w:rPr/>
             </w:pPr>
             <w:r>
@@ -2192,15 +2192,15 @@
         <w:trPr/>
         <w:tc>
           <w:tcPr>
-            <w:tcW w:w="2467" w:type="dxa"/>
-            <w:tcBorders>
-              <w:left w:val="single" w:sz="2" w:space="0" w:color="000000"/>
-              <w:bottom w:val="single" w:sz="2" w:space="0" w:color="000000"/>
-            </w:tcBorders>
-          </w:tcPr>
-          <w:p>
-            <w:pPr>
-              <w:pStyle w:val="Style19"/>
+            <w:tcW w:w="2466" w:type="dxa"/>
+            <w:tcBorders>
+              <w:left w:val="single" w:sz="2" w:space="0" w:color="000000"/>
+              <w:bottom w:val="single" w:sz="2" w:space="0" w:color="000000"/>
+            </w:tcBorders>
+          </w:tcPr>
+          <w:p>
+            <w:pPr>
+              <w:pStyle w:val="user7"/>
               <w:rPr/>
             </w:pPr>
             <w:r>
@@ -2211,15 +2211,15 @@
         </w:tc>
         <w:tc>
           <w:tcPr>
-            <w:tcW w:w="3574" w:type="dxa"/>
-            <w:tcBorders>
-              <w:left w:val="single" w:sz="2" w:space="0" w:color="000000"/>
-              <w:bottom w:val="single" w:sz="2" w:space="0" w:color="000000"/>
-            </w:tcBorders>
-          </w:tcPr>
-          <w:p>
-            <w:pPr>
-              <w:pStyle w:val="Style19"/>
+            <w:tcW w:w="3575" w:type="dxa"/>
+            <w:tcBorders>
+              <w:left w:val="single" w:sz="2" w:space="0" w:color="000000"/>
+              <w:bottom w:val="single" w:sz="2" w:space="0" w:color="000000"/>
+            </w:tcBorders>
+          </w:tcPr>
+          <w:p>
+            <w:pPr>
+              <w:pStyle w:val="user7"/>
               <w:rPr/>
             </w:pPr>
             <w:r>
@@ -2239,7 +2239,7 @@
           </w:tcPr>
           <w:p>
             <w:pPr>
-              <w:pStyle w:val="Style19"/>
+              <w:pStyle w:val="user7"/>
               <w:rPr/>
             </w:pPr>
             <w:r>
@@ -2253,15 +2253,15 @@
         <w:trPr/>
         <w:tc>
           <w:tcPr>
-            <w:tcW w:w="2467" w:type="dxa"/>
-            <w:tcBorders>
-              <w:left w:val="single" w:sz="2" w:space="0" w:color="000000"/>
-              <w:bottom w:val="single" w:sz="2" w:space="0" w:color="000000"/>
-            </w:tcBorders>
-          </w:tcPr>
-          <w:p>
-            <w:pPr>
-              <w:pStyle w:val="Style19"/>
+            <w:tcW w:w="2466" w:type="dxa"/>
+            <w:tcBorders>
+              <w:left w:val="single" w:sz="2" w:space="0" w:color="000000"/>
+              <w:bottom w:val="single" w:sz="2" w:space="0" w:color="000000"/>
+            </w:tcBorders>
+          </w:tcPr>
+          <w:p>
+            <w:pPr>
+              <w:pStyle w:val="user7"/>
               <w:rPr/>
             </w:pPr>
             <w:r>
@@ -2272,15 +2272,15 @@
         </w:tc>
         <w:tc>
           <w:tcPr>
-            <w:tcW w:w="3574" w:type="dxa"/>
-            <w:tcBorders>
-              <w:left w:val="single" w:sz="2" w:space="0" w:color="000000"/>
-              <w:bottom w:val="single" w:sz="2" w:space="0" w:color="000000"/>
-            </w:tcBorders>
-          </w:tcPr>
-          <w:p>
-            <w:pPr>
-              <w:pStyle w:val="Style19"/>
+            <w:tcW w:w="3575" w:type="dxa"/>
+            <w:tcBorders>
+              <w:left w:val="single" w:sz="2" w:space="0" w:color="000000"/>
+              <w:bottom w:val="single" w:sz="2" w:space="0" w:color="000000"/>
+            </w:tcBorders>
+          </w:tcPr>
+          <w:p>
+            <w:pPr>
+              <w:pStyle w:val="user7"/>
               <w:rPr/>
             </w:pPr>
             <w:r>
@@ -2300,7 +2300,7 @@
           </w:tcPr>
           <w:p>
             <w:pPr>
-              <w:pStyle w:val="Style19"/>
+              <w:pStyle w:val="user7"/>
               <w:rPr/>
             </w:pPr>
             <w:r>
@@ -2314,15 +2314,15 @@
         <w:trPr/>
         <w:tc>
           <w:tcPr>
-            <w:tcW w:w="2467" w:type="dxa"/>
-            <w:tcBorders>
-              <w:left w:val="single" w:sz="2" w:space="0" w:color="000000"/>
-              <w:bottom w:val="single" w:sz="2" w:space="0" w:color="000000"/>
-            </w:tcBorders>
-          </w:tcPr>
-          <w:p>
-            <w:pPr>
-              <w:pStyle w:val="Style19"/>
+            <w:tcW w:w="2466" w:type="dxa"/>
+            <w:tcBorders>
+              <w:left w:val="single" w:sz="2" w:space="0" w:color="000000"/>
+              <w:bottom w:val="single" w:sz="2" w:space="0" w:color="000000"/>
+            </w:tcBorders>
+          </w:tcPr>
+          <w:p>
+            <w:pPr>
+              <w:pStyle w:val="user7"/>
               <w:rPr/>
             </w:pPr>
             <w:r>
@@ -2333,15 +2333,15 @@
         </w:tc>
         <w:tc>
           <w:tcPr>
-            <w:tcW w:w="3574" w:type="dxa"/>
-            <w:tcBorders>
-              <w:left w:val="single" w:sz="2" w:space="0" w:color="000000"/>
-              <w:bottom w:val="single" w:sz="2" w:space="0" w:color="000000"/>
-            </w:tcBorders>
-          </w:tcPr>
-          <w:p>
-            <w:pPr>
-              <w:pStyle w:val="Style19"/>
+            <w:tcW w:w="3575" w:type="dxa"/>
+            <w:tcBorders>
+              <w:left w:val="single" w:sz="2" w:space="0" w:color="000000"/>
+              <w:bottom w:val="single" w:sz="2" w:space="0" w:color="000000"/>
+            </w:tcBorders>
+          </w:tcPr>
+          <w:p>
+            <w:pPr>
+              <w:pStyle w:val="user7"/>
               <w:rPr/>
             </w:pPr>
             <w:r>
@@ -2361,7 +2361,7 @@
           </w:tcPr>
           <w:p>
             <w:pPr>
-              <w:pStyle w:val="Style19"/>
+              <w:pStyle w:val="user7"/>
               <w:rPr/>
             </w:pPr>
             <w:r>
@@ -2375,15 +2375,15 @@
         <w:trPr/>
         <w:tc>
           <w:tcPr>
-            <w:tcW w:w="2467" w:type="dxa"/>
-            <w:tcBorders>
-              <w:left w:val="single" w:sz="2" w:space="0" w:color="000000"/>
-              <w:bottom w:val="single" w:sz="2" w:space="0" w:color="000000"/>
-            </w:tcBorders>
-          </w:tcPr>
-          <w:p>
-            <w:pPr>
-              <w:pStyle w:val="Style19"/>
+            <w:tcW w:w="2466" w:type="dxa"/>
+            <w:tcBorders>
+              <w:left w:val="single" w:sz="2" w:space="0" w:color="000000"/>
+              <w:bottom w:val="single" w:sz="2" w:space="0" w:color="000000"/>
+            </w:tcBorders>
+          </w:tcPr>
+          <w:p>
+            <w:pPr>
+              <w:pStyle w:val="user7"/>
               <w:rPr/>
             </w:pPr>
             <w:r>
@@ -2394,15 +2394,15 @@
         </w:tc>
         <w:tc>
           <w:tcPr>
-            <w:tcW w:w="3574" w:type="dxa"/>
-            <w:tcBorders>
-              <w:left w:val="single" w:sz="2" w:space="0" w:color="000000"/>
-              <w:bottom w:val="single" w:sz="2" w:space="0" w:color="000000"/>
-            </w:tcBorders>
-          </w:tcPr>
-          <w:p>
-            <w:pPr>
-              <w:pStyle w:val="Style19"/>
+            <w:tcW w:w="3575" w:type="dxa"/>
+            <w:tcBorders>
+              <w:left w:val="single" w:sz="2" w:space="0" w:color="000000"/>
+              <w:bottom w:val="single" w:sz="2" w:space="0" w:color="000000"/>
+            </w:tcBorders>
+          </w:tcPr>
+          <w:p>
+            <w:pPr>
+              <w:pStyle w:val="user7"/>
               <w:rPr/>
             </w:pPr>
             <w:r>
@@ -2422,7 +2422,7 @@
           </w:tcPr>
           <w:p>
             <w:pPr>
-              <w:pStyle w:val="Style19"/>
+              <w:pStyle w:val="user7"/>
               <w:rPr/>
             </w:pPr>
             <w:r>
@@ -2436,15 +2436,15 @@
         <w:trPr/>
         <w:tc>
           <w:tcPr>
-            <w:tcW w:w="2467" w:type="dxa"/>
-            <w:tcBorders>
-              <w:left w:val="single" w:sz="2" w:space="0" w:color="000000"/>
-              <w:bottom w:val="single" w:sz="2" w:space="0" w:color="000000"/>
-            </w:tcBorders>
-          </w:tcPr>
-          <w:p>
-            <w:pPr>
-              <w:pStyle w:val="Style19"/>
+            <w:tcW w:w="2466" w:type="dxa"/>
+            <w:tcBorders>
+              <w:left w:val="single" w:sz="2" w:space="0" w:color="000000"/>
+              <w:bottom w:val="single" w:sz="2" w:space="0" w:color="000000"/>
+            </w:tcBorders>
+          </w:tcPr>
+          <w:p>
+            <w:pPr>
+              <w:pStyle w:val="user7"/>
               <w:rPr/>
             </w:pPr>
             <w:r>
@@ -2455,15 +2455,15 @@
         </w:tc>
         <w:tc>
           <w:tcPr>
-            <w:tcW w:w="3574" w:type="dxa"/>
-            <w:tcBorders>
-              <w:left w:val="single" w:sz="2" w:space="0" w:color="000000"/>
-              <w:bottom w:val="single" w:sz="2" w:space="0" w:color="000000"/>
-            </w:tcBorders>
-          </w:tcPr>
-          <w:p>
-            <w:pPr>
-              <w:pStyle w:val="Style19"/>
+            <w:tcW w:w="3575" w:type="dxa"/>
+            <w:tcBorders>
+              <w:left w:val="single" w:sz="2" w:space="0" w:color="000000"/>
+              <w:bottom w:val="single" w:sz="2" w:space="0" w:color="000000"/>
+            </w:tcBorders>
+          </w:tcPr>
+          <w:p>
+            <w:pPr>
+              <w:pStyle w:val="user7"/>
               <w:rPr/>
             </w:pPr>
             <w:r>
@@ -2483,7 +2483,7 @@
           </w:tcPr>
           <w:p>
             <w:pPr>
-              <w:pStyle w:val="Style19"/>
+              <w:pStyle w:val="user7"/>
               <w:rPr/>
             </w:pPr>
             <w:r>
@@ -2497,15 +2497,15 @@
         <w:trPr/>
         <w:tc>
           <w:tcPr>
-            <w:tcW w:w="2467" w:type="dxa"/>
-            <w:tcBorders>
-              <w:left w:val="single" w:sz="2" w:space="0" w:color="000000"/>
-              <w:bottom w:val="single" w:sz="2" w:space="0" w:color="000000"/>
-            </w:tcBorders>
-          </w:tcPr>
-          <w:p>
-            <w:pPr>
-              <w:pStyle w:val="Style19"/>
+            <w:tcW w:w="2466" w:type="dxa"/>
+            <w:tcBorders>
+              <w:left w:val="single" w:sz="2" w:space="0" w:color="000000"/>
+              <w:bottom w:val="single" w:sz="2" w:space="0" w:color="000000"/>
+            </w:tcBorders>
+          </w:tcPr>
+          <w:p>
+            <w:pPr>
+              <w:pStyle w:val="user7"/>
               <w:rPr/>
             </w:pPr>
             <w:r>
@@ -2516,15 +2516,15 @@
         </w:tc>
         <w:tc>
           <w:tcPr>
-            <w:tcW w:w="3574" w:type="dxa"/>
-            <w:tcBorders>
-              <w:left w:val="single" w:sz="2" w:space="0" w:color="000000"/>
-              <w:bottom w:val="single" w:sz="2" w:space="0" w:color="000000"/>
-            </w:tcBorders>
-          </w:tcPr>
-          <w:p>
-            <w:pPr>
-              <w:pStyle w:val="Style19"/>
+            <w:tcW w:w="3575" w:type="dxa"/>
+            <w:tcBorders>
+              <w:left w:val="single" w:sz="2" w:space="0" w:color="000000"/>
+              <w:bottom w:val="single" w:sz="2" w:space="0" w:color="000000"/>
+            </w:tcBorders>
+          </w:tcPr>
+          <w:p>
+            <w:pPr>
+              <w:pStyle w:val="user7"/>
               <w:rPr/>
             </w:pPr>
             <w:r>
@@ -2544,7 +2544,7 @@
           </w:tcPr>
           <w:p>
             <w:pPr>
-              <w:pStyle w:val="Style19"/>
+              <w:pStyle w:val="user7"/>
               <w:rPr/>
             </w:pPr>
             <w:r>
@@ -3451,7 +3451,7 @@
   </w:style>
   <w:style w:type="paragraph" w:styleId="Heading4">
     <w:name w:val="heading 4"/>
-    <w:basedOn w:val="user3"/>
+    <w:basedOn w:val="Style15"/>
     <w:next w:val="BodyText"/>
     <w:qFormat/>
     <w:pPr>
@@ -3520,13 +3520,13 @@
       <w:lang w:eastAsia="zh-CN" w:bidi="hi-IN"/>
     </w:rPr>
   </w:style>
+  <w:style w:type="character" w:styleId="user" w:customStyle="1">
+    <w:name w:val="Символ нумерации (user)"/>
+    <w:qFormat/>
+    <w:rPr/>
+  </w:style>
   <w:style w:type="character" w:styleId="Style12" w:customStyle="1">
-    <w:name w:val="Символ нумерации"/>
-    <w:qFormat/>
-    <w:rPr/>
-  </w:style>
-  <w:style w:type="character" w:styleId="user" w:customStyle="1">
-    <w:name w:val="Маркеры (user)"/>
+    <w:name w:val="Маркеры"/>
     <w:qFormat/>
     <w:rPr>
       <w:rFonts w:ascii="OpenSymbol" w:hAnsi="OpenSymbol" w:eastAsia="OpenSymbol" w:cs="OpenSymbol"/>
@@ -3540,15 +3540,15 @@
       <w:bCs/>
     </w:rPr>
   </w:style>
-  <w:style w:type="character" w:styleId="Style13" w:customStyle="1">
-    <w:name w:val="Маркеры"/>
+  <w:style w:type="character" w:styleId="user1" w:customStyle="1">
+    <w:name w:val="Маркеры (user)"/>
     <w:qFormat/>
     <w:rPr>
       <w:rFonts w:ascii="OpenSymbol" w:hAnsi="OpenSymbol" w:eastAsia="OpenSymbol" w:cs="OpenSymbol"/>
     </w:rPr>
   </w:style>
-  <w:style w:type="character" w:styleId="user1" w:customStyle="1">
-    <w:name w:val="Символ нумерации (user)"/>
+  <w:style w:type="character" w:styleId="Style13" w:customStyle="1">
+    <w:name w:val="Символ нумерации"/>
     <w:qFormat/>
     <w:rPr/>
   </w:style>
@@ -3566,8 +3566,8 @@
       <w:u w:val="single"/>
     </w:rPr>
   </w:style>
-  <w:style w:type="character" w:styleId="user2">
-    <w:name w:val="Исходный текст (user)"/>
+  <w:style w:type="character" w:styleId="Style14">
+    <w:name w:val="Исходный текст"/>
     <w:qFormat/>
     <w:rPr>
       <w:rFonts w:ascii="Liberation Mono" w:hAnsi="Liberation Mono" w:eastAsia="Liberation Mono" w:cs="Liberation Mono"/>
@@ -3581,7 +3581,7 @@
       <w:iCs/>
     </w:rPr>
   </w:style>
-  <w:style w:type="paragraph" w:styleId="Style14">
+  <w:style w:type="paragraph" w:styleId="Style15" w:customStyle="1">
     <w:name w:val="Заголовок"/>
     <w:basedOn w:val="Normal"/>
     <w:next w:val="BodyText"/>
@@ -3637,7 +3637,7 @@
       <w:iCs/>
     </w:rPr>
   </w:style>
-  <w:style w:type="paragraph" w:styleId="Style15">
+  <w:style w:type="paragraph" w:styleId="Style16" w:customStyle="1">
     <w:name w:val="Указатель"/>
     <w:basedOn w:val="Normal"/>
     <w:qFormat/>
@@ -3663,7 +3663,7 @@
       <w:szCs w:val="28"/>
     </w:rPr>
   </w:style>
-  <w:style w:type="paragraph" w:styleId="user3" w:customStyle="1">
+  <w:style w:type="paragraph" w:styleId="user2">
     <w:name w:val="Заголовок (user)"/>
     <w:basedOn w:val="Normal"/>
     <w:next w:val="BodyText"/>
@@ -3678,7 +3678,7 @@
       <w:szCs w:val="28"/>
     </w:rPr>
   </w:style>
-  <w:style w:type="paragraph" w:styleId="user4" w:customStyle="1">
+  <w:style w:type="paragraph" w:styleId="user3">
     <w:name w:val="Указатель (user)"/>
     <w:basedOn w:val="Normal"/>
     <w:qFormat/>
@@ -3751,8 +3751,8 @@
       <w:szCs w:val="14"/>
     </w:rPr>
   </w:style>
-  <w:style w:type="paragraph" w:styleId="Style16" w:customStyle="1">
-    <w:name w:val="Рисунок"/>
+  <w:style w:type="paragraph" w:styleId="user4" w:customStyle="1">
+    <w:name w:val="Рисунок (user)"/>
     <w:basedOn w:val="Caption"/>
     <w:qFormat/>
     <w:pPr>
@@ -3766,15 +3766,15 @@
       <w:sz w:val="28"/>
     </w:rPr>
   </w:style>
-  <w:style w:type="paragraph" w:styleId="user5" w:customStyle="1">
-    <w:name w:val="Содержимое врезки (user)"/>
+  <w:style w:type="paragraph" w:styleId="Style17" w:customStyle="1">
+    <w:name w:val="Содержимое врезки"/>
     <w:basedOn w:val="Normal"/>
     <w:qFormat/>
     <w:pPr/>
     <w:rPr/>
   </w:style>
-  <w:style w:type="paragraph" w:styleId="user6" w:customStyle="1">
-    <w:name w:val="Рисунок (user)"/>
+  <w:style w:type="paragraph" w:styleId="Style18" w:customStyle="1">
+    <w:name w:val="Рисунок"/>
     <w:basedOn w:val="Caption"/>
     <w:qFormat/>
     <w:pPr>
@@ -3787,15 +3787,15 @@
       <w:sz w:val="28"/>
     </w:rPr>
   </w:style>
-  <w:style w:type="paragraph" w:styleId="Style17" w:customStyle="1">
-    <w:name w:val="Содержимое врезки"/>
+  <w:style w:type="paragraph" w:styleId="user5" w:customStyle="1">
+    <w:name w:val="Содержимое врезки (user)"/>
     <w:basedOn w:val="Normal"/>
     <w:qFormat/>
     <w:pPr/>
     <w:rPr/>
   </w:style>
-  <w:style w:type="paragraph" w:styleId="Style18" w:customStyle="1">
-    <w:name w:val="Таблица"/>
+  <w:style w:type="paragraph" w:styleId="user6" w:customStyle="1">
+    <w:name w:val="Таблица (user)"/>
     <w:basedOn w:val="Caption"/>
     <w:qFormat/>
     <w:pPr>
@@ -3805,8 +3805,8 @@
       <w:rFonts w:ascii="Times New Roman" w:hAnsi="Times New Roman"/>
     </w:rPr>
   </w:style>
-  <w:style w:type="paragraph" w:styleId="Style19" w:customStyle="1">
-    <w:name w:val="Содержимое таблицы"/>
+  <w:style w:type="paragraph" w:styleId="user7" w:customStyle="1">
+    <w:name w:val="Содержимое таблицы (user)"/>
     <w:basedOn w:val="Normal"/>
     <w:qFormat/>
     <w:pPr>
@@ -3816,9 +3816,9 @@
       <w:rFonts w:ascii="Times New Roman" w:hAnsi="Times New Roman"/>
     </w:rPr>
   </w:style>
-  <w:style w:type="paragraph" w:styleId="Style20" w:customStyle="1">
-    <w:name w:val="Заголовок таблицы"/>
-    <w:basedOn w:val="Style19"/>
+  <w:style w:type="paragraph" w:styleId="user8" w:customStyle="1">
+    <w:name w:val="Заголовок таблицы (user)"/>
+    <w:basedOn w:val="user7"/>
     <w:qFormat/>
     <w:pPr>
       <w:jc w:val="center"/>
@@ -3828,8 +3828,8 @@
       <w:bCs/>
     </w:rPr>
   </w:style>
-  <w:style w:type="paragraph" w:styleId="user7" w:customStyle="1">
-    <w:name w:val="Содержимое таблицы (user)"/>
+  <w:style w:type="paragraph" w:styleId="Style19" w:customStyle="1">
+    <w:name w:val="Содержимое таблицы"/>
     <w:basedOn w:val="Normal"/>
     <w:qFormat/>
     <w:pPr>
@@ -3839,9 +3839,9 @@
       <w:rFonts w:ascii="Times New Roman" w:hAnsi="Times New Roman"/>
     </w:rPr>
   </w:style>
-  <w:style w:type="paragraph" w:styleId="user8" w:customStyle="1">
-    <w:name w:val="Заголовок таблицы (user)"/>
-    <w:basedOn w:val="user7"/>
+  <w:style w:type="paragraph" w:styleId="Style20" w:customStyle="1">
+    <w:name w:val="Заголовок таблицы"/>
+    <w:basedOn w:val="Style19"/>
     <w:qFormat/>
     <w:pPr>
       <w:jc w:val="center"/>
@@ -3851,8 +3851,8 @@
       <w:bCs/>
     </w:rPr>
   </w:style>
-  <w:style w:type="paragraph" w:styleId="user9" w:customStyle="1">
-    <w:name w:val="Таблица (user)"/>
+  <w:style w:type="paragraph" w:styleId="Style21" w:customStyle="1">
+    <w:name w:val="Таблица"/>
     <w:basedOn w:val="Caption"/>
     <w:qFormat/>
     <w:pPr>
@@ -3879,10 +3879,10 @@
       <w:szCs w:val="36"/>
     </w:rPr>
   </w:style>
-  <w:style w:type="paragraph" w:styleId="Style21" w:customStyle="1">
+  <w:style w:type="paragraph" w:styleId="Style22" w:customStyle="1">
     <w:name w:val="Фотография"/>
     <w:basedOn w:val="Normal"/>
-    <w:next w:val="Style26"/>
+    <w:next w:val="Style28"/>
     <w:qFormat/>
     <w:pPr>
       <w:keepNext w:val="true"/>
@@ -3894,7 +3894,7 @@
       <w:sz w:val="28"/>
     </w:rPr>
   </w:style>
-  <w:style w:type="paragraph" w:styleId="Style22" w:customStyle="1">
+  <w:style w:type="paragraph" w:styleId="Style23" w:customStyle="1">
     <w:name w:val="Табличный текст"/>
     <w:basedOn w:val="Normal"/>
     <w:qFormat/>
@@ -3904,7 +3904,7 @@
       <w:sz w:val="28"/>
     </w:rPr>
   </w:style>
-  <w:style w:type="paragraph" w:styleId="Style23" w:customStyle="1">
+  <w:style w:type="paragraph" w:styleId="Style24" w:customStyle="1">
     <w:name w:val="Загаловок_задание"/>
     <w:basedOn w:val="BodyText"/>
     <w:next w:val="BodyText"/>
@@ -3917,7 +3917,7 @@
       <w:b/>
     </w:rPr>
   </w:style>
-  <w:style w:type="paragraph" w:styleId="Style24" w:customStyle="1">
+  <w:style w:type="paragraph" w:styleId="Style25" w:customStyle="1">
     <w:name w:val="Листинг"/>
     <w:basedOn w:val="Caption"/>
     <w:qFormat/>
@@ -3929,9 +3929,9 @@
       <w:sz w:val="28"/>
     </w:rPr>
   </w:style>
-  <w:style w:type="paragraph" w:styleId="Style25" w:customStyle="1">
+  <w:style w:type="paragraph" w:styleId="Style26" w:customStyle="1">
     <w:name w:val="Текст листинга"/>
-    <w:basedOn w:val="Style19"/>
+    <w:basedOn w:val="user7"/>
     <w:qFormat/>
     <w:pPr/>
     <w:rPr>
@@ -3939,16 +3939,16 @@
       <w:sz w:val="20"/>
     </w:rPr>
   </w:style>
-  <w:style w:type="paragraph" w:styleId="user10" w:customStyle="1">
-    <w:name w:val="Фигура (user)"/>
+  <w:style w:type="paragraph" w:styleId="Style27" w:customStyle="1">
+    <w:name w:val="Фигура"/>
     <w:basedOn w:val="Caption"/>
     <w:qFormat/>
     <w:pPr/>
     <w:rPr/>
   </w:style>
-  <w:style w:type="paragraph" w:styleId="Style26" w:customStyle="1">
+  <w:style w:type="paragraph" w:styleId="Style28" w:customStyle="1">
     <w:name w:val="Название фотографии"/>
-    <w:basedOn w:val="Style21"/>
+    <w:basedOn w:val="Style22"/>
     <w:next w:val="BodyText"/>
     <w:qFormat/>
     <w:pPr>
@@ -3956,8 +3956,8 @@
     </w:pPr>
     <w:rPr/>
   </w:style>
-  <w:style w:type="paragraph" w:styleId="Style27">
-    <w:name w:val="Текст в заданном формате"/>
+  <w:style w:type="paragraph" w:styleId="user9">
+    <w:name w:val="Текст в заданном формате (user)"/>
     <w:basedOn w:val="Normal"/>
     <w:qFormat/>
     <w:pPr>
@@ -3969,15 +3969,15 @@
       <w:szCs w:val="20"/>
     </w:rPr>
   </w:style>
-  <w:style w:type="numbering" w:styleId="user11" w:customStyle="1">
-    <w:name w:val="Без списка (user)"/>
+  <w:style w:type="numbering" w:styleId="Style29" w:customStyle="1">
+    <w:name w:val="Без списка"/>
     <w:uiPriority w:val="99"/>
     <w:semiHidden/>
     <w:unhideWhenUsed/>
     <w:qFormat/>
   </w:style>
-  <w:style w:type="numbering" w:styleId="Style28" w:customStyle="1">
-    <w:name w:val="Без списка"/>
+  <w:style w:type="numbering" w:styleId="user10" w:customStyle="1">
+    <w:name w:val="Без списка (user)"/>
     <w:uiPriority w:val="99"/>
     <w:semiHidden/>
     <w:unhideWhenUsed/>

--- a/6 семестр/Автоматизированные системы управление элементами промышленных и административных объектов/Практическая работа №13/Отчет ВраженкоДО.docx
+++ b/6 семестр/Автоматизированные системы управление элементами промышленных и административных объектов/Практическая работа №13/Отчет ВраженкоДО.docx
@@ -496,8 +496,8 @@
         <w:gridCol w:w="2534"/>
         <w:gridCol w:w="4834"/>
         <w:gridCol w:w="1107"/>
-        <w:gridCol w:w="533"/>
-        <w:gridCol w:w="1130"/>
+        <w:gridCol w:w="532"/>
+        <w:gridCol w:w="1131"/>
       </w:tblGrid>
       <w:tr>
         <w:trPr/>
@@ -582,7 +582,7 @@
         </w:tc>
         <w:tc>
           <w:tcPr>
-            <w:tcW w:w="1640" w:type="dxa"/>
+            <w:tcW w:w="1639" w:type="dxa"/>
             <w:gridSpan w:val="2"/>
             <w:tcBorders>
               <w:top w:val="nil"/>
@@ -651,7 +651,7 @@
         </w:tc>
         <w:tc>
           <w:tcPr>
-            <w:tcW w:w="1130" w:type="dxa"/>
+            <w:tcW w:w="1131" w:type="dxa"/>
             <w:tcBorders>
               <w:top w:val="nil"/>
               <w:left w:val="nil"/>
@@ -779,7 +779,7 @@
         </w:tc>
         <w:tc>
           <w:tcPr>
-            <w:tcW w:w="1640" w:type="dxa"/>
+            <w:tcW w:w="1639" w:type="dxa"/>
             <w:gridSpan w:val="2"/>
             <w:tcBorders>
               <w:top w:val="nil"/>
@@ -868,7 +868,7 @@
         </w:tc>
         <w:tc>
           <w:tcPr>
-            <w:tcW w:w="1130" w:type="dxa"/>
+            <w:tcW w:w="1131" w:type="dxa"/>
             <w:tcBorders>
               <w:top w:val="nil"/>
               <w:left w:val="nil"/>
@@ -1202,7 +1202,7 @@
         <w:rPr/>
         <w:drawing>
           <wp:inline distT="0" distB="0" distL="0" distR="0">
-            <wp:extent cx="5940425" cy="3627120"/>
+            <wp:extent cx="5940425" cy="3620770"/>
             <wp:effectExtent l="0" t="0" r="0" b="0"/>
             <wp:docPr id="3" name="Изображение1"/>
             <wp:cNvGraphicFramePr>
@@ -1226,7 +1226,7 @@
                   <pic:spPr bwMode="auto">
                     <a:xfrm>
                       <a:off x="0" y="0"/>
-                      <a:ext cx="5940425" cy="3627120"/>
+                      <a:ext cx="5940425" cy="3620770"/>
                     </a:xfrm>
                     <a:prstGeom prst="rect">
                       <a:avLst/>
@@ -1242,7 +1242,7 @@
     </w:p>
     <w:p>
       <w:pPr>
-        <w:pStyle w:val="Style18"/>
+        <w:pStyle w:val="user6"/>
         <w:rPr/>
       </w:pPr>
       <w:r>
@@ -1334,8 +1334,8 @@
         </w:tblCellMar>
       </w:tblPr>
       <w:tblGrid>
-        <w:gridCol w:w="2467"/>
-        <w:gridCol w:w="3619"/>
+        <w:gridCol w:w="2466"/>
+        <w:gridCol w:w="3620"/>
         <w:gridCol w:w="3269"/>
       </w:tblGrid>
       <w:tr>
@@ -1344,7 +1344,7 @@
         </w:trPr>
         <w:tc>
           <w:tcPr>
-            <w:tcW w:w="2467" w:type="dxa"/>
+            <w:tcW w:w="2466" w:type="dxa"/>
             <w:tcBorders>
               <w:top w:val="single" w:sz="2" w:space="0" w:color="000000"/>
               <w:left w:val="single" w:sz="2" w:space="0" w:color="000000"/>
@@ -1354,7 +1354,7 @@
           </w:tcPr>
           <w:p>
             <w:pPr>
-              <w:pStyle w:val="user8"/>
+              <w:pStyle w:val="Style20"/>
               <w:rPr/>
             </w:pPr>
             <w:r>
@@ -1365,7 +1365,7 @@
         </w:tc>
         <w:tc>
           <w:tcPr>
-            <w:tcW w:w="3619" w:type="dxa"/>
+            <w:tcW w:w="3620" w:type="dxa"/>
             <w:tcBorders>
               <w:top w:val="single" w:sz="2" w:space="0" w:color="000000"/>
               <w:left w:val="single" w:sz="2" w:space="0" w:color="000000"/>
@@ -1375,7 +1375,7 @@
           </w:tcPr>
           <w:p>
             <w:pPr>
-              <w:pStyle w:val="user8"/>
+              <w:pStyle w:val="Style20"/>
               <w:rPr/>
             </w:pPr>
             <w:r>
@@ -1397,7 +1397,7 @@
           </w:tcPr>
           <w:p>
             <w:pPr>
-              <w:pStyle w:val="user8"/>
+              <w:pStyle w:val="Style20"/>
               <w:rPr/>
             </w:pPr>
             <w:r>
@@ -1411,15 +1411,15 @@
         <w:trPr/>
         <w:tc>
           <w:tcPr>
-            <w:tcW w:w="2467" w:type="dxa"/>
-            <w:tcBorders>
-              <w:left w:val="single" w:sz="2" w:space="0" w:color="000000"/>
-              <w:bottom w:val="single" w:sz="2" w:space="0" w:color="000000"/>
-            </w:tcBorders>
-          </w:tcPr>
-          <w:p>
-            <w:pPr>
-              <w:pStyle w:val="user7"/>
+            <w:tcW w:w="2466" w:type="dxa"/>
+            <w:tcBorders>
+              <w:left w:val="single" w:sz="2" w:space="0" w:color="000000"/>
+              <w:bottom w:val="single" w:sz="2" w:space="0" w:color="000000"/>
+            </w:tcBorders>
+          </w:tcPr>
+          <w:p>
+            <w:pPr>
+              <w:pStyle w:val="Style19"/>
               <w:rPr/>
             </w:pPr>
             <w:r>
@@ -1430,15 +1430,15 @@
         </w:tc>
         <w:tc>
           <w:tcPr>
-            <w:tcW w:w="3619" w:type="dxa"/>
-            <w:tcBorders>
-              <w:left w:val="single" w:sz="2" w:space="0" w:color="000000"/>
-              <w:bottom w:val="single" w:sz="2" w:space="0" w:color="000000"/>
-            </w:tcBorders>
-          </w:tcPr>
-          <w:p>
-            <w:pPr>
-              <w:pStyle w:val="user7"/>
+            <w:tcW w:w="3620" w:type="dxa"/>
+            <w:tcBorders>
+              <w:left w:val="single" w:sz="2" w:space="0" w:color="000000"/>
+              <w:bottom w:val="single" w:sz="2" w:space="0" w:color="000000"/>
+            </w:tcBorders>
+          </w:tcPr>
+          <w:p>
+            <w:pPr>
+              <w:pStyle w:val="Style19"/>
               <w:rPr/>
             </w:pPr>
             <w:r>
@@ -1458,7 +1458,7 @@
           </w:tcPr>
           <w:p>
             <w:pPr>
-              <w:pStyle w:val="user7"/>
+              <w:pStyle w:val="Style19"/>
               <w:rPr/>
             </w:pPr>
             <w:r>
@@ -1472,15 +1472,15 @@
         <w:trPr/>
         <w:tc>
           <w:tcPr>
-            <w:tcW w:w="2467" w:type="dxa"/>
-            <w:tcBorders>
-              <w:left w:val="single" w:sz="2" w:space="0" w:color="000000"/>
-              <w:bottom w:val="single" w:sz="2" w:space="0" w:color="000000"/>
-            </w:tcBorders>
-          </w:tcPr>
-          <w:p>
-            <w:pPr>
-              <w:pStyle w:val="user7"/>
+            <w:tcW w:w="2466" w:type="dxa"/>
+            <w:tcBorders>
+              <w:left w:val="single" w:sz="2" w:space="0" w:color="000000"/>
+              <w:bottom w:val="single" w:sz="2" w:space="0" w:color="000000"/>
+            </w:tcBorders>
+          </w:tcPr>
+          <w:p>
+            <w:pPr>
+              <w:pStyle w:val="Style19"/>
               <w:rPr/>
             </w:pPr>
             <w:r>
@@ -1491,15 +1491,15 @@
         </w:tc>
         <w:tc>
           <w:tcPr>
-            <w:tcW w:w="3619" w:type="dxa"/>
-            <w:tcBorders>
-              <w:left w:val="single" w:sz="2" w:space="0" w:color="000000"/>
-              <w:bottom w:val="single" w:sz="2" w:space="0" w:color="000000"/>
-            </w:tcBorders>
-          </w:tcPr>
-          <w:p>
-            <w:pPr>
-              <w:pStyle w:val="user7"/>
+            <w:tcW w:w="3620" w:type="dxa"/>
+            <w:tcBorders>
+              <w:left w:val="single" w:sz="2" w:space="0" w:color="000000"/>
+              <w:bottom w:val="single" w:sz="2" w:space="0" w:color="000000"/>
+            </w:tcBorders>
+          </w:tcPr>
+          <w:p>
+            <w:pPr>
+              <w:pStyle w:val="Style19"/>
               <w:rPr/>
             </w:pPr>
             <w:r>
@@ -1519,7 +1519,7 @@
           </w:tcPr>
           <w:p>
             <w:pPr>
-              <w:pStyle w:val="user7"/>
+              <w:pStyle w:val="Style19"/>
               <w:rPr/>
             </w:pPr>
             <w:r>
@@ -1533,15 +1533,15 @@
         <w:trPr/>
         <w:tc>
           <w:tcPr>
-            <w:tcW w:w="2467" w:type="dxa"/>
-            <w:tcBorders>
-              <w:left w:val="single" w:sz="2" w:space="0" w:color="000000"/>
-              <w:bottom w:val="single" w:sz="2" w:space="0" w:color="000000"/>
-            </w:tcBorders>
-          </w:tcPr>
-          <w:p>
-            <w:pPr>
-              <w:pStyle w:val="user7"/>
+            <w:tcW w:w="2466" w:type="dxa"/>
+            <w:tcBorders>
+              <w:left w:val="single" w:sz="2" w:space="0" w:color="000000"/>
+              <w:bottom w:val="single" w:sz="2" w:space="0" w:color="000000"/>
+            </w:tcBorders>
+          </w:tcPr>
+          <w:p>
+            <w:pPr>
+              <w:pStyle w:val="Style19"/>
               <w:rPr/>
             </w:pPr>
             <w:r>
@@ -1552,15 +1552,15 @@
         </w:tc>
         <w:tc>
           <w:tcPr>
-            <w:tcW w:w="3619" w:type="dxa"/>
-            <w:tcBorders>
-              <w:left w:val="single" w:sz="2" w:space="0" w:color="000000"/>
-              <w:bottom w:val="single" w:sz="2" w:space="0" w:color="000000"/>
-            </w:tcBorders>
-          </w:tcPr>
-          <w:p>
-            <w:pPr>
-              <w:pStyle w:val="user7"/>
+            <w:tcW w:w="3620" w:type="dxa"/>
+            <w:tcBorders>
+              <w:left w:val="single" w:sz="2" w:space="0" w:color="000000"/>
+              <w:bottom w:val="single" w:sz="2" w:space="0" w:color="000000"/>
+            </w:tcBorders>
+          </w:tcPr>
+          <w:p>
+            <w:pPr>
+              <w:pStyle w:val="Style19"/>
               <w:rPr/>
             </w:pPr>
             <w:r>
@@ -1580,7 +1580,7 @@
           </w:tcPr>
           <w:p>
             <w:pPr>
-              <w:pStyle w:val="user7"/>
+              <w:pStyle w:val="Style19"/>
               <w:rPr/>
             </w:pPr>
             <w:r>
@@ -1594,15 +1594,15 @@
         <w:trPr/>
         <w:tc>
           <w:tcPr>
-            <w:tcW w:w="2467" w:type="dxa"/>
-            <w:tcBorders>
-              <w:left w:val="single" w:sz="2" w:space="0" w:color="000000"/>
-              <w:bottom w:val="single" w:sz="2" w:space="0" w:color="000000"/>
-            </w:tcBorders>
-          </w:tcPr>
-          <w:p>
-            <w:pPr>
-              <w:pStyle w:val="user7"/>
+            <w:tcW w:w="2466" w:type="dxa"/>
+            <w:tcBorders>
+              <w:left w:val="single" w:sz="2" w:space="0" w:color="000000"/>
+              <w:bottom w:val="single" w:sz="2" w:space="0" w:color="000000"/>
+            </w:tcBorders>
+          </w:tcPr>
+          <w:p>
+            <w:pPr>
+              <w:pStyle w:val="Style19"/>
               <w:rPr/>
             </w:pPr>
             <w:r>
@@ -1613,15 +1613,15 @@
         </w:tc>
         <w:tc>
           <w:tcPr>
-            <w:tcW w:w="3619" w:type="dxa"/>
-            <w:tcBorders>
-              <w:left w:val="single" w:sz="2" w:space="0" w:color="000000"/>
-              <w:bottom w:val="single" w:sz="2" w:space="0" w:color="000000"/>
-            </w:tcBorders>
-          </w:tcPr>
-          <w:p>
-            <w:pPr>
-              <w:pStyle w:val="user7"/>
+            <w:tcW w:w="3620" w:type="dxa"/>
+            <w:tcBorders>
+              <w:left w:val="single" w:sz="2" w:space="0" w:color="000000"/>
+              <w:bottom w:val="single" w:sz="2" w:space="0" w:color="000000"/>
+            </w:tcBorders>
+          </w:tcPr>
+          <w:p>
+            <w:pPr>
+              <w:pStyle w:val="Style19"/>
               <w:rPr/>
             </w:pPr>
             <w:r>
@@ -1641,7 +1641,7 @@
           </w:tcPr>
           <w:p>
             <w:pPr>
-              <w:pStyle w:val="user7"/>
+              <w:pStyle w:val="Style19"/>
               <w:rPr/>
             </w:pPr>
             <w:r>
@@ -1655,15 +1655,15 @@
         <w:trPr/>
         <w:tc>
           <w:tcPr>
-            <w:tcW w:w="2467" w:type="dxa"/>
-            <w:tcBorders>
-              <w:left w:val="single" w:sz="2" w:space="0" w:color="000000"/>
-              <w:bottom w:val="single" w:sz="2" w:space="0" w:color="000000"/>
-            </w:tcBorders>
-          </w:tcPr>
-          <w:p>
-            <w:pPr>
-              <w:pStyle w:val="user7"/>
+            <w:tcW w:w="2466" w:type="dxa"/>
+            <w:tcBorders>
+              <w:left w:val="single" w:sz="2" w:space="0" w:color="000000"/>
+              <w:bottom w:val="single" w:sz="2" w:space="0" w:color="000000"/>
+            </w:tcBorders>
+          </w:tcPr>
+          <w:p>
+            <w:pPr>
+              <w:pStyle w:val="Style19"/>
               <w:rPr/>
             </w:pPr>
             <w:r>
@@ -1674,15 +1674,15 @@
         </w:tc>
         <w:tc>
           <w:tcPr>
-            <w:tcW w:w="3619" w:type="dxa"/>
-            <w:tcBorders>
-              <w:left w:val="single" w:sz="2" w:space="0" w:color="000000"/>
-              <w:bottom w:val="single" w:sz="2" w:space="0" w:color="000000"/>
-            </w:tcBorders>
-          </w:tcPr>
-          <w:p>
-            <w:pPr>
-              <w:pStyle w:val="user7"/>
+            <w:tcW w:w="3620" w:type="dxa"/>
+            <w:tcBorders>
+              <w:left w:val="single" w:sz="2" w:space="0" w:color="000000"/>
+              <w:bottom w:val="single" w:sz="2" w:space="0" w:color="000000"/>
+            </w:tcBorders>
+          </w:tcPr>
+          <w:p>
+            <w:pPr>
+              <w:pStyle w:val="Style19"/>
               <w:rPr/>
             </w:pPr>
             <w:r>
@@ -1702,7 +1702,7 @@
           </w:tcPr>
           <w:p>
             <w:pPr>
-              <w:pStyle w:val="user7"/>
+              <w:pStyle w:val="Style19"/>
               <w:rPr/>
             </w:pPr>
             <w:r>
@@ -1716,15 +1716,15 @@
         <w:trPr/>
         <w:tc>
           <w:tcPr>
-            <w:tcW w:w="2467" w:type="dxa"/>
-            <w:tcBorders>
-              <w:left w:val="single" w:sz="2" w:space="0" w:color="000000"/>
-              <w:bottom w:val="single" w:sz="2" w:space="0" w:color="000000"/>
-            </w:tcBorders>
-          </w:tcPr>
-          <w:p>
-            <w:pPr>
-              <w:pStyle w:val="user7"/>
+            <w:tcW w:w="2466" w:type="dxa"/>
+            <w:tcBorders>
+              <w:left w:val="single" w:sz="2" w:space="0" w:color="000000"/>
+              <w:bottom w:val="single" w:sz="2" w:space="0" w:color="000000"/>
+            </w:tcBorders>
+          </w:tcPr>
+          <w:p>
+            <w:pPr>
+              <w:pStyle w:val="Style19"/>
               <w:rPr/>
             </w:pPr>
             <w:r>
@@ -1735,15 +1735,15 @@
         </w:tc>
         <w:tc>
           <w:tcPr>
-            <w:tcW w:w="3619" w:type="dxa"/>
-            <w:tcBorders>
-              <w:left w:val="single" w:sz="2" w:space="0" w:color="000000"/>
-              <w:bottom w:val="single" w:sz="2" w:space="0" w:color="000000"/>
-            </w:tcBorders>
-          </w:tcPr>
-          <w:p>
-            <w:pPr>
-              <w:pStyle w:val="user7"/>
+            <w:tcW w:w="3620" w:type="dxa"/>
+            <w:tcBorders>
+              <w:left w:val="single" w:sz="2" w:space="0" w:color="000000"/>
+              <w:bottom w:val="single" w:sz="2" w:space="0" w:color="000000"/>
+            </w:tcBorders>
+          </w:tcPr>
+          <w:p>
+            <w:pPr>
+              <w:pStyle w:val="Style19"/>
               <w:rPr/>
             </w:pPr>
             <w:r>
@@ -1763,7 +1763,7 @@
           </w:tcPr>
           <w:p>
             <w:pPr>
-              <w:pStyle w:val="user7"/>
+              <w:pStyle w:val="Style19"/>
               <w:rPr/>
             </w:pPr>
             <w:r>
@@ -1777,15 +1777,15 @@
         <w:trPr/>
         <w:tc>
           <w:tcPr>
-            <w:tcW w:w="2467" w:type="dxa"/>
-            <w:tcBorders>
-              <w:left w:val="single" w:sz="2" w:space="0" w:color="000000"/>
-              <w:bottom w:val="single" w:sz="2" w:space="0" w:color="000000"/>
-            </w:tcBorders>
-          </w:tcPr>
-          <w:p>
-            <w:pPr>
-              <w:pStyle w:val="user7"/>
+            <w:tcW w:w="2466" w:type="dxa"/>
+            <w:tcBorders>
+              <w:left w:val="single" w:sz="2" w:space="0" w:color="000000"/>
+              <w:bottom w:val="single" w:sz="2" w:space="0" w:color="000000"/>
+            </w:tcBorders>
+          </w:tcPr>
+          <w:p>
+            <w:pPr>
+              <w:pStyle w:val="Style19"/>
               <w:rPr/>
             </w:pPr>
             <w:r>
@@ -1796,15 +1796,15 @@
         </w:tc>
         <w:tc>
           <w:tcPr>
-            <w:tcW w:w="3619" w:type="dxa"/>
-            <w:tcBorders>
-              <w:left w:val="single" w:sz="2" w:space="0" w:color="000000"/>
-              <w:bottom w:val="single" w:sz="2" w:space="0" w:color="000000"/>
-            </w:tcBorders>
-          </w:tcPr>
-          <w:p>
-            <w:pPr>
-              <w:pStyle w:val="user7"/>
+            <w:tcW w:w="3620" w:type="dxa"/>
+            <w:tcBorders>
+              <w:left w:val="single" w:sz="2" w:space="0" w:color="000000"/>
+              <w:bottom w:val="single" w:sz="2" w:space="0" w:color="000000"/>
+            </w:tcBorders>
+          </w:tcPr>
+          <w:p>
+            <w:pPr>
+              <w:pStyle w:val="Style19"/>
               <w:rPr/>
             </w:pPr>
             <w:r>
@@ -1824,7 +1824,7 @@
           </w:tcPr>
           <w:p>
             <w:pPr>
-              <w:pStyle w:val="user7"/>
+              <w:pStyle w:val="Style19"/>
               <w:rPr/>
             </w:pPr>
             <w:r>
@@ -1871,8 +1871,8 @@
         </w:tblCellMar>
       </w:tblPr>
       <w:tblGrid>
-        <w:gridCol w:w="2466"/>
-        <w:gridCol w:w="3575"/>
+        <w:gridCol w:w="2465"/>
+        <w:gridCol w:w="3576"/>
         <w:gridCol w:w="3314"/>
       </w:tblGrid>
       <w:tr>
@@ -1881,7 +1881,7 @@
         </w:trPr>
         <w:tc>
           <w:tcPr>
-            <w:tcW w:w="2466" w:type="dxa"/>
+            <w:tcW w:w="2465" w:type="dxa"/>
             <w:tcBorders>
               <w:top w:val="single" w:sz="2" w:space="0" w:color="000000"/>
               <w:left w:val="single" w:sz="2" w:space="0" w:color="000000"/>
@@ -1891,7 +1891,7 @@
           </w:tcPr>
           <w:p>
             <w:pPr>
-              <w:pStyle w:val="user8"/>
+              <w:pStyle w:val="Style20"/>
               <w:rPr/>
             </w:pPr>
             <w:r>
@@ -1902,7 +1902,7 @@
         </w:tc>
         <w:tc>
           <w:tcPr>
-            <w:tcW w:w="3575" w:type="dxa"/>
+            <w:tcW w:w="3576" w:type="dxa"/>
             <w:tcBorders>
               <w:top w:val="single" w:sz="2" w:space="0" w:color="000000"/>
               <w:left w:val="single" w:sz="2" w:space="0" w:color="000000"/>
@@ -1912,7 +1912,7 @@
           </w:tcPr>
           <w:p>
             <w:pPr>
-              <w:pStyle w:val="user8"/>
+              <w:pStyle w:val="Style20"/>
               <w:rPr/>
             </w:pPr>
             <w:r>
@@ -1934,7 +1934,7 @@
           </w:tcPr>
           <w:p>
             <w:pPr>
-              <w:pStyle w:val="user8"/>
+              <w:pStyle w:val="Style20"/>
               <w:rPr/>
             </w:pPr>
             <w:r>
@@ -1948,15 +1948,15 @@
         <w:trPr/>
         <w:tc>
           <w:tcPr>
-            <w:tcW w:w="2466" w:type="dxa"/>
-            <w:tcBorders>
-              <w:left w:val="single" w:sz="2" w:space="0" w:color="000000"/>
-              <w:bottom w:val="single" w:sz="2" w:space="0" w:color="000000"/>
-            </w:tcBorders>
-          </w:tcPr>
-          <w:p>
-            <w:pPr>
-              <w:pStyle w:val="user7"/>
+            <w:tcW w:w="2465" w:type="dxa"/>
+            <w:tcBorders>
+              <w:left w:val="single" w:sz="2" w:space="0" w:color="000000"/>
+              <w:bottom w:val="single" w:sz="2" w:space="0" w:color="000000"/>
+            </w:tcBorders>
+          </w:tcPr>
+          <w:p>
+            <w:pPr>
+              <w:pStyle w:val="Style19"/>
               <w:rPr/>
             </w:pPr>
             <w:r>
@@ -1967,15 +1967,15 @@
         </w:tc>
         <w:tc>
           <w:tcPr>
-            <w:tcW w:w="3575" w:type="dxa"/>
-            <w:tcBorders>
-              <w:left w:val="single" w:sz="2" w:space="0" w:color="000000"/>
-              <w:bottom w:val="single" w:sz="2" w:space="0" w:color="000000"/>
-            </w:tcBorders>
-          </w:tcPr>
-          <w:p>
-            <w:pPr>
-              <w:pStyle w:val="user7"/>
+            <w:tcW w:w="3576" w:type="dxa"/>
+            <w:tcBorders>
+              <w:left w:val="single" w:sz="2" w:space="0" w:color="000000"/>
+              <w:bottom w:val="single" w:sz="2" w:space="0" w:color="000000"/>
+            </w:tcBorders>
+          </w:tcPr>
+          <w:p>
+            <w:pPr>
+              <w:pStyle w:val="Style19"/>
               <w:rPr/>
             </w:pPr>
             <w:r>
@@ -1995,7 +1995,7 @@
           </w:tcPr>
           <w:p>
             <w:pPr>
-              <w:pStyle w:val="user7"/>
+              <w:pStyle w:val="Style19"/>
               <w:rPr/>
             </w:pPr>
             <w:r>
@@ -2009,15 +2009,15 @@
         <w:trPr/>
         <w:tc>
           <w:tcPr>
-            <w:tcW w:w="2466" w:type="dxa"/>
-            <w:tcBorders>
-              <w:left w:val="single" w:sz="2" w:space="0" w:color="000000"/>
-              <w:bottom w:val="single" w:sz="2" w:space="0" w:color="000000"/>
-            </w:tcBorders>
-          </w:tcPr>
-          <w:p>
-            <w:pPr>
-              <w:pStyle w:val="user7"/>
+            <w:tcW w:w="2465" w:type="dxa"/>
+            <w:tcBorders>
+              <w:left w:val="single" w:sz="2" w:space="0" w:color="000000"/>
+              <w:bottom w:val="single" w:sz="2" w:space="0" w:color="000000"/>
+            </w:tcBorders>
+          </w:tcPr>
+          <w:p>
+            <w:pPr>
+              <w:pStyle w:val="Style19"/>
               <w:rPr/>
             </w:pPr>
             <w:r>
@@ -2028,15 +2028,15 @@
         </w:tc>
         <w:tc>
           <w:tcPr>
-            <w:tcW w:w="3575" w:type="dxa"/>
-            <w:tcBorders>
-              <w:left w:val="single" w:sz="2" w:space="0" w:color="000000"/>
-              <w:bottom w:val="single" w:sz="2" w:space="0" w:color="000000"/>
-            </w:tcBorders>
-          </w:tcPr>
-          <w:p>
-            <w:pPr>
-              <w:pStyle w:val="user7"/>
+            <w:tcW w:w="3576" w:type="dxa"/>
+            <w:tcBorders>
+              <w:left w:val="single" w:sz="2" w:space="0" w:color="000000"/>
+              <w:bottom w:val="single" w:sz="2" w:space="0" w:color="000000"/>
+            </w:tcBorders>
+          </w:tcPr>
+          <w:p>
+            <w:pPr>
+              <w:pStyle w:val="Style19"/>
               <w:rPr/>
             </w:pPr>
             <w:r>
@@ -2056,7 +2056,7 @@
           </w:tcPr>
           <w:p>
             <w:pPr>
-              <w:pStyle w:val="user7"/>
+              <w:pStyle w:val="Style19"/>
               <w:rPr/>
             </w:pPr>
             <w:r>
@@ -2070,15 +2070,15 @@
         <w:trPr/>
         <w:tc>
           <w:tcPr>
-            <w:tcW w:w="2466" w:type="dxa"/>
-            <w:tcBorders>
-              <w:left w:val="single" w:sz="2" w:space="0" w:color="000000"/>
-              <w:bottom w:val="single" w:sz="2" w:space="0" w:color="000000"/>
-            </w:tcBorders>
-          </w:tcPr>
-          <w:p>
-            <w:pPr>
-              <w:pStyle w:val="user7"/>
+            <w:tcW w:w="2465" w:type="dxa"/>
+            <w:tcBorders>
+              <w:left w:val="single" w:sz="2" w:space="0" w:color="000000"/>
+              <w:bottom w:val="single" w:sz="2" w:space="0" w:color="000000"/>
+            </w:tcBorders>
+          </w:tcPr>
+          <w:p>
+            <w:pPr>
+              <w:pStyle w:val="Style19"/>
               <w:rPr/>
             </w:pPr>
             <w:r>
@@ -2089,15 +2089,15 @@
         </w:tc>
         <w:tc>
           <w:tcPr>
-            <w:tcW w:w="3575" w:type="dxa"/>
-            <w:tcBorders>
-              <w:left w:val="single" w:sz="2" w:space="0" w:color="000000"/>
-              <w:bottom w:val="single" w:sz="2" w:space="0" w:color="000000"/>
-            </w:tcBorders>
-          </w:tcPr>
-          <w:p>
-            <w:pPr>
-              <w:pStyle w:val="user7"/>
+            <w:tcW w:w="3576" w:type="dxa"/>
+            <w:tcBorders>
+              <w:left w:val="single" w:sz="2" w:space="0" w:color="000000"/>
+              <w:bottom w:val="single" w:sz="2" w:space="0" w:color="000000"/>
+            </w:tcBorders>
+          </w:tcPr>
+          <w:p>
+            <w:pPr>
+              <w:pStyle w:val="Style19"/>
               <w:rPr/>
             </w:pPr>
             <w:r>
@@ -2117,7 +2117,7 @@
           </w:tcPr>
           <w:p>
             <w:pPr>
-              <w:pStyle w:val="user7"/>
+              <w:pStyle w:val="Style19"/>
               <w:rPr/>
             </w:pPr>
             <w:r>
@@ -2131,15 +2131,15 @@
         <w:trPr/>
         <w:tc>
           <w:tcPr>
-            <w:tcW w:w="2466" w:type="dxa"/>
-            <w:tcBorders>
-              <w:left w:val="single" w:sz="2" w:space="0" w:color="000000"/>
-              <w:bottom w:val="single" w:sz="2" w:space="0" w:color="000000"/>
-            </w:tcBorders>
-          </w:tcPr>
-          <w:p>
-            <w:pPr>
-              <w:pStyle w:val="user7"/>
+            <w:tcW w:w="2465" w:type="dxa"/>
+            <w:tcBorders>
+              <w:left w:val="single" w:sz="2" w:space="0" w:color="000000"/>
+              <w:bottom w:val="single" w:sz="2" w:space="0" w:color="000000"/>
+            </w:tcBorders>
+          </w:tcPr>
+          <w:p>
+            <w:pPr>
+              <w:pStyle w:val="Style19"/>
               <w:rPr/>
             </w:pPr>
             <w:r>
@@ -2150,15 +2150,15 @@
         </w:tc>
         <w:tc>
           <w:tcPr>
-            <w:tcW w:w="3575" w:type="dxa"/>
-            <w:tcBorders>
-              <w:left w:val="single" w:sz="2" w:space="0" w:color="000000"/>
-              <w:bottom w:val="single" w:sz="2" w:space="0" w:color="000000"/>
-            </w:tcBorders>
-          </w:tcPr>
-          <w:p>
-            <w:pPr>
-              <w:pStyle w:val="user7"/>
+            <w:tcW w:w="3576" w:type="dxa"/>
+            <w:tcBorders>
+              <w:left w:val="single" w:sz="2" w:space="0" w:color="000000"/>
+              <w:bottom w:val="single" w:sz="2" w:space="0" w:color="000000"/>
+            </w:tcBorders>
+          </w:tcPr>
+          <w:p>
+            <w:pPr>
+              <w:pStyle w:val="Style19"/>
               <w:rPr/>
             </w:pPr>
             <w:r>
@@ -2178,7 +2178,7 @@
           </w:tcPr>
           <w:p>
             <w:pPr>
-              <w:pStyle w:val="user7"/>
+              <w:pStyle w:val="Style19"/>
               <w:rPr/>
             </w:pPr>
             <w:r>
@@ -2192,15 +2192,15 @@
         <w:trPr/>
         <w:tc>
           <w:tcPr>
-            <w:tcW w:w="2466" w:type="dxa"/>
-            <w:tcBorders>
-              <w:left w:val="single" w:sz="2" w:space="0" w:color="000000"/>
-              <w:bottom w:val="single" w:sz="2" w:space="0" w:color="000000"/>
-            </w:tcBorders>
-          </w:tcPr>
-          <w:p>
-            <w:pPr>
-              <w:pStyle w:val="user7"/>
+            <w:tcW w:w="2465" w:type="dxa"/>
+            <w:tcBorders>
+              <w:left w:val="single" w:sz="2" w:space="0" w:color="000000"/>
+              <w:bottom w:val="single" w:sz="2" w:space="0" w:color="000000"/>
+            </w:tcBorders>
+          </w:tcPr>
+          <w:p>
+            <w:pPr>
+              <w:pStyle w:val="Style19"/>
               <w:rPr/>
             </w:pPr>
             <w:r>
@@ -2211,15 +2211,15 @@
         </w:tc>
         <w:tc>
           <w:tcPr>
-            <w:tcW w:w="3575" w:type="dxa"/>
-            <w:tcBorders>
-              <w:left w:val="single" w:sz="2" w:space="0" w:color="000000"/>
-              <w:bottom w:val="single" w:sz="2" w:space="0" w:color="000000"/>
-            </w:tcBorders>
-          </w:tcPr>
-          <w:p>
-            <w:pPr>
-              <w:pStyle w:val="user7"/>
+            <w:tcW w:w="3576" w:type="dxa"/>
+            <w:tcBorders>
+              <w:left w:val="single" w:sz="2" w:space="0" w:color="000000"/>
+              <w:bottom w:val="single" w:sz="2" w:space="0" w:color="000000"/>
+            </w:tcBorders>
+          </w:tcPr>
+          <w:p>
+            <w:pPr>
+              <w:pStyle w:val="Style19"/>
               <w:rPr/>
             </w:pPr>
             <w:r>
@@ -2239,7 +2239,7 @@
           </w:tcPr>
           <w:p>
             <w:pPr>
-              <w:pStyle w:val="user7"/>
+              <w:pStyle w:val="Style19"/>
               <w:rPr/>
             </w:pPr>
             <w:r>
@@ -2253,15 +2253,15 @@
         <w:trPr/>
         <w:tc>
           <w:tcPr>
-            <w:tcW w:w="2466" w:type="dxa"/>
-            <w:tcBorders>
-              <w:left w:val="single" w:sz="2" w:space="0" w:color="000000"/>
-              <w:bottom w:val="single" w:sz="2" w:space="0" w:color="000000"/>
-            </w:tcBorders>
-          </w:tcPr>
-          <w:p>
-            <w:pPr>
-              <w:pStyle w:val="user7"/>
+            <w:tcW w:w="2465" w:type="dxa"/>
+            <w:tcBorders>
+              <w:left w:val="single" w:sz="2" w:space="0" w:color="000000"/>
+              <w:bottom w:val="single" w:sz="2" w:space="0" w:color="000000"/>
+            </w:tcBorders>
+          </w:tcPr>
+          <w:p>
+            <w:pPr>
+              <w:pStyle w:val="Style19"/>
               <w:rPr/>
             </w:pPr>
             <w:r>
@@ -2272,15 +2272,15 @@
         </w:tc>
         <w:tc>
           <w:tcPr>
-            <w:tcW w:w="3575" w:type="dxa"/>
-            <w:tcBorders>
-              <w:left w:val="single" w:sz="2" w:space="0" w:color="000000"/>
-              <w:bottom w:val="single" w:sz="2" w:space="0" w:color="000000"/>
-            </w:tcBorders>
-          </w:tcPr>
-          <w:p>
-            <w:pPr>
-              <w:pStyle w:val="user7"/>
+            <w:tcW w:w="3576" w:type="dxa"/>
+            <w:tcBorders>
+              <w:left w:val="single" w:sz="2" w:space="0" w:color="000000"/>
+              <w:bottom w:val="single" w:sz="2" w:space="0" w:color="000000"/>
+            </w:tcBorders>
+          </w:tcPr>
+          <w:p>
+            <w:pPr>
+              <w:pStyle w:val="Style19"/>
               <w:rPr/>
             </w:pPr>
             <w:r>
@@ -2300,7 +2300,7 @@
           </w:tcPr>
           <w:p>
             <w:pPr>
-              <w:pStyle w:val="user7"/>
+              <w:pStyle w:val="Style19"/>
               <w:rPr/>
             </w:pPr>
             <w:r>
@@ -2314,15 +2314,15 @@
         <w:trPr/>
         <w:tc>
           <w:tcPr>
-            <w:tcW w:w="2466" w:type="dxa"/>
-            <w:tcBorders>
-              <w:left w:val="single" w:sz="2" w:space="0" w:color="000000"/>
-              <w:bottom w:val="single" w:sz="2" w:space="0" w:color="000000"/>
-            </w:tcBorders>
-          </w:tcPr>
-          <w:p>
-            <w:pPr>
-              <w:pStyle w:val="user7"/>
+            <w:tcW w:w="2465" w:type="dxa"/>
+            <w:tcBorders>
+              <w:left w:val="single" w:sz="2" w:space="0" w:color="000000"/>
+              <w:bottom w:val="single" w:sz="2" w:space="0" w:color="000000"/>
+            </w:tcBorders>
+          </w:tcPr>
+          <w:p>
+            <w:pPr>
+              <w:pStyle w:val="Style19"/>
               <w:rPr/>
             </w:pPr>
             <w:r>
@@ -2333,15 +2333,15 @@
         </w:tc>
         <w:tc>
           <w:tcPr>
-            <w:tcW w:w="3575" w:type="dxa"/>
-            <w:tcBorders>
-              <w:left w:val="single" w:sz="2" w:space="0" w:color="000000"/>
-              <w:bottom w:val="single" w:sz="2" w:space="0" w:color="000000"/>
-            </w:tcBorders>
-          </w:tcPr>
-          <w:p>
-            <w:pPr>
-              <w:pStyle w:val="user7"/>
+            <w:tcW w:w="3576" w:type="dxa"/>
+            <w:tcBorders>
+              <w:left w:val="single" w:sz="2" w:space="0" w:color="000000"/>
+              <w:bottom w:val="single" w:sz="2" w:space="0" w:color="000000"/>
+            </w:tcBorders>
+          </w:tcPr>
+          <w:p>
+            <w:pPr>
+              <w:pStyle w:val="Style19"/>
               <w:rPr/>
             </w:pPr>
             <w:r>
@@ -2361,7 +2361,7 @@
           </w:tcPr>
           <w:p>
             <w:pPr>
-              <w:pStyle w:val="user7"/>
+              <w:pStyle w:val="Style19"/>
               <w:rPr/>
             </w:pPr>
             <w:r>
@@ -2375,15 +2375,15 @@
         <w:trPr/>
         <w:tc>
           <w:tcPr>
-            <w:tcW w:w="2466" w:type="dxa"/>
-            <w:tcBorders>
-              <w:left w:val="single" w:sz="2" w:space="0" w:color="000000"/>
-              <w:bottom w:val="single" w:sz="2" w:space="0" w:color="000000"/>
-            </w:tcBorders>
-          </w:tcPr>
-          <w:p>
-            <w:pPr>
-              <w:pStyle w:val="user7"/>
+            <w:tcW w:w="2465" w:type="dxa"/>
+            <w:tcBorders>
+              <w:left w:val="single" w:sz="2" w:space="0" w:color="000000"/>
+              <w:bottom w:val="single" w:sz="2" w:space="0" w:color="000000"/>
+            </w:tcBorders>
+          </w:tcPr>
+          <w:p>
+            <w:pPr>
+              <w:pStyle w:val="Style19"/>
               <w:rPr/>
             </w:pPr>
             <w:r>
@@ -2394,15 +2394,15 @@
         </w:tc>
         <w:tc>
           <w:tcPr>
-            <w:tcW w:w="3575" w:type="dxa"/>
-            <w:tcBorders>
-              <w:left w:val="single" w:sz="2" w:space="0" w:color="000000"/>
-              <w:bottom w:val="single" w:sz="2" w:space="0" w:color="000000"/>
-            </w:tcBorders>
-          </w:tcPr>
-          <w:p>
-            <w:pPr>
-              <w:pStyle w:val="user7"/>
+            <w:tcW w:w="3576" w:type="dxa"/>
+            <w:tcBorders>
+              <w:left w:val="single" w:sz="2" w:space="0" w:color="000000"/>
+              <w:bottom w:val="single" w:sz="2" w:space="0" w:color="000000"/>
+            </w:tcBorders>
+          </w:tcPr>
+          <w:p>
+            <w:pPr>
+              <w:pStyle w:val="Style19"/>
               <w:rPr/>
             </w:pPr>
             <w:r>
@@ -2422,7 +2422,7 @@
           </w:tcPr>
           <w:p>
             <w:pPr>
-              <w:pStyle w:val="user7"/>
+              <w:pStyle w:val="Style19"/>
               <w:rPr/>
             </w:pPr>
             <w:r>
@@ -2436,15 +2436,15 @@
         <w:trPr/>
         <w:tc>
           <w:tcPr>
-            <w:tcW w:w="2466" w:type="dxa"/>
-            <w:tcBorders>
-              <w:left w:val="single" w:sz="2" w:space="0" w:color="000000"/>
-              <w:bottom w:val="single" w:sz="2" w:space="0" w:color="000000"/>
-            </w:tcBorders>
-          </w:tcPr>
-          <w:p>
-            <w:pPr>
-              <w:pStyle w:val="user7"/>
+            <w:tcW w:w="2465" w:type="dxa"/>
+            <w:tcBorders>
+              <w:left w:val="single" w:sz="2" w:space="0" w:color="000000"/>
+              <w:bottom w:val="single" w:sz="2" w:space="0" w:color="000000"/>
+            </w:tcBorders>
+          </w:tcPr>
+          <w:p>
+            <w:pPr>
+              <w:pStyle w:val="Style19"/>
               <w:rPr/>
             </w:pPr>
             <w:r>
@@ -2455,15 +2455,15 @@
         </w:tc>
         <w:tc>
           <w:tcPr>
-            <w:tcW w:w="3575" w:type="dxa"/>
-            <w:tcBorders>
-              <w:left w:val="single" w:sz="2" w:space="0" w:color="000000"/>
-              <w:bottom w:val="single" w:sz="2" w:space="0" w:color="000000"/>
-            </w:tcBorders>
-          </w:tcPr>
-          <w:p>
-            <w:pPr>
-              <w:pStyle w:val="user7"/>
+            <w:tcW w:w="3576" w:type="dxa"/>
+            <w:tcBorders>
+              <w:left w:val="single" w:sz="2" w:space="0" w:color="000000"/>
+              <w:bottom w:val="single" w:sz="2" w:space="0" w:color="000000"/>
+            </w:tcBorders>
+          </w:tcPr>
+          <w:p>
+            <w:pPr>
+              <w:pStyle w:val="Style19"/>
               <w:rPr/>
             </w:pPr>
             <w:r>
@@ -2483,7 +2483,7 @@
           </w:tcPr>
           <w:p>
             <w:pPr>
-              <w:pStyle w:val="user7"/>
+              <w:pStyle w:val="Style19"/>
               <w:rPr/>
             </w:pPr>
             <w:r>
@@ -2497,15 +2497,15 @@
         <w:trPr/>
         <w:tc>
           <w:tcPr>
-            <w:tcW w:w="2466" w:type="dxa"/>
-            <w:tcBorders>
-              <w:left w:val="single" w:sz="2" w:space="0" w:color="000000"/>
-              <w:bottom w:val="single" w:sz="2" w:space="0" w:color="000000"/>
-            </w:tcBorders>
-          </w:tcPr>
-          <w:p>
-            <w:pPr>
-              <w:pStyle w:val="user7"/>
+            <w:tcW w:w="2465" w:type="dxa"/>
+            <w:tcBorders>
+              <w:left w:val="single" w:sz="2" w:space="0" w:color="000000"/>
+              <w:bottom w:val="single" w:sz="2" w:space="0" w:color="000000"/>
+            </w:tcBorders>
+          </w:tcPr>
+          <w:p>
+            <w:pPr>
+              <w:pStyle w:val="Style19"/>
               <w:rPr/>
             </w:pPr>
             <w:r>
@@ -2516,15 +2516,15 @@
         </w:tc>
         <w:tc>
           <w:tcPr>
-            <w:tcW w:w="3575" w:type="dxa"/>
-            <w:tcBorders>
-              <w:left w:val="single" w:sz="2" w:space="0" w:color="000000"/>
-              <w:bottom w:val="single" w:sz="2" w:space="0" w:color="000000"/>
-            </w:tcBorders>
-          </w:tcPr>
-          <w:p>
-            <w:pPr>
-              <w:pStyle w:val="user7"/>
+            <w:tcW w:w="3576" w:type="dxa"/>
+            <w:tcBorders>
+              <w:left w:val="single" w:sz="2" w:space="0" w:color="000000"/>
+              <w:bottom w:val="single" w:sz="2" w:space="0" w:color="000000"/>
+            </w:tcBorders>
+          </w:tcPr>
+          <w:p>
+            <w:pPr>
+              <w:pStyle w:val="Style19"/>
               <w:rPr/>
             </w:pPr>
             <w:r>
@@ -2544,7 +2544,7 @@
           </w:tcPr>
           <w:p>
             <w:pPr>
-              <w:pStyle w:val="user7"/>
+              <w:pStyle w:val="Style19"/>
               <w:rPr/>
             </w:pPr>
             <w:r>
@@ -3451,7 +3451,7 @@
   </w:style>
   <w:style w:type="paragraph" w:styleId="Heading4">
     <w:name w:val="heading 4"/>
-    <w:basedOn w:val="Style15"/>
+    <w:basedOn w:val="user3"/>
     <w:next w:val="BodyText"/>
     <w:qFormat/>
     <w:pPr>
@@ -3520,13 +3520,13 @@
       <w:lang w:eastAsia="zh-CN" w:bidi="hi-IN"/>
     </w:rPr>
   </w:style>
+  <w:style w:type="character" w:styleId="Style12" w:customStyle="1">
+    <w:name w:val="Символ нумерации"/>
+    <w:qFormat/>
+    <w:rPr/>
+  </w:style>
   <w:style w:type="character" w:styleId="user" w:customStyle="1">
-    <w:name w:val="Символ нумерации (user)"/>
-    <w:qFormat/>
-    <w:rPr/>
-  </w:style>
-  <w:style w:type="character" w:styleId="Style12" w:customStyle="1">
-    <w:name w:val="Маркеры"/>
+    <w:name w:val="Маркеры (user)"/>
     <w:qFormat/>
     <w:rPr>
       <w:rFonts w:ascii="OpenSymbol" w:hAnsi="OpenSymbol" w:eastAsia="OpenSymbol" w:cs="OpenSymbol"/>
@@ -3540,15 +3540,15 @@
       <w:bCs/>
     </w:rPr>
   </w:style>
-  <w:style w:type="character" w:styleId="user1" w:customStyle="1">
-    <w:name w:val="Маркеры (user)"/>
+  <w:style w:type="character" w:styleId="Style13" w:customStyle="1">
+    <w:name w:val="Маркеры"/>
     <w:qFormat/>
     <w:rPr>
       <w:rFonts w:ascii="OpenSymbol" w:hAnsi="OpenSymbol" w:eastAsia="OpenSymbol" w:cs="OpenSymbol"/>
     </w:rPr>
   </w:style>
-  <w:style w:type="character" w:styleId="Style13" w:customStyle="1">
-    <w:name w:val="Символ нумерации"/>
+  <w:style w:type="character" w:styleId="user1" w:customStyle="1">
+    <w:name w:val="Символ нумерации (user)"/>
     <w:qFormat/>
     <w:rPr/>
   </w:style>
@@ -3566,8 +3566,8 @@
       <w:u w:val="single"/>
     </w:rPr>
   </w:style>
-  <w:style w:type="character" w:styleId="Style14">
-    <w:name w:val="Исходный текст"/>
+  <w:style w:type="character" w:styleId="user2">
+    <w:name w:val="Исходный текст (user)"/>
     <w:qFormat/>
     <w:rPr>
       <w:rFonts w:ascii="Liberation Mono" w:hAnsi="Liberation Mono" w:eastAsia="Liberation Mono" w:cs="Liberation Mono"/>
@@ -3581,7 +3581,7 @@
       <w:iCs/>
     </w:rPr>
   </w:style>
-  <w:style w:type="paragraph" w:styleId="Style15" w:customStyle="1">
+  <w:style w:type="paragraph" w:styleId="Style14">
     <w:name w:val="Заголовок"/>
     <w:basedOn w:val="Normal"/>
     <w:next w:val="BodyText"/>
@@ -3637,7 +3637,7 @@
       <w:iCs/>
     </w:rPr>
   </w:style>
-  <w:style w:type="paragraph" w:styleId="Style16" w:customStyle="1">
+  <w:style w:type="paragraph" w:styleId="Style15">
     <w:name w:val="Указатель"/>
     <w:basedOn w:val="Normal"/>
     <w:qFormat/>
@@ -3663,7 +3663,7 @@
       <w:szCs w:val="28"/>
     </w:rPr>
   </w:style>
-  <w:style w:type="paragraph" w:styleId="user2">
+  <w:style w:type="paragraph" w:styleId="user3" w:customStyle="1">
     <w:name w:val="Заголовок (user)"/>
     <w:basedOn w:val="Normal"/>
     <w:next w:val="BodyText"/>
@@ -3678,7 +3678,7 @@
       <w:szCs w:val="28"/>
     </w:rPr>
   </w:style>
-  <w:style w:type="paragraph" w:styleId="user3">
+  <w:style w:type="paragraph" w:styleId="user4" w:customStyle="1">
     <w:name w:val="Указатель (user)"/>
     <w:basedOn w:val="Normal"/>
     <w:qFormat/>
@@ -3751,8 +3751,8 @@
       <w:szCs w:val="14"/>
     </w:rPr>
   </w:style>
-  <w:style w:type="paragraph" w:styleId="user4" w:customStyle="1">
-    <w:name w:val="Рисунок (user)"/>
+  <w:style w:type="paragraph" w:styleId="Style16" w:customStyle="1">
+    <w:name w:val="Рисунок"/>
     <w:basedOn w:val="Caption"/>
     <w:qFormat/>
     <w:pPr>
@@ -3766,15 +3766,15 @@
       <w:sz w:val="28"/>
     </w:rPr>
   </w:style>
-  <w:style w:type="paragraph" w:styleId="Style17" w:customStyle="1">
-    <w:name w:val="Содержимое врезки"/>
+  <w:style w:type="paragraph" w:styleId="user5" w:customStyle="1">
+    <w:name w:val="Содержимое врезки (user)"/>
     <w:basedOn w:val="Normal"/>
     <w:qFormat/>
     <w:pPr/>
     <w:rPr/>
   </w:style>
-  <w:style w:type="paragraph" w:styleId="Style18" w:customStyle="1">
-    <w:name w:val="Рисунок"/>
+  <w:style w:type="paragraph" w:styleId="user6" w:customStyle="1">
+    <w:name w:val="Рисунок (user)"/>
     <w:basedOn w:val="Caption"/>
     <w:qFormat/>
     <w:pPr>
@@ -3787,15 +3787,15 @@
       <w:sz w:val="28"/>
     </w:rPr>
   </w:style>
-  <w:style w:type="paragraph" w:styleId="user5" w:customStyle="1">
-    <w:name w:val="Содержимое врезки (user)"/>
+  <w:style w:type="paragraph" w:styleId="Style17" w:customStyle="1">
+    <w:name w:val="Содержимое врезки"/>
     <w:basedOn w:val="Normal"/>
     <w:qFormat/>
     <w:pPr/>
     <w:rPr/>
   </w:style>
-  <w:style w:type="paragraph" w:styleId="user6" w:customStyle="1">
-    <w:name w:val="Таблица (user)"/>
+  <w:style w:type="paragraph" w:styleId="Style18" w:customStyle="1">
+    <w:name w:val="Таблица"/>
     <w:basedOn w:val="Caption"/>
     <w:qFormat/>
     <w:pPr>
@@ -3805,8 +3805,8 @@
       <w:rFonts w:ascii="Times New Roman" w:hAnsi="Times New Roman"/>
     </w:rPr>
   </w:style>
-  <w:style w:type="paragraph" w:styleId="user7" w:customStyle="1">
-    <w:name w:val="Содержимое таблицы (user)"/>
+  <w:style w:type="paragraph" w:styleId="Style19" w:customStyle="1">
+    <w:name w:val="Содержимое таблицы"/>
     <w:basedOn w:val="Normal"/>
     <w:qFormat/>
     <w:pPr>
@@ -3816,9 +3816,9 @@
       <w:rFonts w:ascii="Times New Roman" w:hAnsi="Times New Roman"/>
     </w:rPr>
   </w:style>
-  <w:style w:type="paragraph" w:styleId="user8" w:customStyle="1">
-    <w:name w:val="Заголовок таблицы (user)"/>
-    <w:basedOn w:val="user7"/>
+  <w:style w:type="paragraph" w:styleId="Style20" w:customStyle="1">
+    <w:name w:val="Заголовок таблицы"/>
+    <w:basedOn w:val="Style19"/>
     <w:qFormat/>
     <w:pPr>
       <w:jc w:val="center"/>
@@ -3828,8 +3828,8 @@
       <w:bCs/>
     </w:rPr>
   </w:style>
-  <w:style w:type="paragraph" w:styleId="Style19" w:customStyle="1">
-    <w:name w:val="Содержимое таблицы"/>
+  <w:style w:type="paragraph" w:styleId="user7" w:customStyle="1">
+    <w:name w:val="Содержимое таблицы (user)"/>
     <w:basedOn w:val="Normal"/>
     <w:qFormat/>
     <w:pPr>
@@ -3839,9 +3839,9 @@
       <w:rFonts w:ascii="Times New Roman" w:hAnsi="Times New Roman"/>
     </w:rPr>
   </w:style>
-  <w:style w:type="paragraph" w:styleId="Style20" w:customStyle="1">
-    <w:name w:val="Заголовок таблицы"/>
-    <w:basedOn w:val="Style19"/>
+  <w:style w:type="paragraph" w:styleId="user8" w:customStyle="1">
+    <w:name w:val="Заголовок таблицы (user)"/>
+    <w:basedOn w:val="user7"/>
     <w:qFormat/>
     <w:pPr>
       <w:jc w:val="center"/>
@@ -3851,8 +3851,8 @@
       <w:bCs/>
     </w:rPr>
   </w:style>
-  <w:style w:type="paragraph" w:styleId="Style21" w:customStyle="1">
-    <w:name w:val="Таблица"/>
+  <w:style w:type="paragraph" w:styleId="user9" w:customStyle="1">
+    <w:name w:val="Таблица (user)"/>
     <w:basedOn w:val="Caption"/>
     <w:qFormat/>
     <w:pPr>
@@ -3879,10 +3879,10 @@
       <w:szCs w:val="36"/>
     </w:rPr>
   </w:style>
-  <w:style w:type="paragraph" w:styleId="Style22" w:customStyle="1">
+  <w:style w:type="paragraph" w:styleId="Style21" w:customStyle="1">
     <w:name w:val="Фотография"/>
     <w:basedOn w:val="Normal"/>
-    <w:next w:val="Style28"/>
+    <w:next w:val="Style26"/>
     <w:qFormat/>
     <w:pPr>
       <w:keepNext w:val="true"/>
@@ -3894,7 +3894,7 @@
       <w:sz w:val="28"/>
     </w:rPr>
   </w:style>
-  <w:style w:type="paragraph" w:styleId="Style23" w:customStyle="1">
+  <w:style w:type="paragraph" w:styleId="Style22" w:customStyle="1">
     <w:name w:val="Табличный текст"/>
     <w:basedOn w:val="Normal"/>
     <w:qFormat/>
@@ -3904,7 +3904,7 @@
       <w:sz w:val="28"/>
     </w:rPr>
   </w:style>
-  <w:style w:type="paragraph" w:styleId="Style24" w:customStyle="1">
+  <w:style w:type="paragraph" w:styleId="Style23" w:customStyle="1">
     <w:name w:val="Загаловок_задание"/>
     <w:basedOn w:val="BodyText"/>
     <w:next w:val="BodyText"/>
@@ -3917,7 +3917,7 @@
       <w:b/>
     </w:rPr>
   </w:style>
-  <w:style w:type="paragraph" w:styleId="Style25" w:customStyle="1">
+  <w:style w:type="paragraph" w:styleId="Style24" w:customStyle="1">
     <w:name w:val="Листинг"/>
     <w:basedOn w:val="Caption"/>
     <w:qFormat/>
@@ -3929,9 +3929,9 @@
       <w:sz w:val="28"/>
     </w:rPr>
   </w:style>
-  <w:style w:type="paragraph" w:styleId="Style26" w:customStyle="1">
+  <w:style w:type="paragraph" w:styleId="Style25" w:customStyle="1">
     <w:name w:val="Текст листинга"/>
-    <w:basedOn w:val="user7"/>
+    <w:basedOn w:val="Style19"/>
     <w:qFormat/>
     <w:pPr/>
     <w:rPr>
@@ -3939,16 +3939,16 @@
       <w:sz w:val="20"/>
     </w:rPr>
   </w:style>
-  <w:style w:type="paragraph" w:styleId="Style27" w:customStyle="1">
-    <w:name w:val="Фигура"/>
+  <w:style w:type="paragraph" w:styleId="user10" w:customStyle="1">
+    <w:name w:val="Фигура (user)"/>
     <w:basedOn w:val="Caption"/>
     <w:qFormat/>
     <w:pPr/>
     <w:rPr/>
   </w:style>
-  <w:style w:type="paragraph" w:styleId="Style28" w:customStyle="1">
+  <w:style w:type="paragraph" w:styleId="Style26" w:customStyle="1">
     <w:name w:val="Название фотографии"/>
-    <w:basedOn w:val="Style22"/>
+    <w:basedOn w:val="Style21"/>
     <w:next w:val="BodyText"/>
     <w:qFormat/>
     <w:pPr>
@@ -3956,8 +3956,8 @@
     </w:pPr>
     <w:rPr/>
   </w:style>
-  <w:style w:type="paragraph" w:styleId="user9">
-    <w:name w:val="Текст в заданном формате (user)"/>
+  <w:style w:type="paragraph" w:styleId="Style27">
+    <w:name w:val="Текст в заданном формате"/>
     <w:basedOn w:val="Normal"/>
     <w:qFormat/>
     <w:pPr>
@@ -3969,15 +3969,15 @@
       <w:szCs w:val="20"/>
     </w:rPr>
   </w:style>
-  <w:style w:type="numbering" w:styleId="Style29" w:customStyle="1">
-    <w:name w:val="Без списка"/>
+  <w:style w:type="numbering" w:styleId="user11" w:customStyle="1">
+    <w:name w:val="Без списка (user)"/>
     <w:uiPriority w:val="99"/>
     <w:semiHidden/>
     <w:unhideWhenUsed/>
     <w:qFormat/>
   </w:style>
-  <w:style w:type="numbering" w:styleId="user10" w:customStyle="1">
-    <w:name w:val="Без списка (user)"/>
+  <w:style w:type="numbering" w:styleId="Style28" w:customStyle="1">
+    <w:name w:val="Без списка"/>
     <w:uiPriority w:val="99"/>
     <w:semiHidden/>
     <w:unhideWhenUsed/>

--- a/6 семестр/Автоматизированные системы управление элементами промышленных и административных объектов/Практическая работа №13/Отчет ВраженкоДО.docx
+++ b/6 семестр/Автоматизированные системы управление элементами промышленных и административных объектов/Практическая работа №13/Отчет ВраженкоДО.docx
@@ -496,8 +496,8 @@
         <w:gridCol w:w="2534"/>
         <w:gridCol w:w="4834"/>
         <w:gridCol w:w="1107"/>
-        <w:gridCol w:w="532"/>
-        <w:gridCol w:w="1131"/>
+        <w:gridCol w:w="531"/>
+        <w:gridCol w:w="1132"/>
       </w:tblGrid>
       <w:tr>
         <w:trPr/>
@@ -582,7 +582,7 @@
         </w:tc>
         <w:tc>
           <w:tcPr>
-            <w:tcW w:w="1639" w:type="dxa"/>
+            <w:tcW w:w="1638" w:type="dxa"/>
             <w:gridSpan w:val="2"/>
             <w:tcBorders>
               <w:top w:val="nil"/>
@@ -651,7 +651,7 @@
         </w:tc>
         <w:tc>
           <w:tcPr>
-            <w:tcW w:w="1131" w:type="dxa"/>
+            <w:tcW w:w="1132" w:type="dxa"/>
             <w:tcBorders>
               <w:top w:val="nil"/>
               <w:left w:val="nil"/>
@@ -779,7 +779,7 @@
         </w:tc>
         <w:tc>
           <w:tcPr>
-            <w:tcW w:w="1639" w:type="dxa"/>
+            <w:tcW w:w="1638" w:type="dxa"/>
             <w:gridSpan w:val="2"/>
             <w:tcBorders>
               <w:top w:val="nil"/>
@@ -868,7 +868,7 @@
         </w:tc>
         <w:tc>
           <w:tcPr>
-            <w:tcW w:w="1131" w:type="dxa"/>
+            <w:tcW w:w="1132" w:type="dxa"/>
             <w:tcBorders>
               <w:top w:val="nil"/>
               <w:left w:val="nil"/>
@@ -1202,7 +1202,7 @@
         <w:rPr/>
         <w:drawing>
           <wp:inline distT="0" distB="0" distL="0" distR="0">
-            <wp:extent cx="5940425" cy="3620770"/>
+            <wp:extent cx="5940425" cy="3612515"/>
             <wp:effectExtent l="0" t="0" r="0" b="0"/>
             <wp:docPr id="3" name="Изображение1"/>
             <wp:cNvGraphicFramePr>
@@ -1226,7 +1226,7 @@
                   <pic:spPr bwMode="auto">
                     <a:xfrm>
                       <a:off x="0" y="0"/>
-                      <a:ext cx="5940425" cy="3620770"/>
+                      <a:ext cx="5940425" cy="3612515"/>
                     </a:xfrm>
                     <a:prstGeom prst="rect">
                       <a:avLst/>
@@ -1242,7 +1242,7 @@
     </w:p>
     <w:p>
       <w:pPr>
-        <w:pStyle w:val="user6"/>
+        <w:pStyle w:val="Style18"/>
         <w:rPr/>
       </w:pPr>
       <w:r>
@@ -1334,8 +1334,8 @@
         </w:tblCellMar>
       </w:tblPr>
       <w:tblGrid>
-        <w:gridCol w:w="2466"/>
-        <w:gridCol w:w="3620"/>
+        <w:gridCol w:w="2465"/>
+        <w:gridCol w:w="3621"/>
         <w:gridCol w:w="3269"/>
       </w:tblGrid>
       <w:tr>
@@ -1344,7 +1344,7 @@
         </w:trPr>
         <w:tc>
           <w:tcPr>
-            <w:tcW w:w="2466" w:type="dxa"/>
+            <w:tcW w:w="2465" w:type="dxa"/>
             <w:tcBorders>
               <w:top w:val="single" w:sz="2" w:space="0" w:color="000000"/>
               <w:left w:val="single" w:sz="2" w:space="0" w:color="000000"/>
@@ -1354,7 +1354,7 @@
           </w:tcPr>
           <w:p>
             <w:pPr>
-              <w:pStyle w:val="Style20"/>
+              <w:pStyle w:val="user8"/>
               <w:rPr/>
             </w:pPr>
             <w:r>
@@ -1365,7 +1365,7 @@
         </w:tc>
         <w:tc>
           <w:tcPr>
-            <w:tcW w:w="3620" w:type="dxa"/>
+            <w:tcW w:w="3621" w:type="dxa"/>
             <w:tcBorders>
               <w:top w:val="single" w:sz="2" w:space="0" w:color="000000"/>
               <w:left w:val="single" w:sz="2" w:space="0" w:color="000000"/>
@@ -1375,7 +1375,7 @@
           </w:tcPr>
           <w:p>
             <w:pPr>
-              <w:pStyle w:val="Style20"/>
+              <w:pStyle w:val="user8"/>
               <w:rPr/>
             </w:pPr>
             <w:r>
@@ -1397,7 +1397,7 @@
           </w:tcPr>
           <w:p>
             <w:pPr>
-              <w:pStyle w:val="Style20"/>
+              <w:pStyle w:val="user8"/>
               <w:rPr/>
             </w:pPr>
             <w:r>
@@ -1411,15 +1411,15 @@
         <w:trPr/>
         <w:tc>
           <w:tcPr>
-            <w:tcW w:w="2466" w:type="dxa"/>
-            <w:tcBorders>
-              <w:left w:val="single" w:sz="2" w:space="0" w:color="000000"/>
-              <w:bottom w:val="single" w:sz="2" w:space="0" w:color="000000"/>
-            </w:tcBorders>
-          </w:tcPr>
-          <w:p>
-            <w:pPr>
-              <w:pStyle w:val="Style19"/>
+            <w:tcW w:w="2465" w:type="dxa"/>
+            <w:tcBorders>
+              <w:left w:val="single" w:sz="2" w:space="0" w:color="000000"/>
+              <w:bottom w:val="single" w:sz="2" w:space="0" w:color="000000"/>
+            </w:tcBorders>
+          </w:tcPr>
+          <w:p>
+            <w:pPr>
+              <w:pStyle w:val="user7"/>
               <w:rPr/>
             </w:pPr>
             <w:r>
@@ -1430,15 +1430,15 @@
         </w:tc>
         <w:tc>
           <w:tcPr>
-            <w:tcW w:w="3620" w:type="dxa"/>
-            <w:tcBorders>
-              <w:left w:val="single" w:sz="2" w:space="0" w:color="000000"/>
-              <w:bottom w:val="single" w:sz="2" w:space="0" w:color="000000"/>
-            </w:tcBorders>
-          </w:tcPr>
-          <w:p>
-            <w:pPr>
-              <w:pStyle w:val="Style19"/>
+            <w:tcW w:w="3621" w:type="dxa"/>
+            <w:tcBorders>
+              <w:left w:val="single" w:sz="2" w:space="0" w:color="000000"/>
+              <w:bottom w:val="single" w:sz="2" w:space="0" w:color="000000"/>
+            </w:tcBorders>
+          </w:tcPr>
+          <w:p>
+            <w:pPr>
+              <w:pStyle w:val="user7"/>
               <w:rPr/>
             </w:pPr>
             <w:r>
@@ -1458,7 +1458,7 @@
           </w:tcPr>
           <w:p>
             <w:pPr>
-              <w:pStyle w:val="Style19"/>
+              <w:pStyle w:val="user7"/>
               <w:rPr/>
             </w:pPr>
             <w:r>
@@ -1472,15 +1472,15 @@
         <w:trPr/>
         <w:tc>
           <w:tcPr>
-            <w:tcW w:w="2466" w:type="dxa"/>
-            <w:tcBorders>
-              <w:left w:val="single" w:sz="2" w:space="0" w:color="000000"/>
-              <w:bottom w:val="single" w:sz="2" w:space="0" w:color="000000"/>
-            </w:tcBorders>
-          </w:tcPr>
-          <w:p>
-            <w:pPr>
-              <w:pStyle w:val="Style19"/>
+            <w:tcW w:w="2465" w:type="dxa"/>
+            <w:tcBorders>
+              <w:left w:val="single" w:sz="2" w:space="0" w:color="000000"/>
+              <w:bottom w:val="single" w:sz="2" w:space="0" w:color="000000"/>
+            </w:tcBorders>
+          </w:tcPr>
+          <w:p>
+            <w:pPr>
+              <w:pStyle w:val="user7"/>
               <w:rPr/>
             </w:pPr>
             <w:r>
@@ -1491,15 +1491,15 @@
         </w:tc>
         <w:tc>
           <w:tcPr>
-            <w:tcW w:w="3620" w:type="dxa"/>
-            <w:tcBorders>
-              <w:left w:val="single" w:sz="2" w:space="0" w:color="000000"/>
-              <w:bottom w:val="single" w:sz="2" w:space="0" w:color="000000"/>
-            </w:tcBorders>
-          </w:tcPr>
-          <w:p>
-            <w:pPr>
-              <w:pStyle w:val="Style19"/>
+            <w:tcW w:w="3621" w:type="dxa"/>
+            <w:tcBorders>
+              <w:left w:val="single" w:sz="2" w:space="0" w:color="000000"/>
+              <w:bottom w:val="single" w:sz="2" w:space="0" w:color="000000"/>
+            </w:tcBorders>
+          </w:tcPr>
+          <w:p>
+            <w:pPr>
+              <w:pStyle w:val="user7"/>
               <w:rPr/>
             </w:pPr>
             <w:r>
@@ -1519,7 +1519,7 @@
           </w:tcPr>
           <w:p>
             <w:pPr>
-              <w:pStyle w:val="Style19"/>
+              <w:pStyle w:val="user7"/>
               <w:rPr/>
             </w:pPr>
             <w:r>
@@ -1533,15 +1533,15 @@
         <w:trPr/>
         <w:tc>
           <w:tcPr>
-            <w:tcW w:w="2466" w:type="dxa"/>
-            <w:tcBorders>
-              <w:left w:val="single" w:sz="2" w:space="0" w:color="000000"/>
-              <w:bottom w:val="single" w:sz="2" w:space="0" w:color="000000"/>
-            </w:tcBorders>
-          </w:tcPr>
-          <w:p>
-            <w:pPr>
-              <w:pStyle w:val="Style19"/>
+            <w:tcW w:w="2465" w:type="dxa"/>
+            <w:tcBorders>
+              <w:left w:val="single" w:sz="2" w:space="0" w:color="000000"/>
+              <w:bottom w:val="single" w:sz="2" w:space="0" w:color="000000"/>
+            </w:tcBorders>
+          </w:tcPr>
+          <w:p>
+            <w:pPr>
+              <w:pStyle w:val="user7"/>
               <w:rPr/>
             </w:pPr>
             <w:r>
@@ -1552,15 +1552,15 @@
         </w:tc>
         <w:tc>
           <w:tcPr>
-            <w:tcW w:w="3620" w:type="dxa"/>
-            <w:tcBorders>
-              <w:left w:val="single" w:sz="2" w:space="0" w:color="000000"/>
-              <w:bottom w:val="single" w:sz="2" w:space="0" w:color="000000"/>
-            </w:tcBorders>
-          </w:tcPr>
-          <w:p>
-            <w:pPr>
-              <w:pStyle w:val="Style19"/>
+            <w:tcW w:w="3621" w:type="dxa"/>
+            <w:tcBorders>
+              <w:left w:val="single" w:sz="2" w:space="0" w:color="000000"/>
+              <w:bottom w:val="single" w:sz="2" w:space="0" w:color="000000"/>
+            </w:tcBorders>
+          </w:tcPr>
+          <w:p>
+            <w:pPr>
+              <w:pStyle w:val="user7"/>
               <w:rPr/>
             </w:pPr>
             <w:r>
@@ -1580,7 +1580,7 @@
           </w:tcPr>
           <w:p>
             <w:pPr>
-              <w:pStyle w:val="Style19"/>
+              <w:pStyle w:val="user7"/>
               <w:rPr/>
             </w:pPr>
             <w:r>
@@ -1594,15 +1594,15 @@
         <w:trPr/>
         <w:tc>
           <w:tcPr>
-            <w:tcW w:w="2466" w:type="dxa"/>
-            <w:tcBorders>
-              <w:left w:val="single" w:sz="2" w:space="0" w:color="000000"/>
-              <w:bottom w:val="single" w:sz="2" w:space="0" w:color="000000"/>
-            </w:tcBorders>
-          </w:tcPr>
-          <w:p>
-            <w:pPr>
-              <w:pStyle w:val="Style19"/>
+            <w:tcW w:w="2465" w:type="dxa"/>
+            <w:tcBorders>
+              <w:left w:val="single" w:sz="2" w:space="0" w:color="000000"/>
+              <w:bottom w:val="single" w:sz="2" w:space="0" w:color="000000"/>
+            </w:tcBorders>
+          </w:tcPr>
+          <w:p>
+            <w:pPr>
+              <w:pStyle w:val="user7"/>
               <w:rPr/>
             </w:pPr>
             <w:r>
@@ -1613,15 +1613,15 @@
         </w:tc>
         <w:tc>
           <w:tcPr>
-            <w:tcW w:w="3620" w:type="dxa"/>
-            <w:tcBorders>
-              <w:left w:val="single" w:sz="2" w:space="0" w:color="000000"/>
-              <w:bottom w:val="single" w:sz="2" w:space="0" w:color="000000"/>
-            </w:tcBorders>
-          </w:tcPr>
-          <w:p>
-            <w:pPr>
-              <w:pStyle w:val="Style19"/>
+            <w:tcW w:w="3621" w:type="dxa"/>
+            <w:tcBorders>
+              <w:left w:val="single" w:sz="2" w:space="0" w:color="000000"/>
+              <w:bottom w:val="single" w:sz="2" w:space="0" w:color="000000"/>
+            </w:tcBorders>
+          </w:tcPr>
+          <w:p>
+            <w:pPr>
+              <w:pStyle w:val="user7"/>
               <w:rPr/>
             </w:pPr>
             <w:r>
@@ -1641,7 +1641,7 @@
           </w:tcPr>
           <w:p>
             <w:pPr>
-              <w:pStyle w:val="Style19"/>
+              <w:pStyle w:val="user7"/>
               <w:rPr/>
             </w:pPr>
             <w:r>
@@ -1655,15 +1655,15 @@
         <w:trPr/>
         <w:tc>
           <w:tcPr>
-            <w:tcW w:w="2466" w:type="dxa"/>
-            <w:tcBorders>
-              <w:left w:val="single" w:sz="2" w:space="0" w:color="000000"/>
-              <w:bottom w:val="single" w:sz="2" w:space="0" w:color="000000"/>
-            </w:tcBorders>
-          </w:tcPr>
-          <w:p>
-            <w:pPr>
-              <w:pStyle w:val="Style19"/>
+            <w:tcW w:w="2465" w:type="dxa"/>
+            <w:tcBorders>
+              <w:left w:val="single" w:sz="2" w:space="0" w:color="000000"/>
+              <w:bottom w:val="single" w:sz="2" w:space="0" w:color="000000"/>
+            </w:tcBorders>
+          </w:tcPr>
+          <w:p>
+            <w:pPr>
+              <w:pStyle w:val="user7"/>
               <w:rPr/>
             </w:pPr>
             <w:r>
@@ -1674,15 +1674,15 @@
         </w:tc>
         <w:tc>
           <w:tcPr>
-            <w:tcW w:w="3620" w:type="dxa"/>
-            <w:tcBorders>
-              <w:left w:val="single" w:sz="2" w:space="0" w:color="000000"/>
-              <w:bottom w:val="single" w:sz="2" w:space="0" w:color="000000"/>
-            </w:tcBorders>
-          </w:tcPr>
-          <w:p>
-            <w:pPr>
-              <w:pStyle w:val="Style19"/>
+            <w:tcW w:w="3621" w:type="dxa"/>
+            <w:tcBorders>
+              <w:left w:val="single" w:sz="2" w:space="0" w:color="000000"/>
+              <w:bottom w:val="single" w:sz="2" w:space="0" w:color="000000"/>
+            </w:tcBorders>
+          </w:tcPr>
+          <w:p>
+            <w:pPr>
+              <w:pStyle w:val="user7"/>
               <w:rPr/>
             </w:pPr>
             <w:r>
@@ -1702,7 +1702,7 @@
           </w:tcPr>
           <w:p>
             <w:pPr>
-              <w:pStyle w:val="Style19"/>
+              <w:pStyle w:val="user7"/>
               <w:rPr/>
             </w:pPr>
             <w:r>
@@ -1716,15 +1716,15 @@
         <w:trPr/>
         <w:tc>
           <w:tcPr>
-            <w:tcW w:w="2466" w:type="dxa"/>
-            <w:tcBorders>
-              <w:left w:val="single" w:sz="2" w:space="0" w:color="000000"/>
-              <w:bottom w:val="single" w:sz="2" w:space="0" w:color="000000"/>
-            </w:tcBorders>
-          </w:tcPr>
-          <w:p>
-            <w:pPr>
-              <w:pStyle w:val="Style19"/>
+            <w:tcW w:w="2465" w:type="dxa"/>
+            <w:tcBorders>
+              <w:left w:val="single" w:sz="2" w:space="0" w:color="000000"/>
+              <w:bottom w:val="single" w:sz="2" w:space="0" w:color="000000"/>
+            </w:tcBorders>
+          </w:tcPr>
+          <w:p>
+            <w:pPr>
+              <w:pStyle w:val="user7"/>
               <w:rPr/>
             </w:pPr>
             <w:r>
@@ -1735,15 +1735,15 @@
         </w:tc>
         <w:tc>
           <w:tcPr>
-            <w:tcW w:w="3620" w:type="dxa"/>
-            <w:tcBorders>
-              <w:left w:val="single" w:sz="2" w:space="0" w:color="000000"/>
-              <w:bottom w:val="single" w:sz="2" w:space="0" w:color="000000"/>
-            </w:tcBorders>
-          </w:tcPr>
-          <w:p>
-            <w:pPr>
-              <w:pStyle w:val="Style19"/>
+            <w:tcW w:w="3621" w:type="dxa"/>
+            <w:tcBorders>
+              <w:left w:val="single" w:sz="2" w:space="0" w:color="000000"/>
+              <w:bottom w:val="single" w:sz="2" w:space="0" w:color="000000"/>
+            </w:tcBorders>
+          </w:tcPr>
+          <w:p>
+            <w:pPr>
+              <w:pStyle w:val="user7"/>
               <w:rPr/>
             </w:pPr>
             <w:r>
@@ -1763,7 +1763,7 @@
           </w:tcPr>
           <w:p>
             <w:pPr>
-              <w:pStyle w:val="Style19"/>
+              <w:pStyle w:val="user7"/>
               <w:rPr/>
             </w:pPr>
             <w:r>
@@ -1777,15 +1777,15 @@
         <w:trPr/>
         <w:tc>
           <w:tcPr>
-            <w:tcW w:w="2466" w:type="dxa"/>
-            <w:tcBorders>
-              <w:left w:val="single" w:sz="2" w:space="0" w:color="000000"/>
-              <w:bottom w:val="single" w:sz="2" w:space="0" w:color="000000"/>
-            </w:tcBorders>
-          </w:tcPr>
-          <w:p>
-            <w:pPr>
-              <w:pStyle w:val="Style19"/>
+            <w:tcW w:w="2465" w:type="dxa"/>
+            <w:tcBorders>
+              <w:left w:val="single" w:sz="2" w:space="0" w:color="000000"/>
+              <w:bottom w:val="single" w:sz="2" w:space="0" w:color="000000"/>
+            </w:tcBorders>
+          </w:tcPr>
+          <w:p>
+            <w:pPr>
+              <w:pStyle w:val="user7"/>
               <w:rPr/>
             </w:pPr>
             <w:r>
@@ -1796,15 +1796,15 @@
         </w:tc>
         <w:tc>
           <w:tcPr>
-            <w:tcW w:w="3620" w:type="dxa"/>
-            <w:tcBorders>
-              <w:left w:val="single" w:sz="2" w:space="0" w:color="000000"/>
-              <w:bottom w:val="single" w:sz="2" w:space="0" w:color="000000"/>
-            </w:tcBorders>
-          </w:tcPr>
-          <w:p>
-            <w:pPr>
-              <w:pStyle w:val="Style19"/>
+            <w:tcW w:w="3621" w:type="dxa"/>
+            <w:tcBorders>
+              <w:left w:val="single" w:sz="2" w:space="0" w:color="000000"/>
+              <w:bottom w:val="single" w:sz="2" w:space="0" w:color="000000"/>
+            </w:tcBorders>
+          </w:tcPr>
+          <w:p>
+            <w:pPr>
+              <w:pStyle w:val="user7"/>
               <w:rPr/>
             </w:pPr>
             <w:r>
@@ -1824,7 +1824,7 @@
           </w:tcPr>
           <w:p>
             <w:pPr>
-              <w:pStyle w:val="Style19"/>
+              <w:pStyle w:val="user7"/>
               <w:rPr/>
             </w:pPr>
             <w:r>
@@ -1871,8 +1871,8 @@
         </w:tblCellMar>
       </w:tblPr>
       <w:tblGrid>
-        <w:gridCol w:w="2465"/>
-        <w:gridCol w:w="3576"/>
+        <w:gridCol w:w="2464"/>
+        <w:gridCol w:w="3577"/>
         <w:gridCol w:w="3314"/>
       </w:tblGrid>
       <w:tr>
@@ -1881,7 +1881,7 @@
         </w:trPr>
         <w:tc>
           <w:tcPr>
-            <w:tcW w:w="2465" w:type="dxa"/>
+            <w:tcW w:w="2464" w:type="dxa"/>
             <w:tcBorders>
               <w:top w:val="single" w:sz="2" w:space="0" w:color="000000"/>
               <w:left w:val="single" w:sz="2" w:space="0" w:color="000000"/>
@@ -1891,7 +1891,7 @@
           </w:tcPr>
           <w:p>
             <w:pPr>
-              <w:pStyle w:val="Style20"/>
+              <w:pStyle w:val="user8"/>
               <w:rPr/>
             </w:pPr>
             <w:r>
@@ -1902,7 +1902,7 @@
         </w:tc>
         <w:tc>
           <w:tcPr>
-            <w:tcW w:w="3576" w:type="dxa"/>
+            <w:tcW w:w="3577" w:type="dxa"/>
             <w:tcBorders>
               <w:top w:val="single" w:sz="2" w:space="0" w:color="000000"/>
               <w:left w:val="single" w:sz="2" w:space="0" w:color="000000"/>
@@ -1912,7 +1912,7 @@
           </w:tcPr>
           <w:p>
             <w:pPr>
-              <w:pStyle w:val="Style20"/>
+              <w:pStyle w:val="user8"/>
               <w:rPr/>
             </w:pPr>
             <w:r>
@@ -1934,7 +1934,7 @@
           </w:tcPr>
           <w:p>
             <w:pPr>
-              <w:pStyle w:val="Style20"/>
+              <w:pStyle w:val="user8"/>
               <w:rPr/>
             </w:pPr>
             <w:r>
@@ -1948,15 +1948,15 @@
         <w:trPr/>
         <w:tc>
           <w:tcPr>
-            <w:tcW w:w="2465" w:type="dxa"/>
-            <w:tcBorders>
-              <w:left w:val="single" w:sz="2" w:space="0" w:color="000000"/>
-              <w:bottom w:val="single" w:sz="2" w:space="0" w:color="000000"/>
-            </w:tcBorders>
-          </w:tcPr>
-          <w:p>
-            <w:pPr>
-              <w:pStyle w:val="Style19"/>
+            <w:tcW w:w="2464" w:type="dxa"/>
+            <w:tcBorders>
+              <w:left w:val="single" w:sz="2" w:space="0" w:color="000000"/>
+              <w:bottom w:val="single" w:sz="2" w:space="0" w:color="000000"/>
+            </w:tcBorders>
+          </w:tcPr>
+          <w:p>
+            <w:pPr>
+              <w:pStyle w:val="user7"/>
               <w:rPr/>
             </w:pPr>
             <w:r>
@@ -1967,15 +1967,15 @@
         </w:tc>
         <w:tc>
           <w:tcPr>
-            <w:tcW w:w="3576" w:type="dxa"/>
-            <w:tcBorders>
-              <w:left w:val="single" w:sz="2" w:space="0" w:color="000000"/>
-              <w:bottom w:val="single" w:sz="2" w:space="0" w:color="000000"/>
-            </w:tcBorders>
-          </w:tcPr>
-          <w:p>
-            <w:pPr>
-              <w:pStyle w:val="Style19"/>
+            <w:tcW w:w="3577" w:type="dxa"/>
+            <w:tcBorders>
+              <w:left w:val="single" w:sz="2" w:space="0" w:color="000000"/>
+              <w:bottom w:val="single" w:sz="2" w:space="0" w:color="000000"/>
+            </w:tcBorders>
+          </w:tcPr>
+          <w:p>
+            <w:pPr>
+              <w:pStyle w:val="user7"/>
               <w:rPr/>
             </w:pPr>
             <w:r>
@@ -1995,7 +1995,7 @@
           </w:tcPr>
           <w:p>
             <w:pPr>
-              <w:pStyle w:val="Style19"/>
+              <w:pStyle w:val="user7"/>
               <w:rPr/>
             </w:pPr>
             <w:r>
@@ -2009,15 +2009,15 @@
         <w:trPr/>
         <w:tc>
           <w:tcPr>
-            <w:tcW w:w="2465" w:type="dxa"/>
-            <w:tcBorders>
-              <w:left w:val="single" w:sz="2" w:space="0" w:color="000000"/>
-              <w:bottom w:val="single" w:sz="2" w:space="0" w:color="000000"/>
-            </w:tcBorders>
-          </w:tcPr>
-          <w:p>
-            <w:pPr>
-              <w:pStyle w:val="Style19"/>
+            <w:tcW w:w="2464" w:type="dxa"/>
+            <w:tcBorders>
+              <w:left w:val="single" w:sz="2" w:space="0" w:color="000000"/>
+              <w:bottom w:val="single" w:sz="2" w:space="0" w:color="000000"/>
+            </w:tcBorders>
+          </w:tcPr>
+          <w:p>
+            <w:pPr>
+              <w:pStyle w:val="user7"/>
               <w:rPr/>
             </w:pPr>
             <w:r>
@@ -2028,15 +2028,15 @@
         </w:tc>
         <w:tc>
           <w:tcPr>
-            <w:tcW w:w="3576" w:type="dxa"/>
-            <w:tcBorders>
-              <w:left w:val="single" w:sz="2" w:space="0" w:color="000000"/>
-              <w:bottom w:val="single" w:sz="2" w:space="0" w:color="000000"/>
-            </w:tcBorders>
-          </w:tcPr>
-          <w:p>
-            <w:pPr>
-              <w:pStyle w:val="Style19"/>
+            <w:tcW w:w="3577" w:type="dxa"/>
+            <w:tcBorders>
+              <w:left w:val="single" w:sz="2" w:space="0" w:color="000000"/>
+              <w:bottom w:val="single" w:sz="2" w:space="0" w:color="000000"/>
+            </w:tcBorders>
+          </w:tcPr>
+          <w:p>
+            <w:pPr>
+              <w:pStyle w:val="user7"/>
               <w:rPr/>
             </w:pPr>
             <w:r>
@@ -2056,7 +2056,7 @@
           </w:tcPr>
           <w:p>
             <w:pPr>
-              <w:pStyle w:val="Style19"/>
+              <w:pStyle w:val="user7"/>
               <w:rPr/>
             </w:pPr>
             <w:r>
@@ -2070,15 +2070,15 @@
         <w:trPr/>
         <w:tc>
           <w:tcPr>
-            <w:tcW w:w="2465" w:type="dxa"/>
-            <w:tcBorders>
-              <w:left w:val="single" w:sz="2" w:space="0" w:color="000000"/>
-              <w:bottom w:val="single" w:sz="2" w:space="0" w:color="000000"/>
-            </w:tcBorders>
-          </w:tcPr>
-          <w:p>
-            <w:pPr>
-              <w:pStyle w:val="Style19"/>
+            <w:tcW w:w="2464" w:type="dxa"/>
+            <w:tcBorders>
+              <w:left w:val="single" w:sz="2" w:space="0" w:color="000000"/>
+              <w:bottom w:val="single" w:sz="2" w:space="0" w:color="000000"/>
+            </w:tcBorders>
+          </w:tcPr>
+          <w:p>
+            <w:pPr>
+              <w:pStyle w:val="user7"/>
               <w:rPr/>
             </w:pPr>
             <w:r>
@@ -2089,15 +2089,15 @@
         </w:tc>
         <w:tc>
           <w:tcPr>
-            <w:tcW w:w="3576" w:type="dxa"/>
-            <w:tcBorders>
-              <w:left w:val="single" w:sz="2" w:space="0" w:color="000000"/>
-              <w:bottom w:val="single" w:sz="2" w:space="0" w:color="000000"/>
-            </w:tcBorders>
-          </w:tcPr>
-          <w:p>
-            <w:pPr>
-              <w:pStyle w:val="Style19"/>
+            <w:tcW w:w="3577" w:type="dxa"/>
+            <w:tcBorders>
+              <w:left w:val="single" w:sz="2" w:space="0" w:color="000000"/>
+              <w:bottom w:val="single" w:sz="2" w:space="0" w:color="000000"/>
+            </w:tcBorders>
+          </w:tcPr>
+          <w:p>
+            <w:pPr>
+              <w:pStyle w:val="user7"/>
               <w:rPr/>
             </w:pPr>
             <w:r>
@@ -2117,7 +2117,7 @@
           </w:tcPr>
           <w:p>
             <w:pPr>
-              <w:pStyle w:val="Style19"/>
+              <w:pStyle w:val="user7"/>
               <w:rPr/>
             </w:pPr>
             <w:r>
@@ -2131,15 +2131,15 @@
         <w:trPr/>
         <w:tc>
           <w:tcPr>
-            <w:tcW w:w="2465" w:type="dxa"/>
-            <w:tcBorders>
-              <w:left w:val="single" w:sz="2" w:space="0" w:color="000000"/>
-              <w:bottom w:val="single" w:sz="2" w:space="0" w:color="000000"/>
-            </w:tcBorders>
-          </w:tcPr>
-          <w:p>
-            <w:pPr>
-              <w:pStyle w:val="Style19"/>
+            <w:tcW w:w="2464" w:type="dxa"/>
+            <w:tcBorders>
+              <w:left w:val="single" w:sz="2" w:space="0" w:color="000000"/>
+              <w:bottom w:val="single" w:sz="2" w:space="0" w:color="000000"/>
+            </w:tcBorders>
+          </w:tcPr>
+          <w:p>
+            <w:pPr>
+              <w:pStyle w:val="user7"/>
               <w:rPr/>
             </w:pPr>
             <w:r>
@@ -2150,15 +2150,15 @@
         </w:tc>
         <w:tc>
           <w:tcPr>
-            <w:tcW w:w="3576" w:type="dxa"/>
-            <w:tcBorders>
-              <w:left w:val="single" w:sz="2" w:space="0" w:color="000000"/>
-              <w:bottom w:val="single" w:sz="2" w:space="0" w:color="000000"/>
-            </w:tcBorders>
-          </w:tcPr>
-          <w:p>
-            <w:pPr>
-              <w:pStyle w:val="Style19"/>
+            <w:tcW w:w="3577" w:type="dxa"/>
+            <w:tcBorders>
+              <w:left w:val="single" w:sz="2" w:space="0" w:color="000000"/>
+              <w:bottom w:val="single" w:sz="2" w:space="0" w:color="000000"/>
+            </w:tcBorders>
+          </w:tcPr>
+          <w:p>
+            <w:pPr>
+              <w:pStyle w:val="user7"/>
               <w:rPr/>
             </w:pPr>
             <w:r>
@@ -2178,7 +2178,7 @@
           </w:tcPr>
           <w:p>
             <w:pPr>
-              <w:pStyle w:val="Style19"/>
+              <w:pStyle w:val="user7"/>
               <w:rPr/>
             </w:pPr>
             <w:r>
@@ -2192,15 +2192,15 @@
         <w:trPr/>
         <w:tc>
           <w:tcPr>
-            <w:tcW w:w="2465" w:type="dxa"/>
-            <w:tcBorders>
-              <w:left w:val="single" w:sz="2" w:space="0" w:color="000000"/>
-              <w:bottom w:val="single" w:sz="2" w:space="0" w:color="000000"/>
-            </w:tcBorders>
-          </w:tcPr>
-          <w:p>
-            <w:pPr>
-              <w:pStyle w:val="Style19"/>
+            <w:tcW w:w="2464" w:type="dxa"/>
+            <w:tcBorders>
+              <w:left w:val="single" w:sz="2" w:space="0" w:color="000000"/>
+              <w:bottom w:val="single" w:sz="2" w:space="0" w:color="000000"/>
+            </w:tcBorders>
+          </w:tcPr>
+          <w:p>
+            <w:pPr>
+              <w:pStyle w:val="user7"/>
               <w:rPr/>
             </w:pPr>
             <w:r>
@@ -2211,15 +2211,15 @@
         </w:tc>
         <w:tc>
           <w:tcPr>
-            <w:tcW w:w="3576" w:type="dxa"/>
-            <w:tcBorders>
-              <w:left w:val="single" w:sz="2" w:space="0" w:color="000000"/>
-              <w:bottom w:val="single" w:sz="2" w:space="0" w:color="000000"/>
-            </w:tcBorders>
-          </w:tcPr>
-          <w:p>
-            <w:pPr>
-              <w:pStyle w:val="Style19"/>
+            <w:tcW w:w="3577" w:type="dxa"/>
+            <w:tcBorders>
+              <w:left w:val="single" w:sz="2" w:space="0" w:color="000000"/>
+              <w:bottom w:val="single" w:sz="2" w:space="0" w:color="000000"/>
+            </w:tcBorders>
+          </w:tcPr>
+          <w:p>
+            <w:pPr>
+              <w:pStyle w:val="user7"/>
               <w:rPr/>
             </w:pPr>
             <w:r>
@@ -2239,7 +2239,7 @@
           </w:tcPr>
           <w:p>
             <w:pPr>
-              <w:pStyle w:val="Style19"/>
+              <w:pStyle w:val="user7"/>
               <w:rPr/>
             </w:pPr>
             <w:r>
@@ -2253,15 +2253,15 @@
         <w:trPr/>
         <w:tc>
           <w:tcPr>
-            <w:tcW w:w="2465" w:type="dxa"/>
-            <w:tcBorders>
-              <w:left w:val="single" w:sz="2" w:space="0" w:color="000000"/>
-              <w:bottom w:val="single" w:sz="2" w:space="0" w:color="000000"/>
-            </w:tcBorders>
-          </w:tcPr>
-          <w:p>
-            <w:pPr>
-              <w:pStyle w:val="Style19"/>
+            <w:tcW w:w="2464" w:type="dxa"/>
+            <w:tcBorders>
+              <w:left w:val="single" w:sz="2" w:space="0" w:color="000000"/>
+              <w:bottom w:val="single" w:sz="2" w:space="0" w:color="000000"/>
+            </w:tcBorders>
+          </w:tcPr>
+          <w:p>
+            <w:pPr>
+              <w:pStyle w:val="user7"/>
               <w:rPr/>
             </w:pPr>
             <w:r>
@@ -2272,15 +2272,15 @@
         </w:tc>
         <w:tc>
           <w:tcPr>
-            <w:tcW w:w="3576" w:type="dxa"/>
-            <w:tcBorders>
-              <w:left w:val="single" w:sz="2" w:space="0" w:color="000000"/>
-              <w:bottom w:val="single" w:sz="2" w:space="0" w:color="000000"/>
-            </w:tcBorders>
-          </w:tcPr>
-          <w:p>
-            <w:pPr>
-              <w:pStyle w:val="Style19"/>
+            <w:tcW w:w="3577" w:type="dxa"/>
+            <w:tcBorders>
+              <w:left w:val="single" w:sz="2" w:space="0" w:color="000000"/>
+              <w:bottom w:val="single" w:sz="2" w:space="0" w:color="000000"/>
+            </w:tcBorders>
+          </w:tcPr>
+          <w:p>
+            <w:pPr>
+              <w:pStyle w:val="user7"/>
               <w:rPr/>
             </w:pPr>
             <w:r>
@@ -2300,7 +2300,7 @@
           </w:tcPr>
           <w:p>
             <w:pPr>
-              <w:pStyle w:val="Style19"/>
+              <w:pStyle w:val="user7"/>
               <w:rPr/>
             </w:pPr>
             <w:r>
@@ -2314,15 +2314,15 @@
         <w:trPr/>
         <w:tc>
           <w:tcPr>
-            <w:tcW w:w="2465" w:type="dxa"/>
-            <w:tcBorders>
-              <w:left w:val="single" w:sz="2" w:space="0" w:color="000000"/>
-              <w:bottom w:val="single" w:sz="2" w:space="0" w:color="000000"/>
-            </w:tcBorders>
-          </w:tcPr>
-          <w:p>
-            <w:pPr>
-              <w:pStyle w:val="Style19"/>
+            <w:tcW w:w="2464" w:type="dxa"/>
+            <w:tcBorders>
+              <w:left w:val="single" w:sz="2" w:space="0" w:color="000000"/>
+              <w:bottom w:val="single" w:sz="2" w:space="0" w:color="000000"/>
+            </w:tcBorders>
+          </w:tcPr>
+          <w:p>
+            <w:pPr>
+              <w:pStyle w:val="user7"/>
               <w:rPr/>
             </w:pPr>
             <w:r>
@@ -2333,15 +2333,15 @@
         </w:tc>
         <w:tc>
           <w:tcPr>
-            <w:tcW w:w="3576" w:type="dxa"/>
-            <w:tcBorders>
-              <w:left w:val="single" w:sz="2" w:space="0" w:color="000000"/>
-              <w:bottom w:val="single" w:sz="2" w:space="0" w:color="000000"/>
-            </w:tcBorders>
-          </w:tcPr>
-          <w:p>
-            <w:pPr>
-              <w:pStyle w:val="Style19"/>
+            <w:tcW w:w="3577" w:type="dxa"/>
+            <w:tcBorders>
+              <w:left w:val="single" w:sz="2" w:space="0" w:color="000000"/>
+              <w:bottom w:val="single" w:sz="2" w:space="0" w:color="000000"/>
+            </w:tcBorders>
+          </w:tcPr>
+          <w:p>
+            <w:pPr>
+              <w:pStyle w:val="user7"/>
               <w:rPr/>
             </w:pPr>
             <w:r>
@@ -2361,7 +2361,7 @@
           </w:tcPr>
           <w:p>
             <w:pPr>
-              <w:pStyle w:val="Style19"/>
+              <w:pStyle w:val="user7"/>
               <w:rPr/>
             </w:pPr>
             <w:r>
@@ -2375,15 +2375,15 @@
         <w:trPr/>
         <w:tc>
           <w:tcPr>
-            <w:tcW w:w="2465" w:type="dxa"/>
-            <w:tcBorders>
-              <w:left w:val="single" w:sz="2" w:space="0" w:color="000000"/>
-              <w:bottom w:val="single" w:sz="2" w:space="0" w:color="000000"/>
-            </w:tcBorders>
-          </w:tcPr>
-          <w:p>
-            <w:pPr>
-              <w:pStyle w:val="Style19"/>
+            <w:tcW w:w="2464" w:type="dxa"/>
+            <w:tcBorders>
+              <w:left w:val="single" w:sz="2" w:space="0" w:color="000000"/>
+              <w:bottom w:val="single" w:sz="2" w:space="0" w:color="000000"/>
+            </w:tcBorders>
+          </w:tcPr>
+          <w:p>
+            <w:pPr>
+              <w:pStyle w:val="user7"/>
               <w:rPr/>
             </w:pPr>
             <w:r>
@@ -2394,15 +2394,15 @@
         </w:tc>
         <w:tc>
           <w:tcPr>
-            <w:tcW w:w="3576" w:type="dxa"/>
-            <w:tcBorders>
-              <w:left w:val="single" w:sz="2" w:space="0" w:color="000000"/>
-              <w:bottom w:val="single" w:sz="2" w:space="0" w:color="000000"/>
-            </w:tcBorders>
-          </w:tcPr>
-          <w:p>
-            <w:pPr>
-              <w:pStyle w:val="Style19"/>
+            <w:tcW w:w="3577" w:type="dxa"/>
+            <w:tcBorders>
+              <w:left w:val="single" w:sz="2" w:space="0" w:color="000000"/>
+              <w:bottom w:val="single" w:sz="2" w:space="0" w:color="000000"/>
+            </w:tcBorders>
+          </w:tcPr>
+          <w:p>
+            <w:pPr>
+              <w:pStyle w:val="user7"/>
               <w:rPr/>
             </w:pPr>
             <w:r>
@@ -2422,7 +2422,7 @@
           </w:tcPr>
           <w:p>
             <w:pPr>
-              <w:pStyle w:val="Style19"/>
+              <w:pStyle w:val="user7"/>
               <w:rPr/>
             </w:pPr>
             <w:r>
@@ -2436,15 +2436,15 @@
         <w:trPr/>
         <w:tc>
           <w:tcPr>
-            <w:tcW w:w="2465" w:type="dxa"/>
-            <w:tcBorders>
-              <w:left w:val="single" w:sz="2" w:space="0" w:color="000000"/>
-              <w:bottom w:val="single" w:sz="2" w:space="0" w:color="000000"/>
-            </w:tcBorders>
-          </w:tcPr>
-          <w:p>
-            <w:pPr>
-              <w:pStyle w:val="Style19"/>
+            <w:tcW w:w="2464" w:type="dxa"/>
+            <w:tcBorders>
+              <w:left w:val="single" w:sz="2" w:space="0" w:color="000000"/>
+              <w:bottom w:val="single" w:sz="2" w:space="0" w:color="000000"/>
+            </w:tcBorders>
+          </w:tcPr>
+          <w:p>
+            <w:pPr>
+              <w:pStyle w:val="user7"/>
               <w:rPr/>
             </w:pPr>
             <w:r>
@@ -2455,15 +2455,15 @@
         </w:tc>
         <w:tc>
           <w:tcPr>
-            <w:tcW w:w="3576" w:type="dxa"/>
-            <w:tcBorders>
-              <w:left w:val="single" w:sz="2" w:space="0" w:color="000000"/>
-              <w:bottom w:val="single" w:sz="2" w:space="0" w:color="000000"/>
-            </w:tcBorders>
-          </w:tcPr>
-          <w:p>
-            <w:pPr>
-              <w:pStyle w:val="Style19"/>
+            <w:tcW w:w="3577" w:type="dxa"/>
+            <w:tcBorders>
+              <w:left w:val="single" w:sz="2" w:space="0" w:color="000000"/>
+              <w:bottom w:val="single" w:sz="2" w:space="0" w:color="000000"/>
+            </w:tcBorders>
+          </w:tcPr>
+          <w:p>
+            <w:pPr>
+              <w:pStyle w:val="user7"/>
               <w:rPr/>
             </w:pPr>
             <w:r>
@@ -2483,7 +2483,7 @@
           </w:tcPr>
           <w:p>
             <w:pPr>
-              <w:pStyle w:val="Style19"/>
+              <w:pStyle w:val="user7"/>
               <w:rPr/>
             </w:pPr>
             <w:r>
@@ -2497,15 +2497,15 @@
         <w:trPr/>
         <w:tc>
           <w:tcPr>
-            <w:tcW w:w="2465" w:type="dxa"/>
-            <w:tcBorders>
-              <w:left w:val="single" w:sz="2" w:space="0" w:color="000000"/>
-              <w:bottom w:val="single" w:sz="2" w:space="0" w:color="000000"/>
-            </w:tcBorders>
-          </w:tcPr>
-          <w:p>
-            <w:pPr>
-              <w:pStyle w:val="Style19"/>
+            <w:tcW w:w="2464" w:type="dxa"/>
+            <w:tcBorders>
+              <w:left w:val="single" w:sz="2" w:space="0" w:color="000000"/>
+              <w:bottom w:val="single" w:sz="2" w:space="0" w:color="000000"/>
+            </w:tcBorders>
+          </w:tcPr>
+          <w:p>
+            <w:pPr>
+              <w:pStyle w:val="user7"/>
               <w:rPr/>
             </w:pPr>
             <w:r>
@@ -2516,15 +2516,15 @@
         </w:tc>
         <w:tc>
           <w:tcPr>
-            <w:tcW w:w="3576" w:type="dxa"/>
-            <w:tcBorders>
-              <w:left w:val="single" w:sz="2" w:space="0" w:color="000000"/>
-              <w:bottom w:val="single" w:sz="2" w:space="0" w:color="000000"/>
-            </w:tcBorders>
-          </w:tcPr>
-          <w:p>
-            <w:pPr>
-              <w:pStyle w:val="Style19"/>
+            <w:tcW w:w="3577" w:type="dxa"/>
+            <w:tcBorders>
+              <w:left w:val="single" w:sz="2" w:space="0" w:color="000000"/>
+              <w:bottom w:val="single" w:sz="2" w:space="0" w:color="000000"/>
+            </w:tcBorders>
+          </w:tcPr>
+          <w:p>
+            <w:pPr>
+              <w:pStyle w:val="user7"/>
               <w:rPr/>
             </w:pPr>
             <w:r>
@@ -2544,7 +2544,7 @@
           </w:tcPr>
           <w:p>
             <w:pPr>
-              <w:pStyle w:val="Style19"/>
+              <w:pStyle w:val="user7"/>
               <w:rPr/>
             </w:pPr>
             <w:r>
@@ -3451,7 +3451,7 @@
   </w:style>
   <w:style w:type="paragraph" w:styleId="Heading4">
     <w:name w:val="heading 4"/>
-    <w:basedOn w:val="user3"/>
+    <w:basedOn w:val="Style15"/>
     <w:next w:val="BodyText"/>
     <w:qFormat/>
     <w:pPr>
@@ -3520,13 +3520,13 @@
       <w:lang w:eastAsia="zh-CN" w:bidi="hi-IN"/>
     </w:rPr>
   </w:style>
+  <w:style w:type="character" w:styleId="user" w:customStyle="1">
+    <w:name w:val="Символ нумерации (user)"/>
+    <w:qFormat/>
+    <w:rPr/>
+  </w:style>
   <w:style w:type="character" w:styleId="Style12" w:customStyle="1">
-    <w:name w:val="Символ нумерации"/>
-    <w:qFormat/>
-    <w:rPr/>
-  </w:style>
-  <w:style w:type="character" w:styleId="user" w:customStyle="1">
-    <w:name w:val="Маркеры (user)"/>
+    <w:name w:val="Маркеры"/>
     <w:qFormat/>
     <w:rPr>
       <w:rFonts w:ascii="OpenSymbol" w:hAnsi="OpenSymbol" w:eastAsia="OpenSymbol" w:cs="OpenSymbol"/>
@@ -3540,15 +3540,15 @@
       <w:bCs/>
     </w:rPr>
   </w:style>
-  <w:style w:type="character" w:styleId="Style13" w:customStyle="1">
-    <w:name w:val="Маркеры"/>
+  <w:style w:type="character" w:styleId="user1" w:customStyle="1">
+    <w:name w:val="Маркеры (user)"/>
     <w:qFormat/>
     <w:rPr>
       <w:rFonts w:ascii="OpenSymbol" w:hAnsi="OpenSymbol" w:eastAsia="OpenSymbol" w:cs="OpenSymbol"/>
     </w:rPr>
   </w:style>
-  <w:style w:type="character" w:styleId="user1" w:customStyle="1">
-    <w:name w:val="Символ нумерации (user)"/>
+  <w:style w:type="character" w:styleId="Style13" w:customStyle="1">
+    <w:name w:val="Символ нумерации"/>
     <w:qFormat/>
     <w:rPr/>
   </w:style>
@@ -3566,8 +3566,8 @@
       <w:u w:val="single"/>
     </w:rPr>
   </w:style>
-  <w:style w:type="character" w:styleId="user2">
-    <w:name w:val="Исходный текст (user)"/>
+  <w:style w:type="character" w:styleId="Style14">
+    <w:name w:val="Исходный текст"/>
     <w:qFormat/>
     <w:rPr>
       <w:rFonts w:ascii="Liberation Mono" w:hAnsi="Liberation Mono" w:eastAsia="Liberation Mono" w:cs="Liberation Mono"/>
@@ -3581,7 +3581,7 @@
       <w:iCs/>
     </w:rPr>
   </w:style>
-  <w:style w:type="paragraph" w:styleId="Style14">
+  <w:style w:type="paragraph" w:styleId="Style15" w:customStyle="1">
     <w:name w:val="Заголовок"/>
     <w:basedOn w:val="Normal"/>
     <w:next w:val="BodyText"/>
@@ -3637,7 +3637,7 @@
       <w:iCs/>
     </w:rPr>
   </w:style>
-  <w:style w:type="paragraph" w:styleId="Style15">
+  <w:style w:type="paragraph" w:styleId="Style16" w:customStyle="1">
     <w:name w:val="Указатель"/>
     <w:basedOn w:val="Normal"/>
     <w:qFormat/>
@@ -3663,7 +3663,7 @@
       <w:szCs w:val="28"/>
     </w:rPr>
   </w:style>
-  <w:style w:type="paragraph" w:styleId="user3" w:customStyle="1">
+  <w:style w:type="paragraph" w:styleId="user2">
     <w:name w:val="Заголовок (user)"/>
     <w:basedOn w:val="Normal"/>
     <w:next w:val="BodyText"/>
@@ -3678,7 +3678,7 @@
       <w:szCs w:val="28"/>
     </w:rPr>
   </w:style>
-  <w:style w:type="paragraph" w:styleId="user4" w:customStyle="1">
+  <w:style w:type="paragraph" w:styleId="user3">
     <w:name w:val="Указатель (user)"/>
     <w:basedOn w:val="Normal"/>
     <w:qFormat/>
@@ -3751,8 +3751,8 @@
       <w:szCs w:val="14"/>
     </w:rPr>
   </w:style>
-  <w:style w:type="paragraph" w:styleId="Style16" w:customStyle="1">
-    <w:name w:val="Рисунок"/>
+  <w:style w:type="paragraph" w:styleId="user4" w:customStyle="1">
+    <w:name w:val="Рисунок (user)"/>
     <w:basedOn w:val="Caption"/>
     <w:qFormat/>
     <w:pPr>
@@ -3766,15 +3766,15 @@
       <w:sz w:val="28"/>
     </w:rPr>
   </w:style>
-  <w:style w:type="paragraph" w:styleId="user5" w:customStyle="1">
-    <w:name w:val="Содержимое врезки (user)"/>
+  <w:style w:type="paragraph" w:styleId="Style17" w:customStyle="1">
+    <w:name w:val="Содержимое врезки"/>
     <w:basedOn w:val="Normal"/>
     <w:qFormat/>
     <w:pPr/>
     <w:rPr/>
   </w:style>
-  <w:style w:type="paragraph" w:styleId="user6" w:customStyle="1">
-    <w:name w:val="Рисунок (user)"/>
+  <w:style w:type="paragraph" w:styleId="Style18" w:customStyle="1">
+    <w:name w:val="Рисунок"/>
     <w:basedOn w:val="Caption"/>
     <w:qFormat/>
     <w:pPr>
@@ -3787,15 +3787,15 @@
       <w:sz w:val="28"/>
     </w:rPr>
   </w:style>
-  <w:style w:type="paragraph" w:styleId="Style17" w:customStyle="1">
-    <w:name w:val="Содержимое врезки"/>
+  <w:style w:type="paragraph" w:styleId="user5" w:customStyle="1">
+    <w:name w:val="Содержимое врезки (user)"/>
     <w:basedOn w:val="Normal"/>
     <w:qFormat/>
     <w:pPr/>
     <w:rPr/>
   </w:style>
-  <w:style w:type="paragraph" w:styleId="Style18" w:customStyle="1">
-    <w:name w:val="Таблица"/>
+  <w:style w:type="paragraph" w:styleId="user6" w:customStyle="1">
+    <w:name w:val="Таблица (user)"/>
     <w:basedOn w:val="Caption"/>
     <w:qFormat/>
     <w:pPr>
@@ -3805,8 +3805,8 @@
       <w:rFonts w:ascii="Times New Roman" w:hAnsi="Times New Roman"/>
     </w:rPr>
   </w:style>
-  <w:style w:type="paragraph" w:styleId="Style19" w:customStyle="1">
-    <w:name w:val="Содержимое таблицы"/>
+  <w:style w:type="paragraph" w:styleId="user7" w:customStyle="1">
+    <w:name w:val="Содержимое таблицы (user)"/>
     <w:basedOn w:val="Normal"/>
     <w:qFormat/>
     <w:pPr>
@@ -3816,9 +3816,9 @@
       <w:rFonts w:ascii="Times New Roman" w:hAnsi="Times New Roman"/>
     </w:rPr>
   </w:style>
-  <w:style w:type="paragraph" w:styleId="Style20" w:customStyle="1">
-    <w:name w:val="Заголовок таблицы"/>
-    <w:basedOn w:val="Style19"/>
+  <w:style w:type="paragraph" w:styleId="user8" w:customStyle="1">
+    <w:name w:val="Заголовок таблицы (user)"/>
+    <w:basedOn w:val="user7"/>
     <w:qFormat/>
     <w:pPr>
       <w:jc w:val="center"/>
@@ -3828,8 +3828,8 @@
       <w:bCs/>
     </w:rPr>
   </w:style>
-  <w:style w:type="paragraph" w:styleId="user7" w:customStyle="1">
-    <w:name w:val="Содержимое таблицы (user)"/>
+  <w:style w:type="paragraph" w:styleId="Style19" w:customStyle="1">
+    <w:name w:val="Содержимое таблицы"/>
     <w:basedOn w:val="Normal"/>
     <w:qFormat/>
     <w:pPr>
@@ -3839,9 +3839,9 @@
       <w:rFonts w:ascii="Times New Roman" w:hAnsi="Times New Roman"/>
     </w:rPr>
   </w:style>
-  <w:style w:type="paragraph" w:styleId="user8" w:customStyle="1">
-    <w:name w:val="Заголовок таблицы (user)"/>
-    <w:basedOn w:val="user7"/>
+  <w:style w:type="paragraph" w:styleId="Style20" w:customStyle="1">
+    <w:name w:val="Заголовок таблицы"/>
+    <w:basedOn w:val="Style19"/>
     <w:qFormat/>
     <w:pPr>
       <w:jc w:val="center"/>
@@ -3851,8 +3851,8 @@
       <w:bCs/>
     </w:rPr>
   </w:style>
-  <w:style w:type="paragraph" w:styleId="user9" w:customStyle="1">
-    <w:name w:val="Таблица (user)"/>
+  <w:style w:type="paragraph" w:styleId="Style21" w:customStyle="1">
+    <w:name w:val="Таблица"/>
     <w:basedOn w:val="Caption"/>
     <w:qFormat/>
     <w:pPr>
@@ -3879,10 +3879,10 @@
       <w:szCs w:val="36"/>
     </w:rPr>
   </w:style>
-  <w:style w:type="paragraph" w:styleId="Style21" w:customStyle="1">
+  <w:style w:type="paragraph" w:styleId="Style22" w:customStyle="1">
     <w:name w:val="Фотография"/>
     <w:basedOn w:val="Normal"/>
-    <w:next w:val="Style26"/>
+    <w:next w:val="Style28"/>
     <w:qFormat/>
     <w:pPr>
       <w:keepNext w:val="true"/>
@@ -3894,7 +3894,7 @@
       <w:sz w:val="28"/>
     </w:rPr>
   </w:style>
-  <w:style w:type="paragraph" w:styleId="Style22" w:customStyle="1">
+  <w:style w:type="paragraph" w:styleId="Style23" w:customStyle="1">
     <w:name w:val="Табличный текст"/>
     <w:basedOn w:val="Normal"/>
     <w:qFormat/>
@@ -3904,7 +3904,7 @@
       <w:sz w:val="28"/>
     </w:rPr>
   </w:style>
-  <w:style w:type="paragraph" w:styleId="Style23" w:customStyle="1">
+  <w:style w:type="paragraph" w:styleId="Style24" w:customStyle="1">
     <w:name w:val="Загаловок_задание"/>
     <w:basedOn w:val="BodyText"/>
     <w:next w:val="BodyText"/>
@@ -3917,7 +3917,7 @@
       <w:b/>
     </w:rPr>
   </w:style>
-  <w:style w:type="paragraph" w:styleId="Style24" w:customStyle="1">
+  <w:style w:type="paragraph" w:styleId="Style25" w:customStyle="1">
     <w:name w:val="Листинг"/>
     <w:basedOn w:val="Caption"/>
     <w:qFormat/>
@@ -3929,9 +3929,9 @@
       <w:sz w:val="28"/>
     </w:rPr>
   </w:style>
-  <w:style w:type="paragraph" w:styleId="Style25" w:customStyle="1">
+  <w:style w:type="paragraph" w:styleId="Style26" w:customStyle="1">
     <w:name w:val="Текст листинга"/>
-    <w:basedOn w:val="Style19"/>
+    <w:basedOn w:val="user7"/>
     <w:qFormat/>
     <w:pPr/>
     <w:rPr>
@@ -3939,16 +3939,16 @@
       <w:sz w:val="20"/>
     </w:rPr>
   </w:style>
-  <w:style w:type="paragraph" w:styleId="user10" w:customStyle="1">
-    <w:name w:val="Фигура (user)"/>
+  <w:style w:type="paragraph" w:styleId="Style27" w:customStyle="1">
+    <w:name w:val="Фигура"/>
     <w:basedOn w:val="Caption"/>
     <w:qFormat/>
     <w:pPr/>
     <w:rPr/>
   </w:style>
-  <w:style w:type="paragraph" w:styleId="Style26" w:customStyle="1">
+  <w:style w:type="paragraph" w:styleId="Style28" w:customStyle="1">
     <w:name w:val="Название фотографии"/>
-    <w:basedOn w:val="Style21"/>
+    <w:basedOn w:val="Style22"/>
     <w:next w:val="BodyText"/>
     <w:qFormat/>
     <w:pPr>
@@ -3956,8 +3956,8 @@
     </w:pPr>
     <w:rPr/>
   </w:style>
-  <w:style w:type="paragraph" w:styleId="Style27">
-    <w:name w:val="Текст в заданном формате"/>
+  <w:style w:type="paragraph" w:styleId="user9">
+    <w:name w:val="Текст в заданном формате (user)"/>
     <w:basedOn w:val="Normal"/>
     <w:qFormat/>
     <w:pPr>
@@ -3969,15 +3969,15 @@
       <w:szCs w:val="20"/>
     </w:rPr>
   </w:style>
-  <w:style w:type="numbering" w:styleId="user11" w:customStyle="1">
-    <w:name w:val="Без списка (user)"/>
+  <w:style w:type="numbering" w:styleId="Style29" w:customStyle="1">
+    <w:name w:val="Без списка"/>
     <w:uiPriority w:val="99"/>
     <w:semiHidden/>
     <w:unhideWhenUsed/>
     <w:qFormat/>
   </w:style>
-  <w:style w:type="numbering" w:styleId="Style28" w:customStyle="1">
-    <w:name w:val="Без списка"/>
+  <w:style w:type="numbering" w:styleId="user10" w:customStyle="1">
+    <w:name w:val="Без списка (user)"/>
     <w:uiPriority w:val="99"/>
     <w:semiHidden/>
     <w:unhideWhenUsed/>
